--- a/docs/rapport_songtaaba.docx
+++ b/docs/rapport_songtaaba.docx
@@ -157,16 +157,24 @@
       </w:pPr>
       <w:r>
         <w:rPr>
+          <w:b/>
           <w:sz w:val="26"/>
           <w:lang w:val="fr-FR"/>
         </w:rPr>
-        <w:t xml:space="preserve">Réalisé par : </w:t>
+        <w:t>Réalisé par</w:t>
       </w:r>
       <w:r>
         <w:rPr>
           <w:sz w:val="26"/>
           <w:lang w:val="fr-FR"/>
         </w:rPr>
+        <w:t xml:space="preserve"> : </w:t>
+      </w:r>
+      <w:r>
+        <w:rPr>
+          <w:sz w:val="26"/>
+          <w:lang w:val="fr-FR"/>
+        </w:rPr>
         <w:t>KIMA Ghislain</w:t>
       </w:r>
     </w:p>
@@ -179,16 +187,24 @@
       </w:pPr>
       <w:r>
         <w:rPr>
+          <w:b/>
           <w:sz w:val="26"/>
           <w:lang w:val="fr-FR"/>
         </w:rPr>
-        <w:t xml:space="preserve">Filière : </w:t>
+        <w:t>Filière :</w:t>
       </w:r>
       <w:r>
         <w:rPr>
           <w:sz w:val="26"/>
           <w:lang w:val="fr-FR"/>
         </w:rPr>
+        <w:t xml:space="preserve"> </w:t>
+      </w:r>
+      <w:r>
+        <w:rPr>
+          <w:sz w:val="26"/>
+          <w:lang w:val="fr-FR"/>
+        </w:rPr>
         <w:t>Génie Logiciel / Développeur pure</w:t>
       </w:r>
     </w:p>
@@ -201,16 +217,24 @@
       </w:pPr>
       <w:r>
         <w:rPr>
+          <w:b/>
           <w:sz w:val="26"/>
           <w:lang w:val="fr-FR"/>
         </w:rPr>
-        <w:t>Encadré par :</w:t>
+        <w:t xml:space="preserve">Encadré par </w:t>
       </w:r>
       <w:r>
         <w:rPr>
           <w:sz w:val="26"/>
           <w:lang w:val="fr-FR"/>
         </w:rPr>
+        <w:t>:</w:t>
+      </w:r>
+      <w:r>
+        <w:rPr>
+          <w:sz w:val="26"/>
+          <w:lang w:val="fr-FR"/>
+        </w:rPr>
         <w:t xml:space="preserve"> Professeur Christian OUEDRAOGO</w:t>
       </w:r>
     </w:p>
@@ -223,16 +247,24 @@
       </w:pPr>
       <w:r>
         <w:rPr>
+          <w:b/>
           <w:sz w:val="26"/>
           <w:lang w:val="fr-FR"/>
         </w:rPr>
-        <w:t>Établissement :</w:t>
+        <w:t xml:space="preserve">Établissement </w:t>
       </w:r>
       <w:r>
         <w:rPr>
           <w:sz w:val="26"/>
           <w:lang w:val="fr-FR"/>
         </w:rPr>
+        <w:t>:</w:t>
+      </w:r>
+      <w:r>
+        <w:rPr>
+          <w:sz w:val="26"/>
+          <w:lang w:val="fr-FR"/>
+        </w:rPr>
         <w:t xml:space="preserve"> Université Virtuelle du Burkina Faso</w:t>
       </w:r>
     </w:p>
@@ -245,17 +277,18 @@
       </w:pPr>
       <w:r>
         <w:rPr>
+          <w:b/>
           <w:sz w:val="26"/>
           <w:lang w:val="fr-FR"/>
         </w:rPr>
-        <w:t xml:space="preserve">Année </w:t>
+        <w:t>Année académique</w:t>
       </w:r>
       <w:r>
         <w:rPr>
           <w:sz w:val="26"/>
           <w:lang w:val="fr-FR"/>
         </w:rPr>
-        <w:t>académique : 2025 – 2026</w:t>
+        <w:t xml:space="preserve"> : 2025 – 2026</w:t>
       </w:r>
     </w:p>
     <w:p>
@@ -335,13 +368,7 @@
         <w:rPr>
           <w:lang w:val="fr-FR"/>
         </w:rPr>
-        <w:t>, est une plateforme numérique destinée à faciliter l'accès des étudiants aux opportunités de bourses d'études et de stages. Face à la dispersion des informations sur l</w:t>
-      </w:r>
-      <w:r>
-        <w:rPr>
-          <w:lang w:val="fr-FR"/>
-        </w:rPr>
-        <w:t>es bourses disponibles et la difficulté des étudiants à identifier les opportunités adaptées à leur profil</w:t>
+        <w:t>, est une plateforme numérique destinée à faciliter l'accès des étudiants aux opportunités de bourses d'études et de stages. Face à la dispersion des informations sur les bourses disponibles et la difficulté des étudiants à identifier les opportunités adaptées à leur profil</w:t>
       </w:r>
       <w:r>
         <w:rPr>
@@ -367,13 +394,7 @@
         <w:rPr>
           <w:lang w:val="fr-FR"/>
         </w:rPr>
-        <w:t xml:space="preserve"> automatique de données, gestion intelligente des opportunités et interface mobile intu</w:t>
-      </w:r>
-      <w:r>
-        <w:rPr>
-          <w:lang w:val="fr-FR"/>
-        </w:rPr>
-        <w:t>itive.</w:t>
+        <w:t xml:space="preserve"> automatique de données, gestion intelligente des opportunités et interface mobile intuitive.</w:t>
       </w:r>
     </w:p>
     <w:p>
@@ -430,13 +451,7 @@
         <w:rPr>
           <w:lang w:val="fr-FR"/>
         </w:rPr>
-        <w:t xml:space="preserve"> automatique,</w:t>
-      </w:r>
-      <w:r>
-        <w:rPr>
-          <w:lang w:val="fr-FR"/>
-        </w:rPr>
-        <w:t xml:space="preserve"> réalisé avec </w:t>
+        <w:t xml:space="preserve"> automatique, réalisé avec </w:t>
       </w:r>
       <w:r>
         <w:rPr>
@@ -464,13 +479,7 @@
         <w:rPr>
           <w:lang w:val="fr-FR"/>
         </w:rPr>
-        <w:t>Ce rapport présente l'ensemble du processus de développement : analyse des besoins, conception, implémentation, test</w:t>
-      </w:r>
-      <w:r>
-        <w:rPr>
-          <w:lang w:val="fr-FR"/>
-        </w:rPr>
-        <w:t>s et perspectives d'évolution.</w:t>
+        <w:t>Ce rapport présente l'ensemble du processus de développement : analyse des besoins, conception, implémentation, tests et perspectives d'évolution.</w:t>
       </w:r>
     </w:p>
     <w:p>
@@ -533,13 +542,7 @@
         <w:rPr>
           <w:lang w:val="fr-FR"/>
         </w:rPr>
-        <w:t>Le Burkina Faso, comme de nombreux pays d'Afrique subsaharienne, connaît une croissance significative du nombre d'étudiants cherchant à poursuivre leurs études supérieures, que ce soit</w:t>
-      </w:r>
-      <w:r>
-        <w:rPr>
-          <w:lang w:val="fr-FR"/>
-        </w:rPr>
-        <w:t xml:space="preserve"> sur le plan national ou à l'international. Cependant, l'accès aux opportunités de financement</w:t>
+        <w:t>Le Burkina Faso, comme de nombreux pays d'Afrique subsaharienne, connaît une croissance significative du nombre d'étudiants cherchant à poursuivre leurs études supérieures, que ce soit sur le plan national ou à l'international. Cependant, l'accès aux opportunités de financement</w:t>
       </w:r>
       <w:r>
         <w:rPr>
@@ -578,19 +581,7 @@
         <w:rPr>
           <w:lang w:val="fr-FR"/>
         </w:rPr>
-        <w:t>Les informations relatives aux bo</w:t>
-      </w:r>
-      <w:r>
-        <w:rPr>
-          <w:lang w:val="fr-FR"/>
-        </w:rPr>
-        <w:t>urses sont fragmentées sur de nombreux sites web : ambassades, organisations internationales, ministères, universités étrangères, fondations privées. Cette dispersion oblige les étudiants à consacrer un temps considérable à la recherche manuelle d'informat</w:t>
-      </w:r>
-      <w:r>
-        <w:rPr>
-          <w:lang w:val="fr-FR"/>
-        </w:rPr>
-        <w:t>ions, avec le risque de manquer des opportunités importantes faute d'une veille systématique.</w:t>
+        <w:t>Les informations relatives aux bourses sont fragmentées sur de nombreux sites web : ambassades, organisations internationales, ministères, universités étrangères, fondations privées. Cette dispersion oblige les étudiants à consacrer un temps considérable à la recherche manuelle d'informations, avec le risque de manquer des opportunités importantes faute d'une veille systématique.</w:t>
       </w:r>
     </w:p>
     <w:p>
@@ -619,13 +610,7 @@
         <w:rPr>
           <w:lang w:val="fr-FR"/>
         </w:rPr>
-        <w:t xml:space="preserve"> : une plateforme intelligente qui automatise la collecte des offres de bourses et de stages, les </w:t>
-      </w:r>
-      <w:r>
-        <w:rPr>
-          <w:lang w:val="fr-FR"/>
-        </w:rPr>
-        <w:t>centralise et les présente de manière claire et accessible à tous les étudiants, quel que soit leur niveau académique ou leur domaine d'études.</w:t>
+        <w:t xml:space="preserve"> : une plateforme intelligente qui automatise la collecte des offres de bourses et de stages, les centralise et les présente de manière claire et accessible à tous les étudiants, quel que soit leur niveau académique ou leur domaine d'études.</w:t>
       </w:r>
     </w:p>
     <w:p>
@@ -695,13 +680,7 @@
         <w:rPr>
           <w:lang w:val="fr-FR"/>
         </w:rPr>
-        <w:t xml:space="preserve"> :</w:t>
-      </w:r>
-      <w:r>
-        <w:rPr>
-          <w:lang w:val="fr-FR"/>
-        </w:rPr>
-        <w:t xml:space="preserve"> rassembler en un seul endroit toutes les offres de bourses et de stages disponibles pour les étudiants africains.</w:t>
+        <w:t xml:space="preserve"> : rassembler en un seul endroit toutes les offres de bourses et de stages disponibles pour les étudiants africains.</w:t>
       </w:r>
     </w:p>
     <w:p>
@@ -739,13 +718,7 @@
         <w:rPr>
           <w:lang w:val="fr-FR"/>
         </w:rPr>
-        <w:t xml:space="preserve"> automatique pour extraire les informations depuis les sites institutionnels </w:t>
-      </w:r>
-      <w:r>
-        <w:rPr>
-          <w:lang w:val="fr-FR"/>
-        </w:rPr>
-        <w:t>et les maintenir à jour.</w:t>
+        <w:t xml:space="preserve"> automatique pour extraire les informations depuis les sites institutionnels et les maintenir à jour.</w:t>
       </w:r>
     </w:p>
     <w:p>
@@ -793,13 +766,7 @@
         <w:rPr>
           <w:lang w:val="fr-FR"/>
         </w:rPr>
-        <w:t xml:space="preserve"> :</w:t>
-      </w:r>
-      <w:r>
-        <w:rPr>
-          <w:lang w:val="fr-FR"/>
-        </w:rPr>
-        <w:t xml:space="preserve"> permettre à chaque étudiant de suivre les bourses qui l'intéressent, de gérer le statut de ses candidatures et de recevoir des alertes sur les nouvelles opportunités.</w:t>
+        <w:t xml:space="preserve"> : permettre à chaque étudiant de suivre les bourses qui l'intéressent, de gérer le statut de ses candidatures et de recevoir des alertes sur les nouvelles opportunités.</w:t>
       </w:r>
     </w:p>
     <w:p>
@@ -823,13 +790,7 @@
         <w:rPr>
           <w:lang w:val="fr-FR"/>
         </w:rPr>
-        <w:t xml:space="preserve"> : en facilitant l'accès à l'information et en</w:t>
-      </w:r>
-      <w:r>
-        <w:rPr>
-          <w:lang w:val="fr-FR"/>
-        </w:rPr>
-        <w:t xml:space="preserve"> aidant à la préparation des dossiers de candidature.</w:t>
+        <w:t xml:space="preserve"> : en facilitant l'accès à l'information et en aidant à la préparation des dossiers de candidature.</w:t>
       </w:r>
     </w:p>
     <w:p>
@@ -1458,19 +1419,7 @@
         <w:rPr>
           <w:lang w:val="fr-FR"/>
         </w:rPr>
-        <w:t>L</w:t>
-      </w:r>
-      <w:r>
-        <w:rPr>
-          <w:lang w:val="fr-FR"/>
-        </w:rPr>
-        <w:t>es données</w:t>
-      </w:r>
-      <w:r>
-        <w:rPr>
-          <w:lang w:val="fr-FR"/>
-        </w:rPr>
-        <w:t xml:space="preserve"> traitées par </w:t>
+        <w:t xml:space="preserve">Les données traitées par </w:t>
       </w:r>
       <w:proofErr w:type="spellStart"/>
       <w:r>
@@ -1498,6 +1447,7 @@
       </w:pPr>
       <w:r>
         <w:rPr>
+          <w:b/>
           <w:lang w:val="fr-FR"/>
         </w:rPr>
         <w:t>Sources primaires (</w:t>
@@ -1505,6 +1455,7 @@
       <w:proofErr w:type="spellStart"/>
       <w:r>
         <w:rPr>
+          <w:b/>
           <w:lang w:val="fr-FR"/>
         </w:rPr>
         <w:t>scraping</w:t>
@@ -1512,15 +1463,16 @@
       <w:proofErr w:type="spellEnd"/>
       <w:r>
         <w:rPr>
-          <w:lang w:val="fr-FR"/>
-        </w:rPr>
-        <w:t xml:space="preserve">) : sites web d'ambassades, d'organisations internationales (Union Africaine, Union Européenne, Agence Française de Développement), de ministères et d'universités </w:t>
-      </w:r>
-      <w:r>
-        <w:rPr>
-          <w:lang w:val="fr-FR"/>
-        </w:rPr>
-        <w:t>étrangères proposant des bourses pour étudiants africains.</w:t>
+          <w:b/>
+          <w:lang w:val="fr-FR"/>
+        </w:rPr>
+        <w:t xml:space="preserve">) </w:t>
+      </w:r>
+      <w:r>
+        <w:rPr>
+          <w:lang w:val="fr-FR"/>
+        </w:rPr>
+        <w:t>: sites web d'ambassades, d'organisations internationales (Union Africaine, Union Européenne, Agence Française de Développement), de ministères et d'universités étrangères proposant des bourses pour étudiants africains.</w:t>
       </w:r>
     </w:p>
     <w:p>
@@ -1534,9 +1486,16 @@
       </w:pPr>
       <w:r>
         <w:rPr>
-          <w:lang w:val="fr-FR"/>
-        </w:rPr>
-        <w:t>Sources secondaires : saisie manuelle par les administrateurs de la plateforme pour les opportunités non disponibles en ligne ou nécessitant une vérification préalable.</w:t>
+          <w:b/>
+          <w:lang w:val="fr-FR"/>
+        </w:rPr>
+        <w:t>Sources secondaires</w:t>
+      </w:r>
+      <w:r>
+        <w:rPr>
+          <w:lang w:val="fr-FR"/>
+        </w:rPr>
+        <w:t xml:space="preserve"> : saisie manuelle par les administrateurs de la plateforme pour les opportunités non disponibles en ligne ou nécessitant une vérification préalable.</w:t>
       </w:r>
     </w:p>
     <w:p>
@@ -1573,15 +1532,7 @@
           <w:sz w:val="28"/>
           <w:lang w:val="fr-FR"/>
         </w:rPr>
-        <w:t>2.2 Analyse des utilisateurs cibles et de leurs besoi</w:t>
-      </w:r>
-      <w:r>
-        <w:rPr>
-          <w:color w:val="2E74B5"/>
-          <w:sz w:val="28"/>
-          <w:lang w:val="fr-FR"/>
-        </w:rPr>
-        <w:t>ns</w:t>
+        <w:t>2.2 Analyse des utilisateurs cibles et de leurs besoins</w:t>
       </w:r>
     </w:p>
     <w:p>
@@ -1597,13 +1548,7 @@
         <w:rPr>
           <w:lang w:val="fr-FR"/>
         </w:rPr>
-        <w:t>S</w:t>
-      </w:r>
-      <w:r>
-        <w:rPr>
-          <w:lang w:val="fr-FR"/>
-        </w:rPr>
-        <w:t>ongTaaba</w:t>
+        <w:t>SongTaaba</w:t>
       </w:r>
       <w:proofErr w:type="spellEnd"/>
       <w:r>
@@ -1794,14 +1739,7 @@
                 <w:sz w:val="22"/>
                 <w:lang w:val="fr-FR"/>
               </w:rPr>
-              <w:t xml:space="preserve">Bourses internationales, programmes </w:t>
-            </w:r>
-            <w:r>
-              <w:rPr>
-                <w:sz w:val="22"/>
-                <w:lang w:val="fr-FR"/>
-              </w:rPr>
-              <w:t>d'excellence, thèses</w:t>
+              <w:t>Bourses internationales, programmes d'excellence, thèses</w:t>
             </w:r>
           </w:p>
         </w:tc>
@@ -1991,13 +1929,7 @@
         <w:rPr>
           <w:lang w:val="fr-FR"/>
         </w:rPr>
-        <w:t xml:space="preserve">Plusieurs solutions existent pour aider les étudiants à trouver </w:t>
-      </w:r>
-      <w:r>
-        <w:rPr>
-          <w:lang w:val="fr-FR"/>
-        </w:rPr>
-        <w:t>des bourses, mais aucune ne répond pleinement aux besoins spécifiques des étudiants burkinabè et africains :</w:t>
+        <w:t>Plusieurs solutions existent pour aider les étudiants à trouver des bourses, mais aucune ne répond pleinement aux besoins spécifiques des étudiants burkinabè et africains :</w:t>
       </w:r>
     </w:p>
     <w:tbl>
@@ -2453,15 +2385,7 @@
           <w:u w:val="single"/>
           <w:lang w:val="fr-FR"/>
         </w:rPr>
-        <w:t xml:space="preserve">Suppression des </w:t>
-      </w:r>
-      <w:r>
-        <w:rPr>
-          <w:b/>
-          <w:u w:val="single"/>
-          <w:lang w:val="fr-FR"/>
-        </w:rPr>
-        <w:t>espaces superflus</w:t>
+        <w:t>Suppression des espaces superflus</w:t>
       </w:r>
       <w:r>
         <w:rPr>
@@ -2595,13 +2519,7 @@
         <w:rPr>
           <w:lang w:val="fr-FR"/>
         </w:rPr>
-        <w:t xml:space="preserve"> : les champs non obligatoires (montant, deadline, description) sont acceptés comme v</w:t>
-      </w:r>
-      <w:r>
-        <w:rPr>
-          <w:lang w:val="fr-FR"/>
-        </w:rPr>
-        <w:t>aleurs nulles sans bloquer l'insertion.</w:t>
+        <w:t xml:space="preserve"> : les champs non obligatoires (montant, deadline, description) sont acceptés comme valeurs nulles sans bloquer l'insertion.</w:t>
       </w:r>
     </w:p>
     <w:p>
@@ -2682,13 +2600,7 @@
         <w:rPr>
           <w:lang w:val="fr-FR"/>
         </w:rPr>
-        <w:t xml:space="preserve"> au format </w:t>
-      </w:r>
-      <w:r>
-        <w:rPr>
-          <w:lang w:val="fr-FR"/>
-        </w:rPr>
-        <w:t>DATE SQL pour permettre le tri et le filtrage.</w:t>
+        <w:t xml:space="preserve"> au format DATE SQL pour permettre le tri et le filtrage.</w:t>
       </w:r>
     </w:p>
     <w:p>
@@ -2811,10 +2723,7 @@
       </w:r>
       <w:proofErr w:type="spellEnd"/>
       <w:r>
-        <w:t xml:space="preserve"> t</w:t>
-      </w:r>
-      <w:r>
-        <w:t xml:space="preserve">echniques </w:t>
+        <w:t xml:space="preserve"> techniques </w:t>
       </w:r>
       <w:proofErr w:type="spellStart"/>
       <w:r>
@@ -2822,7 +2731,15 @@
       </w:r>
       <w:proofErr w:type="spellEnd"/>
       <w:r>
-        <w:t xml:space="preserve"> justifiés comme suit :</w:t>
+        <w:t xml:space="preserve"> </w:t>
+      </w:r>
+      <w:proofErr w:type="spellStart"/>
+      <w:r>
+        <w:t>justifiés</w:t>
+      </w:r>
+      <w:proofErr w:type="spellEnd"/>
+      <w:r>
+        <w:t xml:space="preserve"> comme suit :</w:t>
       </w:r>
     </w:p>
     <w:p>
@@ -2906,13 +2823,7 @@
         <w:rPr>
           <w:lang w:val="fr-FR"/>
         </w:rPr>
-        <w:t xml:space="preserve"> : bibliothèque HTTP standard</w:t>
-      </w:r>
-      <w:r>
-        <w:rPr>
-          <w:lang w:val="fr-FR"/>
-        </w:rPr>
-        <w:t xml:space="preserve"> Python, choisie pour sa fiabilité et sa gestion complète des en-têtes HTTP (User-Agent, timeout, redirections).</w:t>
+        <w:t xml:space="preserve"> : bibliothèque HTTP standard Python, choisie pour sa fiabilité et sa gestion complète des en-têtes HTTP (User-Agent, timeout, redirections).</w:t>
       </w:r>
     </w:p>
     <w:p>
@@ -2994,13 +2905,7 @@
         <w:rPr>
           <w:lang w:val="fr-FR"/>
         </w:rPr>
-        <w:t>Postgre</w:t>
-      </w:r>
-      <w:r>
-        <w:rPr>
-          <w:lang w:val="fr-FR"/>
-        </w:rPr>
-        <w:t xml:space="preserve">SQL : système de gestion de base de données relationnelle choisi pour sa robustesse, sa gestion des </w:t>
+        <w:t xml:space="preserve">PostgreSQL : système de gestion de base de données relationnelle choisi pour sa robustesse, sa gestion des </w:t>
       </w:r>
       <w:proofErr w:type="spellStart"/>
       <w:r>
@@ -3074,13 +2979,7 @@
         <w:rPr>
           <w:lang w:val="fr-FR"/>
         </w:rPr>
-        <w:t xml:space="preserve"> suit le pattern MVC (Modèle-Vue-Contrôleur) adapté</w:t>
-      </w:r>
-      <w:r>
-        <w:rPr>
-          <w:lang w:val="fr-FR"/>
-        </w:rPr>
-        <w:t xml:space="preserve"> à une API REST :</w:t>
+        <w:t xml:space="preserve"> suit le pattern MVC (Modèle-Vue-Contrôleur) adapté à une API REST :</w:t>
       </w:r>
     </w:p>
     <w:p>
@@ -3182,13 +3081,7 @@
         <w:rPr>
           <w:lang w:val="fr-FR"/>
         </w:rPr>
-        <w:t>, gest</w:t>
-      </w:r>
-      <w:r>
-        <w:rPr>
-          <w:lang w:val="fr-FR"/>
-        </w:rPr>
-        <w:t>ion des candidatures.</w:t>
+        <w:t>, gestion des candidatures.</w:t>
       </w:r>
     </w:p>
     <w:p>
@@ -3273,16 +3166,7 @@
           <w:sz w:val="28"/>
           <w:lang w:val="fr-FR"/>
         </w:rPr>
-        <w:t xml:space="preserve">4.3 Modélisation </w:t>
-      </w:r>
-      <w:r>
-        <w:rPr>
-          <w:rFonts w:ascii="Times New Roman" w:hAnsi="Times New Roman"/>
-          <w:color w:val="2E74B5"/>
-          <w:sz w:val="28"/>
-          <w:lang w:val="fr-FR"/>
-        </w:rPr>
-        <w:t>de la base de données</w:t>
+        <w:t>4.3 Modélisation de la base de données</w:t>
       </w:r>
     </w:p>
     <w:p>
@@ -3308,8 +3192,8 @@
         <w:tblLook w:val="04A0" w:firstRow="1" w:lastRow="0" w:firstColumn="1" w:lastColumn="0" w:noHBand="0" w:noVBand="1"/>
       </w:tblPr>
       <w:tblGrid>
-        <w:gridCol w:w="3041"/>
-        <w:gridCol w:w="3041"/>
+        <w:gridCol w:w="2128"/>
+        <w:gridCol w:w="3954"/>
         <w:gridCol w:w="3041"/>
       </w:tblGrid>
       <w:tr>
@@ -3318,7 +3202,7 @@
         </w:trPr>
         <w:tc>
           <w:tcPr>
-            <w:tcW w:w="3041" w:type="dxa"/>
+            <w:tcW w:w="2128" w:type="dxa"/>
             <w:shd w:val="clear" w:color="FFFFFF" w:fill="1F4E79"/>
           </w:tcPr>
           <w:p>
@@ -3337,21 +3221,41 @@
         </w:tc>
         <w:tc>
           <w:tcPr>
-            <w:tcW w:w="3041" w:type="dxa"/>
+            <w:tcW w:w="3954" w:type="dxa"/>
             <w:shd w:val="clear" w:color="FFFFFF" w:fill="1F4E79"/>
           </w:tcPr>
           <w:p>
             <w:pPr>
               <w:jc w:val="center"/>
             </w:pPr>
+            <w:proofErr w:type="spellStart"/>
             <w:r>
               <w:rPr>
                 <w:b/>
                 <w:color w:val="FFFFFF"/>
                 <w:sz w:val="22"/>
               </w:rPr>
-              <w:t>Colonnes clés</w:t>
+              <w:t>Colonnes</w:t>
             </w:r>
+            <w:proofErr w:type="spellEnd"/>
+            <w:r>
+              <w:rPr>
+                <w:b/>
+                <w:color w:val="FFFFFF"/>
+                <w:sz w:val="22"/>
+              </w:rPr>
+              <w:t xml:space="preserve"> </w:t>
+            </w:r>
+            <w:proofErr w:type="spellStart"/>
+            <w:r>
+              <w:rPr>
+                <w:b/>
+                <w:color w:val="FFFFFF"/>
+                <w:sz w:val="22"/>
+              </w:rPr>
+              <w:t>clés</w:t>
+            </w:r>
+            <w:proofErr w:type="spellEnd"/>
           </w:p>
         </w:tc>
         <w:tc>
@@ -3363,6 +3267,7 @@
             <w:pPr>
               <w:jc w:val="center"/>
             </w:pPr>
+            <w:proofErr w:type="spellStart"/>
             <w:r>
               <w:rPr>
                 <w:b/>
@@ -3371,6 +3276,7 @@
               </w:rPr>
               <w:t>Rôle</w:t>
             </w:r>
+            <w:proofErr w:type="spellEnd"/>
           </w:p>
         </w:tc>
       </w:tr>
@@ -3380,7 +3286,7 @@
         </w:trPr>
         <w:tc>
           <w:tcPr>
-            <w:tcW w:w="3041" w:type="dxa"/>
+            <w:tcW w:w="2128" w:type="dxa"/>
             <w:shd w:val="clear" w:color="auto" w:fill="EBF3FB"/>
           </w:tcPr>
           <w:p>
@@ -3397,7 +3303,7 @@
         </w:tc>
         <w:tc>
           <w:tcPr>
-            <w:tcW w:w="3041" w:type="dxa"/>
+            <w:tcW w:w="3954" w:type="dxa"/>
             <w:shd w:val="clear" w:color="auto" w:fill="EBF3FB"/>
           </w:tcPr>
           <w:p>
@@ -3408,7 +3314,35 @@
               <w:rPr>
                 <w:sz w:val="22"/>
               </w:rPr>
-              <w:t>id (UUID), nom, prenom, email, password (hashé), role</w:t>
+              <w:t xml:space="preserve">id (UUID), nom, </w:t>
+            </w:r>
+            <w:proofErr w:type="spellStart"/>
+            <w:r>
+              <w:rPr>
+                <w:sz w:val="22"/>
+              </w:rPr>
+              <w:t>prenom</w:t>
+            </w:r>
+            <w:proofErr w:type="spellEnd"/>
+            <w:r>
+              <w:rPr>
+                <w:sz w:val="22"/>
+              </w:rPr>
+              <w:t>, email, password (</w:t>
+            </w:r>
+            <w:proofErr w:type="spellStart"/>
+            <w:r>
+              <w:rPr>
+                <w:sz w:val="22"/>
+              </w:rPr>
+              <w:t>hashé</w:t>
+            </w:r>
+            <w:proofErr w:type="spellEnd"/>
+            <w:r>
+              <w:rPr>
+                <w:sz w:val="22"/>
+              </w:rPr>
+              <w:t>), role</w:t>
             </w:r>
           </w:p>
         </w:tc>
@@ -3425,8 +3359,30 @@
               <w:rPr>
                 <w:sz w:val="22"/>
               </w:rPr>
-              <w:t>Gestion des comptes utilisateurs</w:t>
+              <w:t xml:space="preserve">Gestion des </w:t>
             </w:r>
+            <w:proofErr w:type="spellStart"/>
+            <w:r>
+              <w:rPr>
+                <w:sz w:val="22"/>
+              </w:rPr>
+              <w:t>comptes</w:t>
+            </w:r>
+            <w:proofErr w:type="spellEnd"/>
+            <w:r>
+              <w:rPr>
+                <w:sz w:val="22"/>
+              </w:rPr>
+              <w:t xml:space="preserve"> </w:t>
+            </w:r>
+            <w:proofErr w:type="spellStart"/>
+            <w:r>
+              <w:rPr>
+                <w:sz w:val="22"/>
+              </w:rPr>
+              <w:t>utilisateurs</w:t>
+            </w:r>
+            <w:proofErr w:type="spellEnd"/>
           </w:p>
         </w:tc>
       </w:tr>
@@ -3436,7 +3392,7 @@
         </w:trPr>
         <w:tc>
           <w:tcPr>
-            <w:tcW w:w="3041" w:type="dxa"/>
+            <w:tcW w:w="2128" w:type="dxa"/>
             <w:shd w:val="clear" w:color="auto" w:fill="FFFFFF"/>
           </w:tcPr>
           <w:p>
@@ -3453,7 +3409,7 @@
         </w:tc>
         <w:tc>
           <w:tcPr>
-            <w:tcW w:w="3041" w:type="dxa"/>
+            <w:tcW w:w="3954" w:type="dxa"/>
             <w:shd w:val="clear" w:color="auto" w:fill="FFFFFF"/>
           </w:tcPr>
           <w:p>
@@ -3477,14 +3433,7 @@
                 <w:sz w:val="22"/>
                 <w:lang w:val="fr-FR"/>
               </w:rPr>
-              <w:t xml:space="preserve"> (UUID), nom, url, sélecteurs CSS, actif, fréquenc</w:t>
-            </w:r>
-            <w:r>
-              <w:rPr>
-                <w:sz w:val="22"/>
-                <w:lang w:val="fr-FR"/>
-              </w:rPr>
-              <w:t>e</w:t>
+              <w:t xml:space="preserve"> (UUID), nom, url, sélecteurs CSS, actif, fréquence</w:t>
             </w:r>
           </w:p>
         </w:tc>
@@ -3516,7 +3465,7 @@
         </w:trPr>
         <w:tc>
           <w:tcPr>
-            <w:tcW w:w="3041" w:type="dxa"/>
+            <w:tcW w:w="2128" w:type="dxa"/>
             <w:shd w:val="clear" w:color="auto" w:fill="EBF3FB"/>
           </w:tcPr>
           <w:p>
@@ -3533,7 +3482,7 @@
         </w:tc>
         <w:tc>
           <w:tcPr>
-            <w:tcW w:w="3041" w:type="dxa"/>
+            <w:tcW w:w="3954" w:type="dxa"/>
             <w:shd w:val="clear" w:color="auto" w:fill="EBF3FB"/>
           </w:tcPr>
           <w:p>
@@ -3609,36 +3558,82 @@
         </w:trPr>
         <w:tc>
           <w:tcPr>
-            <w:tcW w:w="3041" w:type="dxa"/>
+            <w:tcW w:w="2128" w:type="dxa"/>
             <w:shd w:val="clear" w:color="auto" w:fill="FFFFFF"/>
           </w:tcPr>
           <w:p>
             <w:pPr>
               <w:jc w:val="center"/>
             </w:pPr>
+            <w:proofErr w:type="spellStart"/>
             <w:r>
               <w:rPr>
                 <w:sz w:val="22"/>
               </w:rPr>
               <w:t>Users_Bourses</w:t>
             </w:r>
+            <w:proofErr w:type="spellEnd"/>
           </w:p>
         </w:tc>
         <w:tc>
           <w:tcPr>
-            <w:tcW w:w="3041" w:type="dxa"/>
+            <w:tcW w:w="3954" w:type="dxa"/>
             <w:shd w:val="clear" w:color="auto" w:fill="FFFFFF"/>
           </w:tcPr>
           <w:p>
             <w:pPr>
               <w:jc w:val="center"/>
             </w:pPr>
+            <w:proofErr w:type="spellStart"/>
             <w:r>
               <w:rPr>
                 <w:sz w:val="22"/>
               </w:rPr>
-              <w:t>user_id (FK), bourse_id (FK), statut, datetime_interet</w:t>
+              <w:t>user_id</w:t>
             </w:r>
+            <w:proofErr w:type="spellEnd"/>
+            <w:r>
+              <w:rPr>
+                <w:sz w:val="22"/>
+              </w:rPr>
+              <w:t xml:space="preserve"> (FK), </w:t>
+            </w:r>
+            <w:proofErr w:type="spellStart"/>
+            <w:r>
+              <w:rPr>
+                <w:sz w:val="22"/>
+              </w:rPr>
+              <w:t>bourse_id</w:t>
+            </w:r>
+            <w:proofErr w:type="spellEnd"/>
+            <w:r>
+              <w:rPr>
+                <w:sz w:val="22"/>
+              </w:rPr>
+              <w:t xml:space="preserve"> (FK), </w:t>
+            </w:r>
+            <w:proofErr w:type="spellStart"/>
+            <w:r>
+              <w:rPr>
+                <w:sz w:val="22"/>
+              </w:rPr>
+              <w:t>statut</w:t>
+            </w:r>
+            <w:proofErr w:type="spellEnd"/>
+            <w:r>
+              <w:rPr>
+                <w:sz w:val="22"/>
+              </w:rPr>
+              <w:t xml:space="preserve">, </w:t>
+            </w:r>
+            <w:proofErr w:type="spellStart"/>
+            <w:r>
+              <w:rPr>
+                <w:sz w:val="22"/>
+              </w:rPr>
+              <w:t>datetime_interet</w:t>
+            </w:r>
+            <w:proofErr w:type="spellEnd"/>
           </w:p>
         </w:tc>
         <w:tc>
@@ -3692,8 +3687,760 @@
           <w:lang w:val="fr-FR"/>
         </w:rPr>
         <w:lastRenderedPageBreak/>
-        <w:t xml:space="preserve">5. </w:t>
-      </w:r>
+        <w:t>5. Implémentation</w:t>
+      </w:r>
+    </w:p>
+    <w:p>
+      <w:pPr>
+        <w:pStyle w:val="Heading2"/>
+        <w:rPr>
+          <w:lang w:val="fr-FR"/>
+        </w:rPr>
+      </w:pPr>
+      <w:r>
+        <w:rPr>
+          <w:rFonts w:ascii="Times New Roman" w:hAnsi="Times New Roman"/>
+          <w:color w:val="2E74B5"/>
+          <w:sz w:val="28"/>
+          <w:lang w:val="fr-FR"/>
+        </w:rPr>
+        <w:t>5.1 Étapes de développement</w:t>
+      </w:r>
+    </w:p>
+    <w:p>
+      <w:pPr>
+        <w:spacing w:after="120" w:line="360" w:lineRule="exact"/>
+        <w:jc w:val="both"/>
+        <w:rPr>
+          <w:lang w:val="fr-FR"/>
+        </w:rPr>
+      </w:pPr>
+      <w:r>
+        <w:rPr>
+          <w:lang w:val="fr-FR"/>
+        </w:rPr>
+        <w:t xml:space="preserve">Le développement de </w:t>
+      </w:r>
+      <w:proofErr w:type="spellStart"/>
+      <w:r>
+        <w:rPr>
+          <w:lang w:val="fr-FR"/>
+        </w:rPr>
+        <w:t>SongTaaba</w:t>
+      </w:r>
+      <w:proofErr w:type="spellEnd"/>
+      <w:r>
+        <w:rPr>
+          <w:lang w:val="fr-FR"/>
+        </w:rPr>
+        <w:t xml:space="preserve"> a suivi une approche itérative organisée en plusieurs phases :</w:t>
+      </w:r>
+    </w:p>
+    <w:p>
+      <w:pPr>
+        <w:pStyle w:val="ListBullet"/>
+        <w:spacing w:after="80"/>
+        <w:jc w:val="both"/>
+        <w:rPr>
+          <w:lang w:val="fr-FR"/>
+        </w:rPr>
+      </w:pPr>
+      <w:r>
+        <w:rPr>
+          <w:lang w:val="fr-FR"/>
+        </w:rPr>
+        <w:t xml:space="preserve">Phase 1 — Mise en place de l'environnement : configuration de Python 3.12, PostgreSQL, </w:t>
+      </w:r>
+      <w:proofErr w:type="spellStart"/>
+      <w:r>
+        <w:rPr>
+          <w:lang w:val="fr-FR"/>
+        </w:rPr>
+        <w:t>Flask</w:t>
+      </w:r>
+      <w:proofErr w:type="spellEnd"/>
+      <w:r>
+        <w:rPr>
+          <w:lang w:val="fr-FR"/>
+        </w:rPr>
+        <w:t xml:space="preserve"> et des extensions. Création de la structure du projet selon le pattern MVC.</w:t>
+      </w:r>
+    </w:p>
+    <w:p>
+      <w:pPr>
+        <w:pStyle w:val="ListBullet"/>
+        <w:spacing w:after="80"/>
+        <w:jc w:val="both"/>
+        <w:rPr>
+          <w:lang w:val="fr-FR"/>
+        </w:rPr>
+      </w:pPr>
+      <w:r>
+        <w:rPr>
+          <w:lang w:val="fr-FR"/>
+        </w:rPr>
+        <w:t xml:space="preserve">Phase 2 — Modélisation et migrations : définition des modèles </w:t>
+      </w:r>
+      <w:proofErr w:type="spellStart"/>
+      <w:r>
+        <w:rPr>
+          <w:lang w:val="fr-FR"/>
+        </w:rPr>
+        <w:t>SQLAlchemy</w:t>
+      </w:r>
+      <w:proofErr w:type="spellEnd"/>
+      <w:r>
+        <w:rPr>
+          <w:lang w:val="fr-FR"/>
+        </w:rPr>
+        <w:t xml:space="preserve">, génération des migrations </w:t>
+      </w:r>
+      <w:proofErr w:type="spellStart"/>
+      <w:r>
+        <w:rPr>
+          <w:lang w:val="fr-FR"/>
+        </w:rPr>
+        <w:t>Alembic</w:t>
+      </w:r>
+      <w:proofErr w:type="spellEnd"/>
+      <w:r>
+        <w:rPr>
+          <w:lang w:val="fr-FR"/>
+        </w:rPr>
+        <w:t xml:space="preserve"> et création des tables en base de données.</w:t>
+      </w:r>
+    </w:p>
+    <w:p>
+      <w:pPr>
+        <w:pStyle w:val="ListBullet"/>
+        <w:spacing w:after="80"/>
+        <w:jc w:val="both"/>
+        <w:rPr>
+          <w:lang w:val="fr-FR"/>
+        </w:rPr>
+      </w:pPr>
+      <w:r>
+        <w:rPr>
+          <w:lang w:val="fr-FR"/>
+        </w:rPr>
+        <w:t xml:space="preserve">Phase 3 — Développement de l'API REST : implémentation des </w:t>
+      </w:r>
+      <w:proofErr w:type="spellStart"/>
+      <w:r>
+        <w:rPr>
+          <w:lang w:val="fr-FR"/>
+        </w:rPr>
+        <w:t>endpoints</w:t>
+      </w:r>
+      <w:proofErr w:type="spellEnd"/>
+      <w:r>
+        <w:rPr>
+          <w:lang w:val="fr-FR"/>
+        </w:rPr>
+        <w:t xml:space="preserve"> CRUD pour chaque ressource, mise en place de l'authentification JWT.</w:t>
+      </w:r>
+    </w:p>
+    <w:p>
+      <w:pPr>
+        <w:pStyle w:val="ListBullet"/>
+        <w:spacing w:after="80"/>
+        <w:jc w:val="both"/>
+        <w:rPr>
+          <w:lang w:val="fr-FR"/>
+        </w:rPr>
+      </w:pPr>
+      <w:r>
+        <w:rPr>
+          <w:lang w:val="fr-FR"/>
+        </w:rPr>
+        <w:t xml:space="preserve">Phase 4 — Développement du scraper : implémentation du module de </w:t>
+      </w:r>
+      <w:proofErr w:type="spellStart"/>
+      <w:r>
+        <w:rPr>
+          <w:lang w:val="fr-FR"/>
+        </w:rPr>
+        <w:t>scraping</w:t>
+      </w:r>
+      <w:proofErr w:type="spellEnd"/>
+      <w:r>
+        <w:rPr>
+          <w:lang w:val="fr-FR"/>
+        </w:rPr>
+        <w:t xml:space="preserve"> avec BeautifulSoup4, gestion des sélecteurs CSS configurables, déduplication et sauvegarde en base.</w:t>
+      </w:r>
+    </w:p>
+    <w:p>
+      <w:pPr>
+        <w:pStyle w:val="ListBullet"/>
+        <w:spacing w:after="80"/>
+        <w:jc w:val="both"/>
+        <w:rPr>
+          <w:lang w:val="fr-FR"/>
+        </w:rPr>
+      </w:pPr>
+      <w:r>
+        <w:rPr>
+          <w:lang w:val="fr-FR"/>
+        </w:rPr>
+        <w:t>Phase 5 — Automatisation : intégration d'</w:t>
+      </w:r>
+      <w:proofErr w:type="spellStart"/>
+      <w:r>
+        <w:rPr>
+          <w:lang w:val="fr-FR"/>
+        </w:rPr>
+        <w:t>APScheduler</w:t>
+      </w:r>
+      <w:proofErr w:type="spellEnd"/>
+      <w:r>
+        <w:rPr>
+          <w:lang w:val="fr-FR"/>
+        </w:rPr>
+        <w:t xml:space="preserve"> pour le lancement automatique du </w:t>
+      </w:r>
+      <w:proofErr w:type="spellStart"/>
+      <w:r>
+        <w:rPr>
+          <w:lang w:val="fr-FR"/>
+        </w:rPr>
+        <w:t>scraping</w:t>
+      </w:r>
+      <w:proofErr w:type="spellEnd"/>
+      <w:r>
+        <w:rPr>
+          <w:lang w:val="fr-FR"/>
+        </w:rPr>
+        <w:t xml:space="preserve"> chaque nuit à 02h00.</w:t>
+      </w:r>
+    </w:p>
+    <w:p>
+      <w:pPr>
+        <w:pStyle w:val="ListBullet"/>
+        <w:spacing w:after="80"/>
+        <w:jc w:val="both"/>
+        <w:rPr>
+          <w:lang w:val="fr-FR"/>
+        </w:rPr>
+      </w:pPr>
+      <w:r>
+        <w:rPr>
+          <w:lang w:val="fr-FR"/>
+        </w:rPr>
+        <w:t xml:space="preserve">Phase 6 — Frontend Flutter : développement de l'interface mobile/desktop connectée à l'API </w:t>
+      </w:r>
+      <w:proofErr w:type="spellStart"/>
+      <w:r>
+        <w:rPr>
+          <w:lang w:val="fr-FR"/>
+        </w:rPr>
+        <w:t>Flask</w:t>
+      </w:r>
+      <w:proofErr w:type="spellEnd"/>
+      <w:r>
+        <w:rPr>
+          <w:lang w:val="fr-FR"/>
+        </w:rPr>
+        <w:t>.</w:t>
+      </w:r>
+    </w:p>
+    <w:p>
+      <w:pPr>
+        <w:pStyle w:val="Heading2"/>
+        <w:rPr>
+          <w:lang w:val="fr-FR"/>
+        </w:rPr>
+      </w:pPr>
+      <w:r>
+        <w:rPr>
+          <w:rFonts w:ascii="Times New Roman" w:hAnsi="Times New Roman"/>
+          <w:color w:val="2E74B5"/>
+          <w:sz w:val="28"/>
+          <w:lang w:val="fr-FR"/>
+        </w:rPr>
+        <w:t>5.2 Modules et composants clés</w:t>
+      </w:r>
+    </w:p>
+    <w:p>
+      <w:pPr>
+        <w:pStyle w:val="Heading3"/>
+        <w:rPr>
+          <w:lang w:val="fr-FR"/>
+        </w:rPr>
+      </w:pPr>
+      <w:r>
+        <w:rPr>
+          <w:rFonts w:ascii="Times New Roman" w:hAnsi="Times New Roman"/>
+          <w:color w:val="1F4E79"/>
+          <w:lang w:val="fr-FR"/>
+        </w:rPr>
+        <w:t xml:space="preserve">5.2.1 Module de </w:t>
+      </w:r>
+      <w:proofErr w:type="spellStart"/>
+      <w:r>
+        <w:rPr>
+          <w:rFonts w:ascii="Times New Roman" w:hAnsi="Times New Roman"/>
+          <w:color w:val="1F4E79"/>
+          <w:lang w:val="fr-FR"/>
+        </w:rPr>
+        <w:t>scraping</w:t>
+      </w:r>
+      <w:proofErr w:type="spellEnd"/>
+      <w:r>
+        <w:rPr>
+          <w:rFonts w:ascii="Times New Roman" w:hAnsi="Times New Roman"/>
+          <w:color w:val="1F4E79"/>
+          <w:lang w:val="fr-FR"/>
+        </w:rPr>
+        <w:t xml:space="preserve"> (services/scraping.py)</w:t>
+      </w:r>
+    </w:p>
+    <w:p>
+      <w:pPr>
+        <w:spacing w:after="120" w:line="360" w:lineRule="exact"/>
+        <w:jc w:val="both"/>
+        <w:rPr>
+          <w:lang w:val="fr-FR"/>
+        </w:rPr>
+      </w:pPr>
+      <w:r>
+        <w:rPr>
+          <w:lang w:val="fr-FR"/>
+        </w:rPr>
+        <w:t xml:space="preserve">Le cœur du système de collecte repose sur la fonction </w:t>
+      </w:r>
+      <w:proofErr w:type="spellStart"/>
+      <w:r>
+        <w:rPr>
+          <w:lang w:val="fr-FR"/>
+        </w:rPr>
+        <w:t>scraper_site</w:t>
+      </w:r>
+      <w:proofErr w:type="spellEnd"/>
+      <w:r>
+        <w:rPr>
+          <w:lang w:val="fr-FR"/>
+        </w:rPr>
+        <w:t>(site) qui :</w:t>
+      </w:r>
+    </w:p>
+    <w:p>
+      <w:pPr>
+        <w:pStyle w:val="ListBullet"/>
+        <w:spacing w:after="80"/>
+        <w:jc w:val="both"/>
+        <w:rPr>
+          <w:lang w:val="fr-FR"/>
+        </w:rPr>
+      </w:pPr>
+      <w:r>
+        <w:rPr>
+          <w:lang w:val="fr-FR"/>
+        </w:rPr>
+        <w:t xml:space="preserve">Télécharge le HTML de la page via </w:t>
+      </w:r>
+      <w:proofErr w:type="spellStart"/>
+      <w:proofErr w:type="gramStart"/>
+      <w:r>
+        <w:rPr>
+          <w:lang w:val="fr-FR"/>
+        </w:rPr>
+        <w:t>requests.get</w:t>
+      </w:r>
+      <w:proofErr w:type="spellEnd"/>
+      <w:r>
+        <w:rPr>
+          <w:lang w:val="fr-FR"/>
+        </w:rPr>
+        <w:t>(</w:t>
+      </w:r>
+      <w:proofErr w:type="gramEnd"/>
+      <w:r>
+        <w:rPr>
+          <w:lang w:val="fr-FR"/>
+        </w:rPr>
+        <w:t>) avec un User-Agent réaliste pour éviter les blocages.</w:t>
+      </w:r>
+    </w:p>
+    <w:p>
+      <w:pPr>
+        <w:pStyle w:val="ListBullet"/>
+        <w:spacing w:after="80"/>
+        <w:jc w:val="both"/>
+        <w:rPr>
+          <w:lang w:val="fr-FR"/>
+        </w:rPr>
+      </w:pPr>
+      <w:proofErr w:type="spellStart"/>
+      <w:r>
+        <w:rPr>
+          <w:lang w:val="fr-FR"/>
+        </w:rPr>
+        <w:t>Parse</w:t>
+      </w:r>
+      <w:proofErr w:type="spellEnd"/>
+      <w:r>
+        <w:rPr>
+          <w:lang w:val="fr-FR"/>
+        </w:rPr>
+        <w:t xml:space="preserve"> le contenu avec </w:t>
+      </w:r>
+      <w:proofErr w:type="spellStart"/>
+      <w:r>
+        <w:rPr>
+          <w:lang w:val="fr-FR"/>
+        </w:rPr>
+        <w:t>BeautifulSoup</w:t>
+      </w:r>
+      <w:proofErr w:type="spellEnd"/>
+      <w:r>
+        <w:rPr>
+          <w:lang w:val="fr-FR"/>
+        </w:rPr>
+        <w:t xml:space="preserve"> en utilisant le </w:t>
+      </w:r>
+      <w:proofErr w:type="spellStart"/>
+      <w:r>
+        <w:rPr>
+          <w:lang w:val="fr-FR"/>
+        </w:rPr>
+        <w:t>parser</w:t>
+      </w:r>
+      <w:proofErr w:type="spellEnd"/>
+      <w:r>
+        <w:rPr>
+          <w:lang w:val="fr-FR"/>
+        </w:rPr>
+        <w:t xml:space="preserve"> </w:t>
+      </w:r>
+      <w:proofErr w:type="spellStart"/>
+      <w:r>
+        <w:rPr>
+          <w:lang w:val="fr-FR"/>
+        </w:rPr>
+        <w:t>lxml</w:t>
+      </w:r>
+      <w:proofErr w:type="spellEnd"/>
+      <w:r>
+        <w:rPr>
+          <w:lang w:val="fr-FR"/>
+        </w:rPr>
+        <w:t>.</w:t>
+      </w:r>
+    </w:p>
+    <w:p>
+      <w:pPr>
+        <w:pStyle w:val="ListBullet"/>
+        <w:spacing w:after="80"/>
+        <w:jc w:val="both"/>
+        <w:rPr>
+          <w:lang w:val="fr-FR"/>
+        </w:rPr>
+      </w:pPr>
+      <w:r>
+        <w:rPr>
+          <w:lang w:val="fr-FR"/>
+        </w:rPr>
+        <w:t>Applique les sélecteurs CSS configurés dans le modèle Site pour extraire les titres, descriptions, deadlines et liens.</w:t>
+      </w:r>
+    </w:p>
+    <w:p>
+      <w:pPr>
+        <w:pStyle w:val="ListBullet"/>
+        <w:spacing w:after="80"/>
+        <w:jc w:val="both"/>
+        <w:rPr>
+          <w:lang w:val="fr-FR"/>
+        </w:rPr>
+      </w:pPr>
+      <w:r>
+        <w:rPr>
+          <w:lang w:val="fr-FR"/>
+        </w:rPr>
+        <w:t>Vérifie l'absence de doublons avant chaque insertion.</w:t>
+      </w:r>
+    </w:p>
+    <w:p>
+      <w:pPr>
+        <w:pStyle w:val="ListBullet"/>
+        <w:spacing w:after="80"/>
+        <w:jc w:val="both"/>
+        <w:rPr>
+          <w:lang w:val="fr-FR"/>
+        </w:rPr>
+      </w:pPr>
+      <w:r>
+        <w:rPr>
+          <w:lang w:val="fr-FR"/>
+        </w:rPr>
+        <w:t xml:space="preserve">Met à jour le champ </w:t>
+      </w:r>
+      <w:proofErr w:type="spellStart"/>
+      <w:r>
+        <w:rPr>
+          <w:lang w:val="fr-FR"/>
+        </w:rPr>
+        <w:t>derniere_execution</w:t>
+      </w:r>
+      <w:proofErr w:type="spellEnd"/>
+      <w:r>
+        <w:rPr>
+          <w:lang w:val="fr-FR"/>
+        </w:rPr>
+        <w:t xml:space="preserve"> du site après chaque </w:t>
+      </w:r>
+      <w:proofErr w:type="spellStart"/>
+      <w:r>
+        <w:rPr>
+          <w:lang w:val="fr-FR"/>
+        </w:rPr>
+        <w:t>scraping</w:t>
+      </w:r>
+      <w:proofErr w:type="spellEnd"/>
+      <w:r>
+        <w:rPr>
+          <w:lang w:val="fr-FR"/>
+        </w:rPr>
+        <w:t xml:space="preserve"> réussi.</w:t>
+      </w:r>
+    </w:p>
+    <w:p>
+      <w:pPr>
+        <w:pStyle w:val="Heading3"/>
+        <w:rPr>
+          <w:lang w:val="fr-FR"/>
+        </w:rPr>
+      </w:pPr>
+      <w:r>
+        <w:rPr>
+          <w:rFonts w:ascii="Times New Roman" w:hAnsi="Times New Roman"/>
+          <w:color w:val="1F4E79"/>
+          <w:lang w:val="fr-FR"/>
+        </w:rPr>
+        <w:t>5.2.2 Module d'authentification</w:t>
+      </w:r>
+    </w:p>
+    <w:p>
+      <w:pPr>
+        <w:spacing w:after="120" w:line="360" w:lineRule="exact"/>
+        <w:jc w:val="both"/>
+        <w:rPr>
+          <w:lang w:val="fr-FR"/>
+        </w:rPr>
+      </w:pPr>
+      <w:r>
+        <w:rPr>
+          <w:lang w:val="fr-FR"/>
+        </w:rPr>
+        <w:t xml:space="preserve">L'authentification repose sur </w:t>
+      </w:r>
+      <w:proofErr w:type="spellStart"/>
+      <w:r>
+        <w:rPr>
+          <w:lang w:val="fr-FR"/>
+        </w:rPr>
+        <w:t>Flask</w:t>
+      </w:r>
+      <w:proofErr w:type="spellEnd"/>
+      <w:r>
+        <w:rPr>
+          <w:lang w:val="fr-FR"/>
+        </w:rPr>
+        <w:t xml:space="preserve">-JWT-Extended. À la connexion, un </w:t>
+      </w:r>
+      <w:proofErr w:type="spellStart"/>
+      <w:r>
+        <w:rPr>
+          <w:lang w:val="fr-FR"/>
+        </w:rPr>
+        <w:t>token</w:t>
+      </w:r>
+      <w:proofErr w:type="spellEnd"/>
+      <w:r>
+        <w:rPr>
+          <w:lang w:val="fr-FR"/>
+        </w:rPr>
+        <w:t xml:space="preserve"> JWT est généré et retourné au client. Ce </w:t>
+      </w:r>
+      <w:proofErr w:type="spellStart"/>
+      <w:r>
+        <w:rPr>
+          <w:lang w:val="fr-FR"/>
+        </w:rPr>
+        <w:t>token</w:t>
+      </w:r>
+      <w:proofErr w:type="spellEnd"/>
+      <w:r>
+        <w:rPr>
+          <w:lang w:val="fr-FR"/>
+        </w:rPr>
+        <w:t xml:space="preserve"> est ensuite inclus dans le header </w:t>
+      </w:r>
+      <w:proofErr w:type="spellStart"/>
+      <w:proofErr w:type="gramStart"/>
+      <w:r>
+        <w:rPr>
+          <w:lang w:val="fr-FR"/>
+        </w:rPr>
+        <w:t>Authorization</w:t>
+      </w:r>
+      <w:proofErr w:type="spellEnd"/>
+      <w:r>
+        <w:rPr>
+          <w:lang w:val="fr-FR"/>
+        </w:rPr>
+        <w:t>:</w:t>
+      </w:r>
+      <w:proofErr w:type="gramEnd"/>
+      <w:r>
+        <w:rPr>
+          <w:lang w:val="fr-FR"/>
+        </w:rPr>
+        <w:t xml:space="preserve"> </w:t>
+      </w:r>
+      <w:proofErr w:type="spellStart"/>
+      <w:r>
+        <w:rPr>
+          <w:lang w:val="fr-FR"/>
+        </w:rPr>
+        <w:t>Bearer</w:t>
+      </w:r>
+      <w:proofErr w:type="spellEnd"/>
+      <w:r>
+        <w:rPr>
+          <w:lang w:val="fr-FR"/>
+        </w:rPr>
+        <w:t xml:space="preserve"> &lt;</w:t>
+      </w:r>
+      <w:proofErr w:type="spellStart"/>
+      <w:r>
+        <w:rPr>
+          <w:lang w:val="fr-FR"/>
+        </w:rPr>
+        <w:t>token</w:t>
+      </w:r>
+      <w:proofErr w:type="spellEnd"/>
+      <w:r>
+        <w:rPr>
+          <w:lang w:val="fr-FR"/>
+        </w:rPr>
+        <w:t xml:space="preserve">&gt; de chaque requête protégée. Les mots de passe sont hachés avec </w:t>
+      </w:r>
+      <w:proofErr w:type="spellStart"/>
+      <w:r>
+        <w:rPr>
+          <w:lang w:val="fr-FR"/>
+        </w:rPr>
+        <w:t>Werkzeug</w:t>
+      </w:r>
+      <w:proofErr w:type="spellEnd"/>
+      <w:r>
+        <w:rPr>
+          <w:lang w:val="fr-FR"/>
+        </w:rPr>
+        <w:t xml:space="preserve"> (</w:t>
+      </w:r>
+      <w:proofErr w:type="spellStart"/>
+      <w:r>
+        <w:rPr>
+          <w:lang w:val="fr-FR"/>
+        </w:rPr>
+        <w:t>generate_password_hash</w:t>
+      </w:r>
+      <w:proofErr w:type="spellEnd"/>
+      <w:r>
+        <w:rPr>
+          <w:lang w:val="fr-FR"/>
+        </w:rPr>
+        <w:t>) et jamais stockés en clair.</w:t>
+      </w:r>
+    </w:p>
+    <w:p>
+      <w:pPr>
+        <w:pStyle w:val="Heading3"/>
+        <w:rPr>
+          <w:lang w:val="fr-FR"/>
+        </w:rPr>
+      </w:pPr>
+      <w:r>
+        <w:rPr>
+          <w:rFonts w:ascii="Times New Roman" w:hAnsi="Times New Roman"/>
+          <w:color w:val="1F4E79"/>
+          <w:lang w:val="fr-FR"/>
+        </w:rPr>
+        <w:t>5.2.3 Interface Flutter</w:t>
+      </w:r>
+    </w:p>
+    <w:p>
+      <w:pPr>
+        <w:spacing w:after="120" w:line="360" w:lineRule="exact"/>
+        <w:jc w:val="both"/>
+        <w:rPr>
+          <w:lang w:val="fr-FR"/>
+        </w:rPr>
+      </w:pPr>
+      <w:r>
+        <w:rPr>
+          <w:lang w:val="fr-FR"/>
+        </w:rPr>
+        <w:t xml:space="preserve">Le frontend Flutter communique avec l'API via le package http. Il comprend : une page de login/inscription, une page d'accueil avec liste des bourses filtrables, une page de favoris et </w:t>
+      </w:r>
+      <w:r>
+        <w:rPr>
+          <w:lang w:val="fr-FR"/>
+        </w:rPr>
+        <w:lastRenderedPageBreak/>
+        <w:t xml:space="preserve">une page de notifications. La navigation est gérée par une </w:t>
+      </w:r>
+      <w:proofErr w:type="spellStart"/>
+      <w:r>
+        <w:rPr>
+          <w:lang w:val="fr-FR"/>
+        </w:rPr>
+        <w:t>BottomNavigationBar</w:t>
+      </w:r>
+      <w:proofErr w:type="spellEnd"/>
+      <w:r>
+        <w:rPr>
+          <w:lang w:val="fr-FR"/>
+        </w:rPr>
+        <w:t xml:space="preserve"> et les détails s'affichent via des </w:t>
+      </w:r>
+      <w:proofErr w:type="spellStart"/>
+      <w:r>
+        <w:rPr>
+          <w:lang w:val="fr-FR"/>
+        </w:rPr>
+        <w:t>ModalBottomSheets</w:t>
+      </w:r>
+      <w:proofErr w:type="spellEnd"/>
+      <w:r>
+        <w:rPr>
+          <w:lang w:val="fr-FR"/>
+        </w:rPr>
+        <w:t>.</w:t>
+      </w:r>
+    </w:p>
+    <w:p>
+      <w:pPr>
+        <w:rPr>
+          <w:lang w:val="fr-FR"/>
+        </w:rPr>
+      </w:pPr>
+      <w:r>
+        <w:rPr>
+          <w:lang w:val="fr-FR"/>
+        </w:rPr>
+        <w:br w:type="page"/>
+      </w:r>
+    </w:p>
+    <w:p>
+      <w:pPr>
+        <w:pStyle w:val="Heading1"/>
+        <w:rPr>
+          <w:lang w:val="fr-FR"/>
+        </w:rPr>
+      </w:pPr>
       <w:r>
         <w:rPr>
           <w:rFonts w:ascii="Times New Roman" w:hAnsi="Times New Roman"/>
@@ -3701,7 +4448,8 @@
           <w:sz w:val="32"/>
           <w:lang w:val="fr-FR"/>
         </w:rPr>
-        <w:t>Implémentation</w:t>
+        <w:lastRenderedPageBreak/>
+        <w:t>6. Résultats de l'analyse</w:t>
       </w:r>
     </w:p>
     <w:p>
@@ -3718,7 +4466,7 @@
           <w:sz w:val="28"/>
           <w:lang w:val="fr-FR"/>
         </w:rPr>
-        <w:t>5.1 Étapes de développement</w:t>
+        <w:t>6.1 Résultats et interprétation</w:t>
       </w:r>
     </w:p>
     <w:p>
@@ -3733,21 +4481,7 @@
         <w:rPr>
           <w:lang w:val="fr-FR"/>
         </w:rPr>
-        <w:t xml:space="preserve">Le développement de </w:t>
-      </w:r>
-      <w:proofErr w:type="spellStart"/>
-      <w:r>
-        <w:rPr>
-          <w:lang w:val="fr-FR"/>
-        </w:rPr>
-        <w:t>SongTaaba</w:t>
-      </w:r>
-      <w:proofErr w:type="spellEnd"/>
-      <w:r>
-        <w:rPr>
-          <w:lang w:val="fr-FR"/>
-        </w:rPr>
-        <w:t xml:space="preserve"> a suivi une approche itérative organisée en plusieurs phases :</w:t>
+        <w:t>À ce stade du développement, les premiers résultats obtenus sont les suivants :</w:t>
       </w:r>
     </w:p>
     <w:p>
@@ -3761,29 +4495,31 @@
       </w:pPr>
       <w:r>
         <w:rPr>
-          <w:lang w:val="fr-FR"/>
-        </w:rPr>
-        <w:t xml:space="preserve">Phase 1 — Mise en place de l'environnement : configuration de Python 3.12, PostgreSQL, </w:t>
+          <w:b/>
+          <w:u w:val="single"/>
+          <w:lang w:val="fr-FR"/>
+        </w:rPr>
+        <w:t>API REST fonctionnelle</w:t>
+      </w:r>
+      <w:r>
+        <w:rPr>
+          <w:lang w:val="fr-FR"/>
+        </w:rPr>
+        <w:t xml:space="preserve"> : tous les </w:t>
       </w:r>
       <w:proofErr w:type="spellStart"/>
       <w:r>
         <w:rPr>
           <w:lang w:val="fr-FR"/>
         </w:rPr>
-        <w:t>Flask</w:t>
+        <w:t>endpoints</w:t>
       </w:r>
       <w:proofErr w:type="spellEnd"/>
       <w:r>
         <w:rPr>
           <w:lang w:val="fr-FR"/>
         </w:rPr>
-        <w:t xml:space="preserve"> et des extensions. Création</w:t>
-      </w:r>
-      <w:r>
-        <w:rPr>
-          <w:lang w:val="fr-FR"/>
-        </w:rPr>
-        <w:t xml:space="preserve"> de la structure du projet selon le pattern MVC.</w:t>
+        <w:t xml:space="preserve"> définis (authentification, CRUD bourses, sites, candidatures) répondent correctement aux requêtes HTTP.</w:t>
       </w:r>
     </w:p>
     <w:p>
@@ -3795,39 +4531,51 @@
           <w:lang w:val="fr-FR"/>
         </w:rPr>
       </w:pPr>
-      <w:r>
-        <w:rPr>
-          <w:lang w:val="fr-FR"/>
-        </w:rPr>
-        <w:t xml:space="preserve">Phase 2 — Modélisation et migrations : définition des modèles </w:t>
-      </w:r>
       <w:proofErr w:type="spellStart"/>
       <w:r>
         <w:rPr>
-          <w:lang w:val="fr-FR"/>
-        </w:rPr>
-        <w:t>SQLAlchemy</w:t>
+          <w:b/>
+          <w:u w:val="single"/>
+          <w:lang w:val="fr-FR"/>
+        </w:rPr>
+        <w:t>Scraping</w:t>
       </w:r>
       <w:proofErr w:type="spellEnd"/>
       <w:r>
         <w:rPr>
-          <w:lang w:val="fr-FR"/>
-        </w:rPr>
-        <w:t xml:space="preserve">, génération des migrations </w:t>
+          <w:b/>
+          <w:u w:val="single"/>
+          <w:lang w:val="fr-FR"/>
+        </w:rPr>
+        <w:t xml:space="preserve"> implémenté mais pas complètement</w:t>
+      </w:r>
+      <w:r>
+        <w:rPr>
+          <w:b/>
+          <w:u w:val="single"/>
+          <w:lang w:val="fr-FR"/>
+        </w:rPr>
+        <w:t xml:space="preserve"> opérationnel</w:t>
+      </w:r>
+      <w:r>
+        <w:rPr>
+          <w:lang w:val="fr-FR"/>
+        </w:rPr>
+        <w:t xml:space="preserve"> : le module de </w:t>
       </w:r>
       <w:proofErr w:type="spellStart"/>
       <w:r>
         <w:rPr>
           <w:lang w:val="fr-FR"/>
         </w:rPr>
-        <w:t>Alembic</w:t>
+        <w:t>scraping</w:t>
       </w:r>
       <w:proofErr w:type="spellEnd"/>
       <w:r>
         <w:rPr>
           <w:lang w:val="fr-FR"/>
         </w:rPr>
-        <w:t xml:space="preserve"> et création des tables en base de données.</w:t>
+        <w:t xml:space="preserve"> est capable d'extraire des données depuis des sites web en utilisant des sélecteurs CSS configurables, avec déduplication automatique.</w:t>
       </w:r>
     </w:p>
     <w:p>
@@ -3841,29 +4589,17 @@
       </w:pPr>
       <w:r>
         <w:rPr>
-          <w:lang w:val="fr-FR"/>
-        </w:rPr>
-        <w:t>Phase 3 — Développement de l'API REST : implémentation d</w:t>
-      </w:r>
-      <w:r>
-        <w:rPr>
-          <w:lang w:val="fr-FR"/>
-        </w:rPr>
-        <w:t xml:space="preserve">es </w:t>
-      </w:r>
-      <w:proofErr w:type="spellStart"/>
-      <w:r>
-        <w:rPr>
-          <w:lang w:val="fr-FR"/>
-        </w:rPr>
-        <w:t>endpoints</w:t>
-      </w:r>
-      <w:proofErr w:type="spellEnd"/>
-      <w:r>
-        <w:rPr>
-          <w:lang w:val="fr-FR"/>
-        </w:rPr>
-        <w:t xml:space="preserve"> CRUD pour chaque ressource, mise en place de l'authentification JWT.</w:t>
+          <w:b/>
+          <w:u w:val="single"/>
+          <w:lang w:val="fr-FR"/>
+        </w:rPr>
+        <w:t>Interface Flutter connectée</w:t>
+      </w:r>
+      <w:r>
+        <w:rPr>
+          <w:lang w:val="fr-FR"/>
+        </w:rPr>
+        <w:t xml:space="preserve"> : le frontend communique avec l'API, permettant l'inscription, la connexion, la consultation des bourses et le marquage d'intérêts.</w:t>
       </w:r>
     </w:p>
     <w:p>
@@ -3877,15 +4613,37 @@
       </w:pPr>
       <w:r>
         <w:rPr>
-          <w:lang w:val="fr-FR"/>
-        </w:rPr>
-        <w:t xml:space="preserve">Phase 4 — Développement du scraper : implémentation du module de </w:t>
+          <w:b/>
+          <w:u w:val="single"/>
+          <w:lang w:val="fr-FR"/>
+        </w:rPr>
+        <w:t>Automatisation planifiée</w:t>
+      </w:r>
+      <w:r>
+        <w:rPr>
+          <w:lang w:val="fr-FR"/>
+        </w:rPr>
+        <w:t xml:space="preserve"> : </w:t>
       </w:r>
       <w:proofErr w:type="spellStart"/>
       <w:r>
         <w:rPr>
           <w:lang w:val="fr-FR"/>
         </w:rPr>
+        <w:t>APScheduler</w:t>
+      </w:r>
+      <w:proofErr w:type="spellEnd"/>
+      <w:r>
+        <w:rPr>
+          <w:lang w:val="fr-FR"/>
+        </w:rPr>
+        <w:t xml:space="preserve"> est intégré et programmé pour lancer le </w:t>
+      </w:r>
+      <w:proofErr w:type="spellStart"/>
+      <w:r>
+        <w:rPr>
+          <w:lang w:val="fr-FR"/>
+        </w:rPr>
         <w:t>scraping</w:t>
       </w:r>
       <w:proofErr w:type="spellEnd"/>
@@ -3893,7 +4651,7 @@
         <w:rPr>
           <w:lang w:val="fr-FR"/>
         </w:rPr>
-        <w:t xml:space="preserve"> avec BeautifulSoup4, gestion des sélecteurs CSS configurables, déduplication et sauvegarde en base.</w:t>
+        <w:t xml:space="preserve"> chaque nuit à 02h00, sans intervention manuelle.</w:t>
       </w:r>
     </w:p>
     <w:p>
@@ -3909,35 +4667,213 @@
         <w:rPr>
           <w:lang w:val="fr-FR"/>
         </w:rPr>
-        <w:t>Phase 5 — Automatisation : intégration d'</w:t>
-      </w:r>
-      <w:proofErr w:type="spellStart"/>
-      <w:r>
-        <w:rPr>
-          <w:lang w:val="fr-FR"/>
-        </w:rPr>
-        <w:t>APScheduler</w:t>
-      </w:r>
-      <w:proofErr w:type="spellEnd"/>
-      <w:r>
-        <w:rPr>
-          <w:lang w:val="fr-FR"/>
-        </w:rPr>
-        <w:t xml:space="preserve"> pour le lancement automatique du </w:t>
-      </w:r>
-      <w:proofErr w:type="spellStart"/>
-      <w:r>
-        <w:rPr>
-          <w:lang w:val="fr-FR"/>
-        </w:rPr>
-        <w:t>scraping</w:t>
-      </w:r>
-      <w:proofErr w:type="spellEnd"/>
-      <w:r>
-        <w:rPr>
-          <w:lang w:val="fr-FR"/>
-        </w:rPr>
-        <w:t xml:space="preserve"> chaque nuit à 02h00.</w:t>
+        <w:br w:type="page"/>
+      </w:r>
+    </w:p>
+    <w:p>
+      <w:pPr>
+        <w:pStyle w:val="Heading1"/>
+        <w:rPr>
+          <w:color w:val="auto"/>
+          <w:lang w:val="fr-FR"/>
+        </w:rPr>
+      </w:pPr>
+      <w:r>
+        <w:rPr>
+          <w:rFonts w:ascii="Times New Roman" w:hAnsi="Times New Roman"/>
+          <w:color w:val="auto"/>
+          <w:sz w:val="32"/>
+          <w:lang w:val="fr-FR"/>
+        </w:rPr>
+        <w:lastRenderedPageBreak/>
+        <w:t>7. Tests et Validation</w:t>
+      </w:r>
+    </w:p>
+    <w:p>
+      <w:pPr>
+        <w:rPr>
+          <w:lang w:val="fr-FR"/>
+        </w:rPr>
+      </w:pPr>
+      <w:r>
+        <w:rPr>
+          <w:lang w:val="fr-FR"/>
+        </w:rPr>
+        <w:t> La campagne de tests n’a pas encore été effectuée. Elle est planifiée pour une phase ultérieure du projet.</w:t>
+      </w:r>
+    </w:p>
+    <w:p>
+      <w:pPr>
+        <w:rPr>
+          <w:lang w:val="fr-FR"/>
+        </w:rPr>
+      </w:pPr>
+      <w:r>
+        <w:rPr>
+          <w:lang w:val="fr-FR"/>
+        </w:rPr>
+        <w:br w:type="page"/>
+      </w:r>
+    </w:p>
+    <w:p>
+      <w:pPr>
+        <w:pStyle w:val="Heading1"/>
+        <w:rPr>
+          <w:color w:val="auto"/>
+          <w:lang w:val="fr-FR"/>
+        </w:rPr>
+      </w:pPr>
+      <w:r>
+        <w:rPr>
+          <w:rFonts w:ascii="Times New Roman" w:hAnsi="Times New Roman"/>
+          <w:color w:val="auto"/>
+          <w:sz w:val="32"/>
+          <w:lang w:val="fr-FR"/>
+        </w:rPr>
+        <w:lastRenderedPageBreak/>
+        <w:t>8. Performances et Optimisation</w:t>
+      </w:r>
+    </w:p>
+    <w:p>
+      <w:pPr>
+        <w:pStyle w:val="Heading2"/>
+        <w:rPr>
+          <w:rFonts w:ascii="Times New Roman" w:hAnsi="Times New Roman"/>
+          <w:color w:val="auto"/>
+          <w:sz w:val="28"/>
+          <w:lang w:val="fr-FR"/>
+        </w:rPr>
+      </w:pPr>
+      <w:r>
+        <w:rPr>
+          <w:rFonts w:ascii="Times New Roman" w:hAnsi="Times New Roman"/>
+          <w:color w:val="auto"/>
+          <w:sz w:val="28"/>
+          <w:lang w:val="fr-FR"/>
+        </w:rPr>
+        <w:t>8.1 Évaluation des performances</w:t>
+      </w:r>
+    </w:p>
+    <w:p>
+      <w:pPr>
+        <w:pStyle w:val="Heading2"/>
+        <w:rPr>
+          <w:rFonts w:ascii="Times New Roman" w:hAnsi="Times New Roman"/>
+          <w:color w:val="auto"/>
+          <w:sz w:val="28"/>
+          <w:lang w:val="fr-FR"/>
+        </w:rPr>
+      </w:pPr>
+      <w:r>
+        <w:rPr>
+          <w:rFonts w:ascii="Times New Roman" w:eastAsiaTheme="minorEastAsia" w:hAnsi="Times New Roman" w:cstheme="minorBidi"/>
+          <w:b w:val="0"/>
+          <w:bCs w:val="0"/>
+          <w:color w:val="auto"/>
+          <w:sz w:val="24"/>
+          <w:szCs w:val="22"/>
+          <w:lang w:val="fr-FR"/>
+        </w:rPr>
+        <w:t>Performances non évaluées. Les tests de performance n’ont pas encore été effectués. Ils sont programmés pour une phase ultérieure du projet.</w:t>
+      </w:r>
+    </w:p>
+    <w:p>
+      <w:pPr>
+        <w:pStyle w:val="Heading2"/>
+        <w:rPr>
+          <w:rFonts w:ascii="Times New Roman" w:hAnsi="Times New Roman"/>
+          <w:color w:val="auto"/>
+          <w:sz w:val="28"/>
+          <w:lang w:val="fr-FR"/>
+        </w:rPr>
+      </w:pPr>
+      <w:r>
+        <w:rPr>
+          <w:rFonts w:ascii="Times New Roman" w:hAnsi="Times New Roman"/>
+          <w:color w:val="auto"/>
+          <w:sz w:val="28"/>
+          <w:lang w:val="fr-FR"/>
+        </w:rPr>
+        <w:t>8.2 Optimisations mises en place</w:t>
+      </w:r>
+    </w:p>
+    <w:p>
+      <w:pPr>
+        <w:rPr>
+          <w:lang w:val="fr-FR"/>
+        </w:rPr>
+      </w:pPr>
+      <w:r>
+        <w:rPr>
+          <w:lang w:val="fr-FR"/>
+        </w:rPr>
+        <w:t>Optimisation en attente</w:t>
+      </w:r>
+      <w:r>
+        <w:rPr>
+          <w:lang w:val="fr-FR"/>
+        </w:rPr>
+        <w:t>.</w:t>
+      </w:r>
+      <w:r>
+        <w:rPr>
+          <w:lang w:val="fr-FR"/>
+        </w:rPr>
+        <w:t> L’optimisation du code et des ressources sera réalisée après la validation fonctionnelle</w:t>
+      </w:r>
+      <w:r>
+        <w:rPr>
+          <w:lang w:val="fr-FR"/>
+        </w:rPr>
+        <w:t>.</w:t>
+      </w:r>
+    </w:p>
+    <w:p>
+      <w:pPr>
+        <w:rPr>
+          <w:lang w:val="fr-FR"/>
+        </w:rPr>
+      </w:pPr>
+      <w:r>
+        <w:rPr>
+          <w:lang w:val="fr-FR"/>
+        </w:rPr>
+        <w:br w:type="page"/>
+      </w:r>
+    </w:p>
+    <w:p>
+      <w:pPr>
+        <w:pStyle w:val="Heading1"/>
+        <w:rPr>
+          <w:lang w:val="fr-FR"/>
+        </w:rPr>
+      </w:pPr>
+      <w:r>
+        <w:rPr>
+          <w:rFonts w:ascii="Times New Roman" w:hAnsi="Times New Roman"/>
+          <w:color w:val="1F4E79"/>
+          <w:sz w:val="32"/>
+          <w:lang w:val="fr-FR"/>
+        </w:rPr>
+        <w:lastRenderedPageBreak/>
+        <w:t>9. Sécurité et protection des données</w:t>
+      </w:r>
+    </w:p>
+    <w:p>
+      <w:pPr>
+        <w:pStyle w:val="Heading2"/>
+        <w:rPr>
+          <w:lang w:val="fr-FR"/>
+        </w:rPr>
+      </w:pPr>
+      <w:r>
+        <w:rPr>
+          <w:rFonts w:ascii="Times New Roman" w:hAnsi="Times New Roman"/>
+          <w:color w:val="2E74B5"/>
+          <w:sz w:val="28"/>
+          <w:lang w:val="fr-FR"/>
+        </w:rPr>
+        <w:t>9.1 Mesures de sécurité</w:t>
       </w:r>
     </w:p>
     <w:p>
@@ -3945,21 +4881,204 @@
         <w:pStyle w:val="ListBullet"/>
         <w:spacing w:after="80"/>
         <w:jc w:val="both"/>
-        <w:rPr>
-          <w:lang w:val="fr-FR"/>
-        </w:rPr>
-      </w:pPr>
-      <w:r>
-        <w:rPr>
-          <w:lang w:val="fr-FR"/>
-        </w:rPr>
-        <w:t xml:space="preserve">Phase 6 — Frontend Flutter : développement de l'interface mobile/desktop connectée à l'API </w:t>
+      </w:pPr>
+      <w:r>
+        <w:rPr>
+          <w:lang w:val="fr-FR"/>
+        </w:rPr>
+        <w:t xml:space="preserve">Hachage des mots de passe : </w:t>
       </w:r>
       <w:proofErr w:type="spellStart"/>
       <w:r>
         <w:rPr>
           <w:lang w:val="fr-FR"/>
         </w:rPr>
+        <w:t>Werkzeug</w:t>
+      </w:r>
+      <w:proofErr w:type="spellEnd"/>
+      <w:r>
+        <w:rPr>
+          <w:lang w:val="fr-FR"/>
+        </w:rPr>
+        <w:t xml:space="preserve"> (</w:t>
+      </w:r>
+      <w:proofErr w:type="spellStart"/>
+      <w:r>
+        <w:rPr>
+          <w:lang w:val="fr-FR"/>
+        </w:rPr>
+        <w:t>generate_password_hash</w:t>
+      </w:r>
+      <w:proofErr w:type="spellEnd"/>
+      <w:r>
+        <w:rPr>
+          <w:lang w:val="fr-FR"/>
+        </w:rPr>
+        <w:t xml:space="preserve"> / </w:t>
+      </w:r>
+      <w:proofErr w:type="spellStart"/>
+      <w:r>
+        <w:rPr>
+          <w:lang w:val="fr-FR"/>
+        </w:rPr>
+        <w:t>check_password_hash</w:t>
+      </w:r>
+      <w:proofErr w:type="spellEnd"/>
+      <w:r>
+        <w:rPr>
+          <w:lang w:val="fr-FR"/>
+        </w:rPr>
+        <w:t xml:space="preserve">) utilise l'algorithme PBKDF2-SHA256 avec salage automatique. </w:t>
+      </w:r>
+      <w:proofErr w:type="spellStart"/>
+      <w:r>
+        <w:t>Aucun</w:t>
+      </w:r>
+      <w:proofErr w:type="spellEnd"/>
+      <w:r>
+        <w:t xml:space="preserve"> mot de </w:t>
+      </w:r>
+      <w:proofErr w:type="spellStart"/>
+      <w:r>
+        <w:t>passe</w:t>
+      </w:r>
+      <w:proofErr w:type="spellEnd"/>
+      <w:r>
+        <w:t xml:space="preserve"> n'est stocké en clair.</w:t>
+      </w:r>
+    </w:p>
+    <w:p>
+      <w:pPr>
+        <w:pStyle w:val="ListBullet"/>
+        <w:spacing w:after="80"/>
+        <w:jc w:val="both"/>
+      </w:pPr>
+      <w:r>
+        <w:rPr>
+          <w:lang w:val="fr-FR"/>
+        </w:rPr>
+        <w:t xml:space="preserve">Authentification JWT : chaque requête protégée requiert un </w:t>
+      </w:r>
+      <w:proofErr w:type="spellStart"/>
+      <w:r>
+        <w:rPr>
+          <w:lang w:val="fr-FR"/>
+        </w:rPr>
+        <w:t>token</w:t>
+      </w:r>
+      <w:proofErr w:type="spellEnd"/>
+      <w:r>
+        <w:rPr>
+          <w:lang w:val="fr-FR"/>
+        </w:rPr>
+        <w:t xml:space="preserve"> JWT valide, transmis dans le header HTTP </w:t>
+      </w:r>
+      <w:proofErr w:type="spellStart"/>
+      <w:r>
+        <w:rPr>
+          <w:lang w:val="fr-FR"/>
+        </w:rPr>
+        <w:t>Authorization</w:t>
+      </w:r>
+      <w:proofErr w:type="spellEnd"/>
+      <w:r>
+        <w:rPr>
+          <w:lang w:val="fr-FR"/>
+        </w:rPr>
+        <w:t xml:space="preserve">. </w:t>
+      </w:r>
+      <w:r>
+        <w:t xml:space="preserve">Le token a </w:t>
+      </w:r>
+      <w:proofErr w:type="spellStart"/>
+      <w:r>
+        <w:t>une</w:t>
+      </w:r>
+      <w:proofErr w:type="spellEnd"/>
+      <w:r>
+        <w:t xml:space="preserve"> durée de vie limitée.</w:t>
+      </w:r>
+    </w:p>
+    <w:p>
+      <w:pPr>
+        <w:pStyle w:val="ListBullet"/>
+        <w:spacing w:after="80"/>
+        <w:jc w:val="both"/>
+        <w:rPr>
+          <w:lang w:val="fr-FR"/>
+        </w:rPr>
+      </w:pPr>
+      <w:r>
+        <w:rPr>
+          <w:lang w:val="fr-FR"/>
+        </w:rPr>
+        <w:t xml:space="preserve">Variables d'environnement : les clés secrètes (SECRET_KEY, JWT_SECRET_KEY, DATABASE_URL) sont stockées dans un </w:t>
+      </w:r>
+      <w:proofErr w:type="gramStart"/>
+      <w:r>
+        <w:rPr>
+          <w:lang w:val="fr-FR"/>
+        </w:rPr>
+        <w:t>fichier .</w:t>
+      </w:r>
+      <w:proofErr w:type="spellStart"/>
+      <w:r>
+        <w:rPr>
+          <w:lang w:val="fr-FR"/>
+        </w:rPr>
+        <w:t>env</w:t>
+      </w:r>
+      <w:proofErr w:type="spellEnd"/>
+      <w:proofErr w:type="gramEnd"/>
+      <w:r>
+        <w:rPr>
+          <w:lang w:val="fr-FR"/>
+        </w:rPr>
+        <w:t xml:space="preserve"> non versionné, chargé via python-</w:t>
+      </w:r>
+      <w:proofErr w:type="spellStart"/>
+      <w:r>
+        <w:rPr>
+          <w:lang w:val="fr-FR"/>
+        </w:rPr>
+        <w:t>dotenv</w:t>
+      </w:r>
+      <w:proofErr w:type="spellEnd"/>
+      <w:r>
+        <w:rPr>
+          <w:lang w:val="fr-FR"/>
+        </w:rPr>
+        <w:t>.</w:t>
+      </w:r>
+    </w:p>
+    <w:p>
+      <w:pPr>
+        <w:pStyle w:val="ListBullet"/>
+        <w:spacing w:after="80"/>
+        <w:jc w:val="both"/>
+        <w:rPr>
+          <w:lang w:val="fr-FR"/>
+        </w:rPr>
+      </w:pPr>
+      <w:proofErr w:type="gramStart"/>
+      <w:r>
+        <w:rPr>
+          <w:lang w:val="fr-FR"/>
+        </w:rPr>
+        <w:t>CORS configuré</w:t>
+      </w:r>
+      <w:proofErr w:type="gramEnd"/>
+      <w:r>
+        <w:rPr>
+          <w:lang w:val="fr-FR"/>
+        </w:rPr>
+        <w:t xml:space="preserve"> : </w:t>
+      </w:r>
+      <w:proofErr w:type="spellStart"/>
+      <w:r>
+        <w:rPr>
+          <w:lang w:val="fr-FR"/>
+        </w:rPr>
         <w:t>Flask</w:t>
       </w:r>
       <w:proofErr w:type="spellEnd"/>
@@ -3967,7 +5086,23 @@
         <w:rPr>
           <w:lang w:val="fr-FR"/>
         </w:rPr>
-        <w:t>.</w:t>
+        <w:t>-CORS contrôle les origines autorisées à accéder à l'API.</w:t>
+      </w:r>
+    </w:p>
+    <w:p>
+      <w:pPr>
+        <w:pStyle w:val="ListBullet"/>
+        <w:spacing w:after="80"/>
+        <w:jc w:val="both"/>
+        <w:rPr>
+          <w:lang w:val="fr-FR"/>
+        </w:rPr>
+      </w:pPr>
+      <w:r>
+        <w:rPr>
+          <w:lang w:val="fr-FR"/>
+        </w:rPr>
+        <w:t>Validation des entrées : Marshmallow valide toutes les données entrantes avant tout traitement, prévenant les injections et les données malformées.</w:t>
       </w:r>
     </w:p>
     <w:p>
@@ -3984,12 +5119,105 @@
           <w:sz w:val="28"/>
           <w:lang w:val="fr-FR"/>
         </w:rPr>
-        <w:t>5.2 Modules et composants clés</w:t>
-      </w:r>
-    </w:p>
-    <w:p>
-      <w:pPr>
-        <w:pStyle w:val="Heading3"/>
+        <w:t>9.2 Gestion des données personnelles</w:t>
+      </w:r>
+    </w:p>
+    <w:p>
+      <w:pPr>
+        <w:spacing w:after="120" w:line="360" w:lineRule="exact"/>
+        <w:jc w:val="both"/>
+        <w:rPr>
+          <w:lang w:val="fr-FR"/>
+        </w:rPr>
+      </w:pPr>
+      <w:proofErr w:type="spellStart"/>
+      <w:r>
+        <w:rPr>
+          <w:lang w:val="fr-FR"/>
+        </w:rPr>
+        <w:t>SongTaaba</w:t>
+      </w:r>
+      <w:proofErr w:type="spellEnd"/>
+      <w:r>
+        <w:rPr>
+          <w:lang w:val="fr-FR"/>
+        </w:rPr>
+        <w:t xml:space="preserve"> collecte uniquement les données strictement nécessaires au fonctionnement de la plateforme : nom, prénom, adresse email et mot de passe </w:t>
+      </w:r>
+      <w:proofErr w:type="spellStart"/>
+      <w:r>
+        <w:rPr>
+          <w:lang w:val="fr-FR"/>
+        </w:rPr>
+        <w:t>hashé</w:t>
+      </w:r>
+      <w:proofErr w:type="spellEnd"/>
+      <w:r>
+        <w:rPr>
+          <w:lang w:val="fr-FR"/>
+        </w:rPr>
+        <w:t>. Aucune donnée sensible supplémentaire n'est collectée.</w:t>
+      </w:r>
+    </w:p>
+    <w:p>
+      <w:pPr>
+        <w:spacing w:after="120" w:line="360" w:lineRule="exact"/>
+        <w:jc w:val="both"/>
+        <w:rPr>
+          <w:lang w:val="fr-FR"/>
+        </w:rPr>
+      </w:pPr>
+      <w:r>
+        <w:rPr>
+          <w:lang w:val="fr-FR"/>
+        </w:rPr>
+        <w:t xml:space="preserve">Les données des utilisateurs peuvent être supprimées à leur demande via </w:t>
+      </w:r>
+      <w:proofErr w:type="spellStart"/>
+      <w:r>
+        <w:rPr>
+          <w:lang w:val="fr-FR"/>
+        </w:rPr>
+        <w:t>l'endpoint</w:t>
+      </w:r>
+      <w:proofErr w:type="spellEnd"/>
+      <w:r>
+        <w:rPr>
+          <w:lang w:val="fr-FR"/>
+        </w:rPr>
+        <w:t xml:space="preserve"> DELETE /api/</w:t>
+      </w:r>
+      <w:proofErr w:type="spellStart"/>
+      <w:r>
+        <w:rPr>
+          <w:lang w:val="fr-FR"/>
+        </w:rPr>
+        <w:t>users</w:t>
+      </w:r>
+      <w:proofErr w:type="spellEnd"/>
+      <w:r>
+        <w:rPr>
+          <w:lang w:val="fr-FR"/>
+        </w:rPr>
+        <w:t>/&lt;id&gt;. Le projet est conçu dans le respect des principes de minimisation des données et de transparence, conformément aux bonnes pratiques de protection des données personnelles.</w:t>
+      </w:r>
+    </w:p>
+    <w:p>
+      <w:pPr>
+        <w:rPr>
+          <w:lang w:val="fr-FR"/>
+        </w:rPr>
+      </w:pPr>
+      <w:r>
+        <w:rPr>
+          <w:lang w:val="fr-FR"/>
+        </w:rPr>
+        <w:br w:type="page"/>
+      </w:r>
+    </w:p>
+    <w:p>
+      <w:pPr>
+        <w:pStyle w:val="Heading1"/>
         <w:rPr>
           <w:lang w:val="fr-FR"/>
         </w:rPr>
@@ -3998,64 +5226,81 @@
         <w:rPr>
           <w:rFonts w:ascii="Times New Roman" w:hAnsi="Times New Roman"/>
           <w:color w:val="1F4E79"/>
-          <w:lang w:val="fr-FR"/>
-        </w:rPr>
-        <w:t>5.2.1 Modul</w:t>
-      </w:r>
+          <w:sz w:val="32"/>
+          <w:lang w:val="fr-FR"/>
+        </w:rPr>
+        <w:lastRenderedPageBreak/>
+        <w:t>10. Conclusion</w:t>
+      </w:r>
+    </w:p>
+    <w:p>
+      <w:pPr>
+        <w:pStyle w:val="Heading2"/>
+        <w:rPr>
+          <w:lang w:val="fr-FR"/>
+        </w:rPr>
+      </w:pPr>
       <w:r>
         <w:rPr>
           <w:rFonts w:ascii="Times New Roman" w:hAnsi="Times New Roman"/>
-          <w:color w:val="1F4E79"/>
-          <w:lang w:val="fr-FR"/>
-        </w:rPr>
-        <w:t xml:space="preserve">e de </w:t>
-      </w:r>
-      <w:proofErr w:type="spellStart"/>
-      <w:r>
-        <w:rPr>
-          <w:rFonts w:ascii="Times New Roman" w:hAnsi="Times New Roman"/>
-          <w:color w:val="1F4E79"/>
-          <w:lang w:val="fr-FR"/>
-        </w:rPr>
-        <w:t>scraping</w:t>
-      </w:r>
-      <w:proofErr w:type="spellEnd"/>
-      <w:r>
-        <w:rPr>
-          <w:rFonts w:ascii="Times New Roman" w:hAnsi="Times New Roman"/>
-          <w:color w:val="1F4E79"/>
-          <w:lang w:val="fr-FR"/>
-        </w:rPr>
-        <w:t xml:space="preserve"> (services/scraping.py)</w:t>
+          <w:color w:val="2E74B5"/>
+          <w:sz w:val="28"/>
+          <w:lang w:val="fr-FR"/>
+        </w:rPr>
+        <w:t>10.1 Résumé des réalisations</w:t>
       </w:r>
     </w:p>
     <w:p>
       <w:pPr>
         <w:spacing w:after="120" w:line="360" w:lineRule="exact"/>
         <w:jc w:val="both"/>
-        <w:rPr>
-          <w:lang w:val="fr-FR"/>
-        </w:rPr>
-      </w:pPr>
-      <w:r>
-        <w:rPr>
-          <w:lang w:val="fr-FR"/>
-        </w:rPr>
-        <w:t xml:space="preserve">Le cœur du système de collecte repose sur la fonction </w:t>
+      </w:pPr>
+      <w:r>
+        <w:rPr>
+          <w:lang w:val="fr-FR"/>
+        </w:rPr>
+        <w:t xml:space="preserve">Le projet </w:t>
       </w:r>
       <w:proofErr w:type="spellStart"/>
       <w:r>
         <w:rPr>
           <w:lang w:val="fr-FR"/>
         </w:rPr>
-        <w:t>scraper_site</w:t>
+        <w:t>SongTaaba</w:t>
       </w:r>
       <w:proofErr w:type="spellEnd"/>
       <w:r>
         <w:rPr>
           <w:lang w:val="fr-FR"/>
         </w:rPr>
-        <w:t>(site) qui :</w:t>
+        <w:t xml:space="preserve"> a permis de développer une plateforme fonctionnelle de gestion des opportunités de bourses et de stages, répondant aux besoins identifiés des étudiants burkinabè et africains. </w:t>
+      </w:r>
+      <w:r>
+        <w:t xml:space="preserve">Les </w:t>
+      </w:r>
+      <w:proofErr w:type="spellStart"/>
+      <w:r>
+        <w:t>réalisations</w:t>
+      </w:r>
+      <w:proofErr w:type="spellEnd"/>
+      <w:r>
+        <w:t xml:space="preserve"> </w:t>
+      </w:r>
+      <w:proofErr w:type="spellStart"/>
+      <w:r>
+        <w:t>principales</w:t>
+      </w:r>
+      <w:proofErr w:type="spellEnd"/>
+      <w:r>
+        <w:t xml:space="preserve"> </w:t>
+      </w:r>
+      <w:proofErr w:type="spellStart"/>
+      <w:r>
+        <w:t>sont</w:t>
+      </w:r>
+      <w:proofErr w:type="spellEnd"/>
+      <w:r>
+        <w:t xml:space="preserve"> :</w:t>
       </w:r>
     </w:p>
     <w:p>
@@ -4071,29 +5316,35 @@
         <w:rPr>
           <w:lang w:val="fr-FR"/>
         </w:rPr>
-        <w:t xml:space="preserve">Télécharge le HTML de la page via </w:t>
+        <w:t xml:space="preserve">Une API REST complète développée avec </w:t>
       </w:r>
       <w:proofErr w:type="spellStart"/>
-      <w:proofErr w:type="gramStart"/>
-      <w:r>
-        <w:rPr>
-          <w:lang w:val="fr-FR"/>
-        </w:rPr>
-        <w:t>requests.get</w:t>
+      <w:r>
+        <w:rPr>
+          <w:lang w:val="fr-FR"/>
+        </w:rPr>
+        <w:t>Flask</w:t>
       </w:r>
       <w:proofErr w:type="spellEnd"/>
       <w:r>
         <w:rPr>
           <w:lang w:val="fr-FR"/>
         </w:rPr>
-        <w:t>(</w:t>
-      </w:r>
-      <w:proofErr w:type="gramEnd"/>
-      <w:r>
-        <w:rPr>
-          <w:lang w:val="fr-FR"/>
-        </w:rPr>
-        <w:t>) avec un User-Agent réaliste pour éviter les blocages.</w:t>
+        <w:t xml:space="preserve">, couvrant l'authentification, la gestion des utilisateurs, des bourses, des sites de </w:t>
+      </w:r>
+      <w:proofErr w:type="spellStart"/>
+      <w:r>
+        <w:rPr>
+          <w:lang w:val="fr-FR"/>
+        </w:rPr>
+        <w:t>scraping</w:t>
+      </w:r>
+      <w:proofErr w:type="spellEnd"/>
+      <w:r>
+        <w:rPr>
+          <w:lang w:val="fr-FR"/>
+        </w:rPr>
+        <w:t xml:space="preserve"> et des candidatures.</w:t>
       </w:r>
     </w:p>
     <w:p>
@@ -4105,60 +5356,32 @@
           <w:lang w:val="fr-FR"/>
         </w:rPr>
       </w:pPr>
+      <w:r>
+        <w:rPr>
+          <w:lang w:val="fr-FR"/>
+        </w:rPr>
+        <w:t xml:space="preserve">Un système de </w:t>
+      </w:r>
       <w:proofErr w:type="spellStart"/>
       <w:r>
         <w:rPr>
           <w:lang w:val="fr-FR"/>
         </w:rPr>
-        <w:t>Parse</w:t>
+        <w:t>scraping</w:t>
       </w:r>
       <w:proofErr w:type="spellEnd"/>
       <w:r>
         <w:rPr>
           <w:lang w:val="fr-FR"/>
         </w:rPr>
-        <w:t xml:space="preserve"> le contenu avec </w:t>
+        <w:t xml:space="preserve"> automatique basé sur BeautifulSoup4, configurable via des sélecteurs CSS et planifié chaque nuit avec </w:t>
       </w:r>
       <w:proofErr w:type="spellStart"/>
       <w:r>
         <w:rPr>
           <w:lang w:val="fr-FR"/>
         </w:rPr>
-        <w:t>BeautifulSoup</w:t>
-      </w:r>
-      <w:proofErr w:type="spellEnd"/>
-      <w:r>
-        <w:rPr>
-          <w:lang w:val="fr-FR"/>
-        </w:rPr>
-        <w:t xml:space="preserve"> e</w:t>
-      </w:r>
-      <w:r>
-        <w:rPr>
-          <w:lang w:val="fr-FR"/>
-        </w:rPr>
-        <w:t xml:space="preserve">n utilisant le </w:t>
-      </w:r>
-      <w:proofErr w:type="spellStart"/>
-      <w:r>
-        <w:rPr>
-          <w:lang w:val="fr-FR"/>
-        </w:rPr>
-        <w:t>parser</w:t>
-      </w:r>
-      <w:proofErr w:type="spellEnd"/>
-      <w:r>
-        <w:rPr>
-          <w:lang w:val="fr-FR"/>
-        </w:rPr>
-        <w:t xml:space="preserve"> </w:t>
-      </w:r>
-      <w:proofErr w:type="spellStart"/>
-      <w:r>
-        <w:rPr>
-          <w:lang w:val="fr-FR"/>
-        </w:rPr>
-        <w:t>lxml</w:t>
+        <w:t>APScheduler</w:t>
       </w:r>
       <w:proofErr w:type="spellEnd"/>
       <w:r>
@@ -4181,7 +5404,7 @@
         <w:rPr>
           <w:lang w:val="fr-FR"/>
         </w:rPr>
-        <w:t>Applique les sélecteurs CSS configurés dans le modèle Site pour extraire les titres, descriptions, deadlines et liens.</w:t>
+        <w:t>Un frontend mobile et desktop développé avec Flutter, connecté à l'API et offrant une interface intuitive et moderne.</w:t>
       </w:r>
     </w:p>
     <w:p>
@@ -4197,8 +5420,45 @@
         <w:rPr>
           <w:lang w:val="fr-FR"/>
         </w:rPr>
-        <w:t>Vérifie l'absence de doublons avant chaque insertion.</w:t>
-      </w:r>
+        <w:t xml:space="preserve">Une base de données PostgreSQL bien structurée, avec migrations gérées par </w:t>
+      </w:r>
+      <w:proofErr w:type="spellStart"/>
+      <w:r>
+        <w:rPr>
+          <w:lang w:val="fr-FR"/>
+        </w:rPr>
+        <w:t>Alembic</w:t>
+      </w:r>
+      <w:proofErr w:type="spellEnd"/>
+      <w:r>
+        <w:rPr>
+          <w:lang w:val="fr-FR"/>
+        </w:rPr>
+        <w:t>, garantissant l'intégrité et l'évolutivité des données.</w:t>
+      </w:r>
+    </w:p>
+    <w:p>
+      <w:pPr>
+        <w:pStyle w:val="Heading2"/>
+      </w:pPr>
+      <w:r>
+        <w:rPr>
+          <w:rFonts w:ascii="Times New Roman" w:hAnsi="Times New Roman"/>
+          <w:color w:val="2E74B5"/>
+          <w:sz w:val="28"/>
+        </w:rPr>
+        <w:t xml:space="preserve">10.2 Perspectives </w:t>
+      </w:r>
+      <w:proofErr w:type="spellStart"/>
+      <w:r>
+        <w:rPr>
+          <w:rFonts w:ascii="Times New Roman" w:hAnsi="Times New Roman"/>
+          <w:color w:val="2E74B5"/>
+          <w:sz w:val="28"/>
+        </w:rPr>
+        <w:t>d'amélioration</w:t>
+      </w:r>
+      <w:proofErr w:type="spellEnd"/>
     </w:p>
     <w:p>
       <w:pPr>
@@ -4209,66 +5469,220 @@
           <w:lang w:val="fr-FR"/>
         </w:rPr>
       </w:pPr>
-      <w:r>
-        <w:rPr>
-          <w:lang w:val="fr-FR"/>
-        </w:rPr>
-        <w:t xml:space="preserve">Met à jour le champ </w:t>
-      </w:r>
       <w:proofErr w:type="spellStart"/>
       <w:r>
         <w:rPr>
           <w:lang w:val="fr-FR"/>
         </w:rPr>
-        <w:t>derniere_execution</w:t>
+        <w:t>Scraping</w:t>
       </w:r>
       <w:proofErr w:type="spellEnd"/>
       <w:r>
         <w:rPr>
           <w:lang w:val="fr-FR"/>
         </w:rPr>
-        <w:t xml:space="preserve"> du site après ch</w:t>
-      </w:r>
-      <w:r>
-        <w:rPr>
-          <w:lang w:val="fr-FR"/>
-        </w:rPr>
-        <w:t xml:space="preserve">aque </w:t>
+        <w:t xml:space="preserve"> </w:t>
       </w:r>
       <w:proofErr w:type="spellStart"/>
       <w:r>
         <w:rPr>
           <w:lang w:val="fr-FR"/>
         </w:rPr>
-        <w:t>scraping</w:t>
+        <w:t>Selenium</w:t>
       </w:r>
       <w:proofErr w:type="spellEnd"/>
       <w:r>
         <w:rPr>
           <w:lang w:val="fr-FR"/>
         </w:rPr>
-        <w:t xml:space="preserve"> réussi.</w:t>
-      </w:r>
-    </w:p>
-    <w:p>
-      <w:pPr>
-        <w:pStyle w:val="Heading3"/>
-        <w:rPr>
-          <w:lang w:val="fr-FR"/>
-        </w:rPr>
+        <w:t xml:space="preserve"> : pour les sites dynamiques (JavaScript), remplacer ou compléter </w:t>
+      </w:r>
+      <w:proofErr w:type="spellStart"/>
+      <w:r>
+        <w:rPr>
+          <w:lang w:val="fr-FR"/>
+        </w:rPr>
+        <w:t>Requests</w:t>
+      </w:r>
+      <w:proofErr w:type="spellEnd"/>
+      <w:r>
+        <w:rPr>
+          <w:lang w:val="fr-FR"/>
+        </w:rPr>
+        <w:t>/</w:t>
+      </w:r>
+      <w:proofErr w:type="spellStart"/>
+      <w:r>
+        <w:rPr>
+          <w:lang w:val="fr-FR"/>
+        </w:rPr>
+        <w:t>BeautifulSoup</w:t>
+      </w:r>
+      <w:proofErr w:type="spellEnd"/>
+      <w:r>
+        <w:rPr>
+          <w:lang w:val="fr-FR"/>
+        </w:rPr>
+        <w:t xml:space="preserve"> par </w:t>
+      </w:r>
+      <w:proofErr w:type="spellStart"/>
+      <w:r>
+        <w:rPr>
+          <w:lang w:val="fr-FR"/>
+        </w:rPr>
+        <w:t>Selenium</w:t>
+      </w:r>
+      <w:proofErr w:type="spellEnd"/>
+      <w:r>
+        <w:rPr>
+          <w:lang w:val="fr-FR"/>
+        </w:rPr>
+        <w:t xml:space="preserve"> ou </w:t>
+      </w:r>
+      <w:proofErr w:type="spellStart"/>
+      <w:r>
+        <w:rPr>
+          <w:lang w:val="fr-FR"/>
+        </w:rPr>
+        <w:t>Playwright</w:t>
+      </w:r>
+      <w:proofErr w:type="spellEnd"/>
+      <w:r>
+        <w:rPr>
+          <w:lang w:val="fr-FR"/>
+        </w:rPr>
+        <w:t>.</w:t>
+      </w:r>
+    </w:p>
+    <w:p>
+      <w:pPr>
+        <w:pStyle w:val="ListBullet"/>
+        <w:spacing w:after="80"/>
+        <w:jc w:val="both"/>
+        <w:rPr>
+          <w:lang w:val="fr-FR"/>
+        </w:rPr>
+      </w:pPr>
+      <w:r>
+        <w:rPr>
+          <w:lang w:val="fr-FR"/>
+        </w:rPr>
+        <w:t xml:space="preserve">Envisager une </w:t>
+      </w:r>
+      <w:r>
+        <w:rPr>
+          <w:lang w:val="fr-FR"/>
+        </w:rPr>
+        <w:t>collaboration directe à travers avec les structures boursières.</w:t>
+      </w:r>
+    </w:p>
+    <w:p>
+      <w:pPr>
+        <w:pStyle w:val="ListBullet"/>
+        <w:spacing w:after="80"/>
+        <w:jc w:val="both"/>
+        <w:rPr>
+          <w:lang w:val="fr-FR"/>
+        </w:rPr>
+      </w:pPr>
+      <w:r>
+        <w:rPr>
+          <w:lang w:val="fr-FR"/>
+        </w:rPr>
+        <w:t xml:space="preserve">Notifications push : intégrer </w:t>
+      </w:r>
+      <w:proofErr w:type="spellStart"/>
+      <w:r>
+        <w:rPr>
+          <w:lang w:val="fr-FR"/>
+        </w:rPr>
+        <w:t>Firebase</w:t>
+      </w:r>
+      <w:proofErr w:type="spellEnd"/>
+      <w:r>
+        <w:rPr>
+          <w:lang w:val="fr-FR"/>
+        </w:rPr>
+        <w:t xml:space="preserve"> Cloud Messaging (FCM) pour envoyer des notifications push aux utilisateurs sur mobile.</w:t>
+      </w:r>
+    </w:p>
+    <w:p>
+      <w:pPr>
+        <w:pStyle w:val="ListBullet"/>
+        <w:spacing w:after="80"/>
+        <w:jc w:val="both"/>
+        <w:rPr>
+          <w:lang w:val="fr-FR"/>
+        </w:rPr>
+      </w:pPr>
+      <w:r>
+        <w:rPr>
+          <w:lang w:val="fr-FR"/>
+        </w:rPr>
+        <w:t>Moteur de recommandation : développer un algorithme de recommandation personnalisée basé sur le profil de l'étudiant (niveau, domaine, pays cible).</w:t>
+      </w:r>
+    </w:p>
+    <w:p>
+      <w:pPr>
+        <w:pStyle w:val="ListBullet"/>
+        <w:spacing w:after="80"/>
+        <w:jc w:val="both"/>
+        <w:rPr>
+          <w:lang w:val="fr-FR"/>
+        </w:rPr>
+      </w:pPr>
+      <w:r>
+        <w:rPr>
+          <w:lang w:val="fr-FR"/>
+        </w:rPr>
+        <w:t>Assistance à la candidature : ajouter un module d'aide à la rédaction de lettres de motivation et de CV adapté au contexte des bourses.</w:t>
+      </w:r>
+    </w:p>
+    <w:p>
+      <w:pPr>
+        <w:pStyle w:val="Heading2"/>
       </w:pPr>
       <w:r>
         <w:rPr>
           <w:rFonts w:ascii="Times New Roman" w:hAnsi="Times New Roman"/>
-          <w:color w:val="1F4E79"/>
-          <w:lang w:val="fr-FR"/>
-        </w:rPr>
-        <w:t>5.2.2 Module d'authentification</w:t>
-      </w:r>
-    </w:p>
-    <w:p>
-      <w:pPr>
-        <w:spacing w:after="120" w:line="360" w:lineRule="exact"/>
+          <w:color w:val="2E74B5"/>
+          <w:sz w:val="28"/>
+        </w:rPr>
+        <w:t xml:space="preserve">10.3 </w:t>
+      </w:r>
+      <w:proofErr w:type="spellStart"/>
+      <w:r>
+        <w:rPr>
+          <w:rFonts w:ascii="Times New Roman" w:hAnsi="Times New Roman"/>
+          <w:color w:val="2E74B5"/>
+          <w:sz w:val="28"/>
+        </w:rPr>
+        <w:t>Développement</w:t>
+      </w:r>
+      <w:proofErr w:type="spellEnd"/>
+      <w:r>
+        <w:rPr>
+          <w:rFonts w:ascii="Times New Roman" w:hAnsi="Times New Roman"/>
+          <w:color w:val="2E74B5"/>
+          <w:sz w:val="28"/>
+        </w:rPr>
+        <w:t xml:space="preserve"> </w:t>
+      </w:r>
+      <w:proofErr w:type="spellStart"/>
+      <w:r>
+        <w:rPr>
+          <w:rFonts w:ascii="Times New Roman" w:hAnsi="Times New Roman"/>
+          <w:color w:val="2E74B5"/>
+          <w:sz w:val="28"/>
+        </w:rPr>
+        <w:t>futur</w:t>
+      </w:r>
+      <w:proofErr w:type="spellEnd"/>
+    </w:p>
+    <w:p>
+      <w:pPr>
+        <w:pStyle w:val="ListBullet"/>
+        <w:spacing w:after="80"/>
         <w:jc w:val="both"/>
         <w:rPr>
           <w:lang w:val="fr-FR"/>
@@ -4278,198 +5692,62 @@
         <w:rPr>
           <w:lang w:val="fr-FR"/>
         </w:rPr>
-        <w:t xml:space="preserve">L'authentification repose sur </w:t>
+        <w:t>Une plateforme multi-pays couvrant l'ensemble de l'Afrique de l'Ouest, avec des partenariats institutionnels.</w:t>
+      </w:r>
+    </w:p>
+    <w:p>
+      <w:pPr>
+        <w:pStyle w:val="ListBullet"/>
+        <w:spacing w:after="80"/>
+        <w:jc w:val="both"/>
+        <w:rPr>
+          <w:lang w:val="fr-FR"/>
+        </w:rPr>
+      </w:pPr>
+      <w:r>
+        <w:rPr>
+          <w:lang w:val="fr-FR"/>
+        </w:rPr>
+        <w:t>Une version web progressive (PWA) en complément de l'application mobile Flutter.</w:t>
+      </w:r>
+    </w:p>
+    <w:p>
+      <w:pPr>
+        <w:pStyle w:val="ListBullet"/>
+        <w:spacing w:after="80"/>
+        <w:jc w:val="both"/>
+        <w:rPr>
+          <w:lang w:val="fr-FR"/>
+        </w:rPr>
+      </w:pPr>
+      <w:r>
+        <w:rPr>
+          <w:lang w:val="fr-FR"/>
+        </w:rPr>
+        <w:t>Un tableau de bord analytique pour les institutions souhaitant suivre l'intérêt des étudiants pour leurs programmes.</w:t>
+      </w:r>
+    </w:p>
+    <w:p>
+      <w:pPr>
+        <w:pStyle w:val="ListBullet"/>
+        <w:spacing w:after="80"/>
+        <w:jc w:val="both"/>
+        <w:rPr>
+          <w:lang w:val="fr-FR"/>
+        </w:rPr>
+      </w:pPr>
+      <w:r>
+        <w:rPr>
+          <w:lang w:val="fr-FR"/>
+        </w:rPr>
+        <w:t xml:space="preserve">Une intégration avec des plateformes de candidature en ligne pour permettre la soumission directe des dossiers depuis </w:t>
       </w:r>
       <w:proofErr w:type="spellStart"/>
       <w:r>
         <w:rPr>
           <w:lang w:val="fr-FR"/>
         </w:rPr>
-        <w:t>Flask</w:t>
-      </w:r>
-      <w:proofErr w:type="spellEnd"/>
-      <w:r>
-        <w:rPr>
-          <w:lang w:val="fr-FR"/>
-        </w:rPr>
-        <w:t xml:space="preserve">-JWT-Extended. À la connexion, un </w:t>
-      </w:r>
-      <w:proofErr w:type="spellStart"/>
-      <w:r>
-        <w:rPr>
-          <w:lang w:val="fr-FR"/>
-        </w:rPr>
-        <w:t>token</w:t>
-      </w:r>
-      <w:proofErr w:type="spellEnd"/>
-      <w:r>
-        <w:rPr>
-          <w:lang w:val="fr-FR"/>
-        </w:rPr>
-        <w:t xml:space="preserve"> JWT est généré et retourné au client. Ce </w:t>
-      </w:r>
-      <w:proofErr w:type="spellStart"/>
-      <w:r>
-        <w:rPr>
-          <w:lang w:val="fr-FR"/>
-        </w:rPr>
-        <w:t>token</w:t>
-      </w:r>
-      <w:proofErr w:type="spellEnd"/>
-      <w:r>
-        <w:rPr>
-          <w:lang w:val="fr-FR"/>
-        </w:rPr>
-        <w:t xml:space="preserve"> est ensuite inclus dans le header </w:t>
-      </w:r>
-      <w:proofErr w:type="spellStart"/>
-      <w:proofErr w:type="gramStart"/>
-      <w:r>
-        <w:rPr>
-          <w:lang w:val="fr-FR"/>
-        </w:rPr>
-        <w:t>Authorization</w:t>
-      </w:r>
-      <w:proofErr w:type="spellEnd"/>
-      <w:r>
-        <w:rPr>
-          <w:lang w:val="fr-FR"/>
-        </w:rPr>
-        <w:t>:</w:t>
-      </w:r>
-      <w:proofErr w:type="gramEnd"/>
-      <w:r>
-        <w:rPr>
-          <w:lang w:val="fr-FR"/>
-        </w:rPr>
-        <w:t xml:space="preserve"> </w:t>
-      </w:r>
-      <w:proofErr w:type="spellStart"/>
-      <w:r>
-        <w:rPr>
-          <w:lang w:val="fr-FR"/>
-        </w:rPr>
-        <w:t>Bearer</w:t>
-      </w:r>
-      <w:proofErr w:type="spellEnd"/>
-      <w:r>
-        <w:rPr>
-          <w:lang w:val="fr-FR"/>
-        </w:rPr>
-        <w:t xml:space="preserve"> &lt;</w:t>
-      </w:r>
-      <w:proofErr w:type="spellStart"/>
-      <w:r>
-        <w:rPr>
-          <w:lang w:val="fr-FR"/>
-        </w:rPr>
-        <w:t>token</w:t>
-      </w:r>
-      <w:proofErr w:type="spellEnd"/>
-      <w:r>
-        <w:rPr>
-          <w:lang w:val="fr-FR"/>
-        </w:rPr>
-        <w:t>&gt; de chaque requêt</w:t>
-      </w:r>
-      <w:r>
-        <w:rPr>
-          <w:lang w:val="fr-FR"/>
-        </w:rPr>
-        <w:t xml:space="preserve">e protégée. Les mots de passe sont hachés avec </w:t>
-      </w:r>
-      <w:proofErr w:type="spellStart"/>
-      <w:r>
-        <w:rPr>
-          <w:lang w:val="fr-FR"/>
-        </w:rPr>
-        <w:t>Werkzeug</w:t>
-      </w:r>
-      <w:proofErr w:type="spellEnd"/>
-      <w:r>
-        <w:rPr>
-          <w:lang w:val="fr-FR"/>
-        </w:rPr>
-        <w:t xml:space="preserve"> (</w:t>
-      </w:r>
-      <w:proofErr w:type="spellStart"/>
-      <w:r>
-        <w:rPr>
-          <w:lang w:val="fr-FR"/>
-        </w:rPr>
-        <w:t>generate_password_hash</w:t>
-      </w:r>
-      <w:proofErr w:type="spellEnd"/>
-      <w:r>
-        <w:rPr>
-          <w:lang w:val="fr-FR"/>
-        </w:rPr>
-        <w:t>) et jamais stockés en clair.</w:t>
-      </w:r>
-    </w:p>
-    <w:p>
-      <w:pPr>
-        <w:pStyle w:val="Heading3"/>
-        <w:rPr>
-          <w:lang w:val="fr-FR"/>
-        </w:rPr>
-      </w:pPr>
-      <w:r>
-        <w:rPr>
-          <w:rFonts w:ascii="Times New Roman" w:hAnsi="Times New Roman"/>
-          <w:color w:val="1F4E79"/>
-          <w:lang w:val="fr-FR"/>
-        </w:rPr>
-        <w:t>5.2.3 Interface Flutter</w:t>
-      </w:r>
-    </w:p>
-    <w:p>
-      <w:pPr>
-        <w:spacing w:after="120" w:line="360" w:lineRule="exact"/>
-        <w:jc w:val="both"/>
-        <w:rPr>
-          <w:lang w:val="fr-FR"/>
-        </w:rPr>
-      </w:pPr>
-      <w:r>
-        <w:rPr>
-          <w:lang w:val="fr-FR"/>
-        </w:rPr>
-        <w:t>Le frontend Flutter communique avec l'API via le package http. Il comprend : une page de login/inscription, une page d'accu</w:t>
-      </w:r>
-      <w:r>
-        <w:rPr>
-          <w:lang w:val="fr-FR"/>
-        </w:rPr>
-        <w:t xml:space="preserve">eil avec liste des bourses filtrables, une page de favoris et </w:t>
-      </w:r>
-      <w:r>
-        <w:rPr>
-          <w:lang w:val="fr-FR"/>
-        </w:rPr>
-        <w:lastRenderedPageBreak/>
-        <w:t xml:space="preserve">une page de notifications. La navigation est gérée par une </w:t>
-      </w:r>
-      <w:proofErr w:type="spellStart"/>
-      <w:r>
-        <w:rPr>
-          <w:lang w:val="fr-FR"/>
-        </w:rPr>
-        <w:t>BottomNavigationBar</w:t>
-      </w:r>
-      <w:proofErr w:type="spellEnd"/>
-      <w:r>
-        <w:rPr>
-          <w:lang w:val="fr-FR"/>
-        </w:rPr>
-        <w:t xml:space="preserve"> et les détails s'affichent via des </w:t>
-      </w:r>
-      <w:proofErr w:type="spellStart"/>
-      <w:r>
-        <w:rPr>
-          <w:lang w:val="fr-FR"/>
-        </w:rPr>
-        <w:t>ModalBottomSheets</w:t>
+        <w:t>SongTaaba</w:t>
       </w:r>
       <w:proofErr w:type="spellEnd"/>
       <w:r>
@@ -4507,7 +5785,7 @@
           <w:lang w:val="fr-FR"/>
         </w:rPr>
         <w:lastRenderedPageBreak/>
-        <w:t>6. Résultats de l'analyse</w:t>
+        <w:t>11. Annexes</w:t>
       </w:r>
     </w:p>
     <w:p>
@@ -4524,56 +5802,1751 @@
           <w:sz w:val="28"/>
           <w:lang w:val="fr-FR"/>
         </w:rPr>
-        <w:t>6.1 Résultats et interprétation</w:t>
-      </w:r>
-    </w:p>
-    <w:p>
-      <w:pPr>
-        <w:spacing w:after="120" w:line="360" w:lineRule="exact"/>
-        <w:jc w:val="both"/>
-        <w:rPr>
-          <w:lang w:val="fr-FR"/>
-        </w:rPr>
-      </w:pPr>
-      <w:r>
-        <w:rPr>
-          <w:lang w:val="fr-FR"/>
-        </w:rPr>
-        <w:t>À</w:t>
-      </w:r>
-      <w:r>
-        <w:rPr>
-          <w:lang w:val="fr-FR"/>
-        </w:rPr>
-        <w:t xml:space="preserve"> ce stade du développement, les premiers résultats obtenus sont les suivants :</w:t>
-      </w:r>
-    </w:p>
-    <w:p>
-      <w:pPr>
-        <w:pStyle w:val="ListBullet"/>
-        <w:spacing w:after="80"/>
-        <w:jc w:val="both"/>
-        <w:rPr>
-          <w:lang w:val="fr-FR"/>
-        </w:rPr>
-      </w:pPr>
-      <w:r>
-        <w:rPr>
-          <w:b/>
-          <w:u w:val="single"/>
-          <w:lang w:val="fr-FR"/>
-        </w:rPr>
-        <w:t>API REST fonctionnelle</w:t>
-      </w:r>
-      <w:r>
-        <w:rPr>
-          <w:lang w:val="fr-FR"/>
-        </w:rPr>
-        <w:t xml:space="preserve"> : tous les </w:t>
-      </w:r>
+        <w:t>Annexe A — Structure du projet</w:t>
+      </w:r>
+    </w:p>
+    <w:p>
+      <w:pPr>
+        <w:shd w:val="clear" w:color="auto" w:fill="1D1F21"/>
+        <w:spacing w:after="0" w:line="285" w:lineRule="atLeast"/>
+        <w:rPr>
+          <w:rFonts w:ascii="Consolas" w:eastAsia="Times New Roman" w:hAnsi="Consolas" w:cs="Times New Roman"/>
+          <w:color w:val="C5C8C6"/>
+          <w:sz w:val="21"/>
+          <w:szCs w:val="21"/>
+          <w:lang w:val="fr-BF" w:eastAsia="fr-BF"/>
+        </w:rPr>
+      </w:pPr>
       <w:proofErr w:type="spellStart"/>
-      <w:r>
-        <w:rPr>
+      <w:proofErr w:type="gramStart"/>
+      <w:r>
+        <w:rPr>
+          <w:rFonts w:ascii="Consolas" w:eastAsia="Times New Roman" w:hAnsi="Consolas" w:cs="Times New Roman"/>
+          <w:color w:val="C5C8C6"/>
+          <w:sz w:val="21"/>
+          <w:szCs w:val="21"/>
+          <w:lang w:val="fr-BF" w:eastAsia="fr-BF"/>
+        </w:rPr>
+        <w:t>songtaaba</w:t>
+      </w:r>
+      <w:proofErr w:type="spellEnd"/>
+      <w:proofErr w:type="gramEnd"/>
+      <w:r>
+        <w:rPr>
+          <w:rFonts w:ascii="Consolas" w:eastAsia="Times New Roman" w:hAnsi="Consolas" w:cs="Times New Roman"/>
+          <w:color w:val="C5C8C6"/>
+          <w:sz w:val="21"/>
+          <w:szCs w:val="21"/>
+          <w:lang w:val="fr-BF" w:eastAsia="fr-BF"/>
+        </w:rPr>
+        <w:t>/</w:t>
+      </w:r>
+    </w:p>
+    <w:p>
+      <w:pPr>
+        <w:shd w:val="clear" w:color="auto" w:fill="1D1F21"/>
+        <w:spacing w:after="0" w:line="285" w:lineRule="atLeast"/>
+        <w:rPr>
+          <w:rFonts w:ascii="Consolas" w:eastAsia="Times New Roman" w:hAnsi="Consolas" w:cs="Times New Roman"/>
+          <w:color w:val="C5C8C6"/>
+          <w:sz w:val="21"/>
+          <w:szCs w:val="21"/>
+          <w:lang w:val="fr-BF" w:eastAsia="fr-BF"/>
+        </w:rPr>
+      </w:pPr>
+      <w:r>
+        <w:rPr>
+          <w:rFonts w:ascii="Consolas" w:eastAsia="Times New Roman" w:hAnsi="Consolas" w:cs="Times New Roman"/>
+          <w:color w:val="C5C8C6"/>
+          <w:sz w:val="21"/>
+          <w:szCs w:val="21"/>
+          <w:lang w:val="fr-BF" w:eastAsia="fr-BF"/>
+        </w:rPr>
+        <w:t>├── README.MD</w:t>
+      </w:r>
+    </w:p>
+    <w:p>
+      <w:pPr>
+        <w:shd w:val="clear" w:color="auto" w:fill="1D1F21"/>
+        <w:spacing w:after="0" w:line="285" w:lineRule="atLeast"/>
+        <w:rPr>
+          <w:rFonts w:ascii="Consolas" w:eastAsia="Times New Roman" w:hAnsi="Consolas" w:cs="Times New Roman"/>
+          <w:color w:val="C5C8C6"/>
+          <w:sz w:val="21"/>
+          <w:szCs w:val="21"/>
+          <w:lang w:val="fr-BF" w:eastAsia="fr-BF"/>
+        </w:rPr>
+      </w:pPr>
+      <w:r>
+        <w:rPr>
+          <w:rFonts w:ascii="Consolas" w:eastAsia="Times New Roman" w:hAnsi="Consolas" w:cs="Times New Roman"/>
+          <w:color w:val="C5C8C6"/>
+          <w:sz w:val="21"/>
+          <w:szCs w:val="21"/>
+          <w:lang w:val="fr-BF" w:eastAsia="fr-BF"/>
+        </w:rPr>
+        <w:t>├── backend/</w:t>
+      </w:r>
+    </w:p>
+    <w:p>
+      <w:pPr>
+        <w:shd w:val="clear" w:color="auto" w:fill="1D1F21"/>
+        <w:spacing w:after="0" w:line="285" w:lineRule="atLeast"/>
+        <w:rPr>
+          <w:rFonts w:ascii="Consolas" w:eastAsia="Times New Roman" w:hAnsi="Consolas" w:cs="Times New Roman"/>
+          <w:color w:val="C5C8C6"/>
+          <w:sz w:val="21"/>
+          <w:szCs w:val="21"/>
+          <w:lang w:val="fr-BF" w:eastAsia="fr-BF"/>
+        </w:rPr>
+      </w:pPr>
+      <w:r>
+        <w:rPr>
+          <w:rFonts w:ascii="Consolas" w:eastAsia="Times New Roman" w:hAnsi="Consolas" w:cs="Times New Roman"/>
+          <w:color w:val="C5C8C6"/>
+          <w:sz w:val="21"/>
+          <w:szCs w:val="21"/>
+          <w:lang w:val="fr-BF" w:eastAsia="fr-BF"/>
+        </w:rPr>
+        <w:t xml:space="preserve">│   ├── app.py                          # </w:t>
+      </w:r>
+      <w:proofErr w:type="spellStart"/>
+      <w:r>
+        <w:rPr>
+          <w:rFonts w:ascii="Consolas" w:eastAsia="Times New Roman" w:hAnsi="Consolas" w:cs="Times New Roman"/>
+          <w:color w:val="C5C8C6"/>
+          <w:sz w:val="21"/>
+          <w:szCs w:val="21"/>
+          <w:lang w:val="fr-BF" w:eastAsia="fr-BF"/>
+        </w:rPr>
+        <w:t>Factory</w:t>
+      </w:r>
+      <w:proofErr w:type="spellEnd"/>
+      <w:r>
+        <w:rPr>
+          <w:rFonts w:ascii="Consolas" w:eastAsia="Times New Roman" w:hAnsi="Consolas" w:cs="Times New Roman"/>
+          <w:color w:val="C5C8C6"/>
+          <w:sz w:val="21"/>
+          <w:szCs w:val="21"/>
+          <w:lang w:val="fr-BF" w:eastAsia="fr-BF"/>
+        </w:rPr>
+        <w:t xml:space="preserve"> </w:t>
+      </w:r>
+      <w:proofErr w:type="spellStart"/>
+      <w:r>
+        <w:rPr>
+          <w:rFonts w:ascii="Consolas" w:eastAsia="Times New Roman" w:hAnsi="Consolas" w:cs="Times New Roman"/>
+          <w:color w:val="C5C8C6"/>
+          <w:sz w:val="21"/>
+          <w:szCs w:val="21"/>
+          <w:lang w:val="fr-BF" w:eastAsia="fr-BF"/>
+        </w:rPr>
+        <w:t>Flask</w:t>
+      </w:r>
+      <w:proofErr w:type="spellEnd"/>
+    </w:p>
+    <w:p>
+      <w:pPr>
+        <w:shd w:val="clear" w:color="auto" w:fill="1D1F21"/>
+        <w:spacing w:after="0" w:line="285" w:lineRule="atLeast"/>
+        <w:rPr>
+          <w:rFonts w:ascii="Consolas" w:eastAsia="Times New Roman" w:hAnsi="Consolas" w:cs="Times New Roman"/>
+          <w:color w:val="C5C8C6"/>
+          <w:sz w:val="21"/>
+          <w:szCs w:val="21"/>
+          <w:lang w:val="fr-BF" w:eastAsia="fr-BF"/>
+        </w:rPr>
+      </w:pPr>
+      <w:r>
+        <w:rPr>
+          <w:rFonts w:ascii="Consolas" w:eastAsia="Times New Roman" w:hAnsi="Consolas" w:cs="Times New Roman"/>
+          <w:color w:val="C5C8C6"/>
+          <w:sz w:val="21"/>
+          <w:szCs w:val="21"/>
+          <w:lang w:val="fr-BF" w:eastAsia="fr-BF"/>
+        </w:rPr>
+        <w:t>│   ├── config.py                       # Configurations (dev/prod/test)</w:t>
+      </w:r>
+    </w:p>
+    <w:p>
+      <w:pPr>
+        <w:shd w:val="clear" w:color="auto" w:fill="1D1F21"/>
+        <w:spacing w:after="0" w:line="285" w:lineRule="atLeast"/>
+        <w:rPr>
+          <w:rFonts w:ascii="Consolas" w:eastAsia="Times New Roman" w:hAnsi="Consolas" w:cs="Times New Roman"/>
+          <w:color w:val="C5C8C6"/>
+          <w:sz w:val="21"/>
+          <w:szCs w:val="21"/>
+          <w:lang w:val="fr-BF" w:eastAsia="fr-BF"/>
+        </w:rPr>
+      </w:pPr>
+      <w:r>
+        <w:rPr>
+          <w:rFonts w:ascii="Consolas" w:eastAsia="Times New Roman" w:hAnsi="Consolas" w:cs="Times New Roman"/>
+          <w:color w:val="C5C8C6"/>
+          <w:sz w:val="21"/>
+          <w:szCs w:val="21"/>
+          <w:lang w:val="fr-BF" w:eastAsia="fr-BF"/>
+        </w:rPr>
+        <w:t xml:space="preserve">│   ├── extensions.py                   # </w:t>
+      </w:r>
+      <w:proofErr w:type="spellStart"/>
+      <w:r>
+        <w:rPr>
+          <w:rFonts w:ascii="Consolas" w:eastAsia="Times New Roman" w:hAnsi="Consolas" w:cs="Times New Roman"/>
+          <w:color w:val="C5C8C6"/>
+          <w:sz w:val="21"/>
+          <w:szCs w:val="21"/>
+          <w:lang w:val="fr-BF" w:eastAsia="fr-BF"/>
+        </w:rPr>
+        <w:t>db</w:t>
+      </w:r>
+      <w:proofErr w:type="spellEnd"/>
+      <w:r>
+        <w:rPr>
+          <w:rFonts w:ascii="Consolas" w:eastAsia="Times New Roman" w:hAnsi="Consolas" w:cs="Times New Roman"/>
+          <w:color w:val="C5C8C6"/>
+          <w:sz w:val="21"/>
+          <w:szCs w:val="21"/>
+          <w:lang w:val="fr-BF" w:eastAsia="fr-BF"/>
+        </w:rPr>
+        <w:t xml:space="preserve">, ma, </w:t>
+      </w:r>
+      <w:proofErr w:type="spellStart"/>
+      <w:r>
+        <w:rPr>
+          <w:rFonts w:ascii="Consolas" w:eastAsia="Times New Roman" w:hAnsi="Consolas" w:cs="Times New Roman"/>
+          <w:color w:val="C5C8C6"/>
+          <w:sz w:val="21"/>
+          <w:szCs w:val="21"/>
+          <w:lang w:val="fr-BF" w:eastAsia="fr-BF"/>
+        </w:rPr>
+        <w:t>jwt</w:t>
+      </w:r>
+      <w:proofErr w:type="spellEnd"/>
+      <w:r>
+        <w:rPr>
+          <w:rFonts w:ascii="Consolas" w:eastAsia="Times New Roman" w:hAnsi="Consolas" w:cs="Times New Roman"/>
+          <w:color w:val="C5C8C6"/>
+          <w:sz w:val="21"/>
+          <w:szCs w:val="21"/>
+          <w:lang w:val="fr-BF" w:eastAsia="fr-BF"/>
+        </w:rPr>
+        <w:t xml:space="preserve">, </w:t>
+      </w:r>
+      <w:proofErr w:type="spellStart"/>
+      <w:r>
+        <w:rPr>
+          <w:rFonts w:ascii="Consolas" w:eastAsia="Times New Roman" w:hAnsi="Consolas" w:cs="Times New Roman"/>
+          <w:color w:val="C5C8C6"/>
+          <w:sz w:val="21"/>
+          <w:szCs w:val="21"/>
+          <w:lang w:val="fr-BF" w:eastAsia="fr-BF"/>
+        </w:rPr>
+        <w:t>migrate</w:t>
+      </w:r>
+      <w:proofErr w:type="spellEnd"/>
+    </w:p>
+    <w:p>
+      <w:pPr>
+        <w:shd w:val="clear" w:color="auto" w:fill="1D1F21"/>
+        <w:spacing w:after="0" w:line="285" w:lineRule="atLeast"/>
+        <w:rPr>
+          <w:rFonts w:ascii="Consolas" w:eastAsia="Times New Roman" w:hAnsi="Consolas" w:cs="Times New Roman"/>
+          <w:color w:val="C5C8C6"/>
+          <w:sz w:val="21"/>
+          <w:szCs w:val="21"/>
+          <w:lang w:val="fr-BF" w:eastAsia="fr-BF"/>
+        </w:rPr>
+      </w:pPr>
+      <w:r>
+        <w:rPr>
+          <w:rFonts w:ascii="Consolas" w:eastAsia="Times New Roman" w:hAnsi="Consolas" w:cs="Times New Roman"/>
+          <w:color w:val="C5C8C6"/>
+          <w:sz w:val="21"/>
+          <w:szCs w:val="21"/>
+          <w:lang w:val="fr-BF" w:eastAsia="fr-BF"/>
+        </w:rPr>
+        <w:t>│   ├── requirements.txt</w:t>
+      </w:r>
+    </w:p>
+    <w:p>
+      <w:pPr>
+        <w:shd w:val="clear" w:color="auto" w:fill="1D1F21"/>
+        <w:spacing w:after="0" w:line="285" w:lineRule="atLeast"/>
+        <w:rPr>
+          <w:rFonts w:ascii="Consolas" w:eastAsia="Times New Roman" w:hAnsi="Consolas" w:cs="Times New Roman"/>
+          <w:color w:val="C5C8C6"/>
+          <w:sz w:val="21"/>
+          <w:szCs w:val="21"/>
+          <w:lang w:val="fr-BF" w:eastAsia="fr-BF"/>
+        </w:rPr>
+      </w:pPr>
+      <w:r>
+        <w:rPr>
+          <w:rFonts w:ascii="Consolas" w:eastAsia="Times New Roman" w:hAnsi="Consolas" w:cs="Times New Roman"/>
+          <w:color w:val="C5C8C6"/>
+          <w:sz w:val="21"/>
+          <w:szCs w:val="21"/>
+          <w:lang w:val="fr-BF" w:eastAsia="fr-BF"/>
+        </w:rPr>
+        <w:t xml:space="preserve">│   ├── </w:t>
+      </w:r>
+      <w:proofErr w:type="spellStart"/>
+      <w:r>
+        <w:rPr>
+          <w:rFonts w:ascii="Consolas" w:eastAsia="Times New Roman" w:hAnsi="Consolas" w:cs="Times New Roman"/>
+          <w:color w:val="C5C8C6"/>
+          <w:sz w:val="21"/>
+          <w:szCs w:val="21"/>
+          <w:lang w:val="fr-BF" w:eastAsia="fr-BF"/>
+        </w:rPr>
+        <w:t>models</w:t>
+      </w:r>
+      <w:proofErr w:type="spellEnd"/>
+      <w:r>
+        <w:rPr>
+          <w:rFonts w:ascii="Consolas" w:eastAsia="Times New Roman" w:hAnsi="Consolas" w:cs="Times New Roman"/>
+          <w:color w:val="C5C8C6"/>
+          <w:sz w:val="21"/>
+          <w:szCs w:val="21"/>
+          <w:lang w:val="fr-BF" w:eastAsia="fr-BF"/>
+        </w:rPr>
+        <w:t>/</w:t>
+      </w:r>
+    </w:p>
+    <w:p>
+      <w:pPr>
+        <w:shd w:val="clear" w:color="auto" w:fill="1D1F21"/>
+        <w:spacing w:after="0" w:line="285" w:lineRule="atLeast"/>
+        <w:rPr>
+          <w:rFonts w:ascii="Consolas" w:eastAsia="Times New Roman" w:hAnsi="Consolas" w:cs="Times New Roman"/>
+          <w:color w:val="C5C8C6"/>
+          <w:sz w:val="21"/>
+          <w:szCs w:val="21"/>
+          <w:lang w:val="fr-BF" w:eastAsia="fr-BF"/>
+        </w:rPr>
+      </w:pPr>
+      <w:r>
+        <w:rPr>
+          <w:rFonts w:ascii="Consolas" w:eastAsia="Times New Roman" w:hAnsi="Consolas" w:cs="Times New Roman"/>
+          <w:color w:val="C5C8C6"/>
+          <w:sz w:val="21"/>
+          <w:szCs w:val="21"/>
+          <w:lang w:val="fr-BF" w:eastAsia="fr-BF"/>
+        </w:rPr>
+        <w:t>│   │   ├── user.py                     # Modèle utilisateurs</w:t>
+      </w:r>
+    </w:p>
+    <w:p>
+      <w:pPr>
+        <w:shd w:val="clear" w:color="auto" w:fill="1D1F21"/>
+        <w:spacing w:after="0" w:line="285" w:lineRule="atLeast"/>
+        <w:rPr>
+          <w:rFonts w:ascii="Consolas" w:eastAsia="Times New Roman" w:hAnsi="Consolas" w:cs="Times New Roman"/>
+          <w:color w:val="C5C8C6"/>
+          <w:sz w:val="21"/>
+          <w:szCs w:val="21"/>
+          <w:lang w:val="fr-BF" w:eastAsia="fr-BF"/>
+        </w:rPr>
+      </w:pPr>
+      <w:r>
+        <w:rPr>
+          <w:rFonts w:ascii="Consolas" w:eastAsia="Times New Roman" w:hAnsi="Consolas" w:cs="Times New Roman"/>
+          <w:color w:val="C5C8C6"/>
+          <w:sz w:val="21"/>
+          <w:szCs w:val="21"/>
+          <w:lang w:val="fr-BF" w:eastAsia="fr-BF"/>
+        </w:rPr>
+        <w:t xml:space="preserve">│   │   ├── site.py                     # Modèle sites de </w:t>
+      </w:r>
+      <w:proofErr w:type="spellStart"/>
+      <w:r>
+        <w:rPr>
+          <w:rFonts w:ascii="Consolas" w:eastAsia="Times New Roman" w:hAnsi="Consolas" w:cs="Times New Roman"/>
+          <w:color w:val="C5C8C6"/>
+          <w:sz w:val="21"/>
+          <w:szCs w:val="21"/>
+          <w:lang w:val="fr-BF" w:eastAsia="fr-BF"/>
+        </w:rPr>
+        <w:t>scraping</w:t>
+      </w:r>
+      <w:proofErr w:type="spellEnd"/>
+    </w:p>
+    <w:p>
+      <w:pPr>
+        <w:shd w:val="clear" w:color="auto" w:fill="1D1F21"/>
+        <w:spacing w:after="0" w:line="285" w:lineRule="atLeast"/>
+        <w:rPr>
+          <w:rFonts w:ascii="Consolas" w:eastAsia="Times New Roman" w:hAnsi="Consolas" w:cs="Times New Roman"/>
+          <w:color w:val="C5C8C6"/>
+          <w:sz w:val="21"/>
+          <w:szCs w:val="21"/>
+          <w:lang w:val="fr-BF" w:eastAsia="fr-BF"/>
+        </w:rPr>
+      </w:pPr>
+      <w:r>
+        <w:rPr>
+          <w:rFonts w:ascii="Consolas" w:eastAsia="Times New Roman" w:hAnsi="Consolas" w:cs="Times New Roman"/>
+          <w:color w:val="C5C8C6"/>
+          <w:sz w:val="21"/>
+          <w:szCs w:val="21"/>
+          <w:lang w:val="fr-BF" w:eastAsia="fr-BF"/>
+        </w:rPr>
+        <w:t>│   │   ├── bourse.py                   # Modèle bourses &amp; stages</w:t>
+      </w:r>
+    </w:p>
+    <w:p>
+      <w:pPr>
+        <w:shd w:val="clear" w:color="auto" w:fill="1D1F21"/>
+        <w:spacing w:after="0" w:line="285" w:lineRule="atLeast"/>
+        <w:rPr>
+          <w:rFonts w:ascii="Consolas" w:eastAsia="Times New Roman" w:hAnsi="Consolas" w:cs="Times New Roman"/>
+          <w:color w:val="C5C8C6"/>
+          <w:sz w:val="21"/>
+          <w:szCs w:val="21"/>
+          <w:lang w:val="fr-BF" w:eastAsia="fr-BF"/>
+        </w:rPr>
+      </w:pPr>
+      <w:r>
+        <w:rPr>
+          <w:rFonts w:ascii="Consolas" w:eastAsia="Times New Roman" w:hAnsi="Consolas" w:cs="Times New Roman"/>
+          <w:color w:val="C5C8C6"/>
+          <w:sz w:val="21"/>
+          <w:szCs w:val="21"/>
+          <w:lang w:val="fr-BF" w:eastAsia="fr-BF"/>
+        </w:rPr>
+        <w:t>│   │   └── users_bourses.py            # Table pivot intérêts/candidatures</w:t>
+      </w:r>
+    </w:p>
+    <w:p>
+      <w:pPr>
+        <w:shd w:val="clear" w:color="auto" w:fill="1D1F21"/>
+        <w:spacing w:after="0" w:line="285" w:lineRule="atLeast"/>
+        <w:rPr>
+          <w:rFonts w:ascii="Consolas" w:eastAsia="Times New Roman" w:hAnsi="Consolas" w:cs="Times New Roman"/>
+          <w:color w:val="C5C8C6"/>
+          <w:sz w:val="21"/>
+          <w:szCs w:val="21"/>
+          <w:lang w:val="fr-BF" w:eastAsia="fr-BF"/>
+        </w:rPr>
+      </w:pPr>
+      <w:r>
+        <w:rPr>
+          <w:rFonts w:ascii="Consolas" w:eastAsia="Times New Roman" w:hAnsi="Consolas" w:cs="Times New Roman"/>
+          <w:color w:val="C5C8C6"/>
+          <w:sz w:val="21"/>
+          <w:szCs w:val="21"/>
+          <w:lang w:val="fr-BF" w:eastAsia="fr-BF"/>
+        </w:rPr>
+        <w:t xml:space="preserve">│   ├── </w:t>
+      </w:r>
+      <w:proofErr w:type="spellStart"/>
+      <w:r>
+        <w:rPr>
+          <w:rFonts w:ascii="Consolas" w:eastAsia="Times New Roman" w:hAnsi="Consolas" w:cs="Times New Roman"/>
+          <w:color w:val="C5C8C6"/>
+          <w:sz w:val="21"/>
+          <w:szCs w:val="21"/>
+          <w:lang w:val="fr-BF" w:eastAsia="fr-BF"/>
+        </w:rPr>
+        <w:t>schemas</w:t>
+      </w:r>
+      <w:proofErr w:type="spellEnd"/>
+      <w:r>
+        <w:rPr>
+          <w:rFonts w:ascii="Consolas" w:eastAsia="Times New Roman" w:hAnsi="Consolas" w:cs="Times New Roman"/>
+          <w:color w:val="C5C8C6"/>
+          <w:sz w:val="21"/>
+          <w:szCs w:val="21"/>
+          <w:lang w:val="fr-BF" w:eastAsia="fr-BF"/>
+        </w:rPr>
+        <w:t>/</w:t>
+      </w:r>
+    </w:p>
+    <w:p>
+      <w:pPr>
+        <w:shd w:val="clear" w:color="auto" w:fill="1D1F21"/>
+        <w:spacing w:after="0" w:line="285" w:lineRule="atLeast"/>
+        <w:rPr>
+          <w:rFonts w:ascii="Consolas" w:eastAsia="Times New Roman" w:hAnsi="Consolas" w:cs="Times New Roman"/>
+          <w:color w:val="C5C8C6"/>
+          <w:sz w:val="21"/>
+          <w:szCs w:val="21"/>
+          <w:lang w:val="fr-BF" w:eastAsia="fr-BF"/>
+        </w:rPr>
+      </w:pPr>
+      <w:r>
+        <w:rPr>
+          <w:rFonts w:ascii="Consolas" w:eastAsia="Times New Roman" w:hAnsi="Consolas" w:cs="Times New Roman"/>
+          <w:color w:val="C5C8C6"/>
+          <w:sz w:val="21"/>
+          <w:szCs w:val="21"/>
+          <w:lang w:val="fr-BF" w:eastAsia="fr-BF"/>
+        </w:rPr>
+        <w:t>│   │   ├── user_schema.py</w:t>
+      </w:r>
+    </w:p>
+    <w:p>
+      <w:pPr>
+        <w:shd w:val="clear" w:color="auto" w:fill="1D1F21"/>
+        <w:spacing w:after="0" w:line="285" w:lineRule="atLeast"/>
+        <w:rPr>
+          <w:rFonts w:ascii="Consolas" w:eastAsia="Times New Roman" w:hAnsi="Consolas" w:cs="Times New Roman"/>
+          <w:color w:val="C5C8C6"/>
+          <w:sz w:val="21"/>
+          <w:szCs w:val="21"/>
+          <w:lang w:val="fr-BF" w:eastAsia="fr-BF"/>
+        </w:rPr>
+      </w:pPr>
+      <w:r>
+        <w:rPr>
+          <w:rFonts w:ascii="Consolas" w:eastAsia="Times New Roman" w:hAnsi="Consolas" w:cs="Times New Roman"/>
+          <w:color w:val="C5C8C6"/>
+          <w:sz w:val="21"/>
+          <w:szCs w:val="21"/>
+          <w:lang w:val="fr-BF" w:eastAsia="fr-BF"/>
+        </w:rPr>
+        <w:t>│   │   ├── site_schema.py</w:t>
+      </w:r>
+    </w:p>
+    <w:p>
+      <w:pPr>
+        <w:shd w:val="clear" w:color="auto" w:fill="1D1F21"/>
+        <w:spacing w:after="0" w:line="285" w:lineRule="atLeast"/>
+        <w:rPr>
+          <w:rFonts w:ascii="Consolas" w:eastAsia="Times New Roman" w:hAnsi="Consolas" w:cs="Times New Roman"/>
+          <w:color w:val="C5C8C6"/>
+          <w:sz w:val="21"/>
+          <w:szCs w:val="21"/>
+          <w:lang w:val="fr-BF" w:eastAsia="fr-BF"/>
+        </w:rPr>
+      </w:pPr>
+      <w:r>
+        <w:rPr>
+          <w:rFonts w:ascii="Consolas" w:eastAsia="Times New Roman" w:hAnsi="Consolas" w:cs="Times New Roman"/>
+          <w:color w:val="C5C8C6"/>
+          <w:sz w:val="21"/>
+          <w:szCs w:val="21"/>
+          <w:lang w:val="fr-BF" w:eastAsia="fr-BF"/>
+        </w:rPr>
+        <w:t>│   │   ├── bourse_schema.py</w:t>
+      </w:r>
+    </w:p>
+    <w:p>
+      <w:pPr>
+        <w:shd w:val="clear" w:color="auto" w:fill="1D1F21"/>
+        <w:spacing w:after="0" w:line="285" w:lineRule="atLeast"/>
+        <w:rPr>
+          <w:rFonts w:ascii="Consolas" w:eastAsia="Times New Roman" w:hAnsi="Consolas" w:cs="Times New Roman"/>
+          <w:color w:val="C5C8C6"/>
+          <w:sz w:val="21"/>
+          <w:szCs w:val="21"/>
+          <w:lang w:val="fr-BF" w:eastAsia="fr-BF"/>
+        </w:rPr>
+      </w:pPr>
+      <w:r>
+        <w:rPr>
+          <w:rFonts w:ascii="Consolas" w:eastAsia="Times New Roman" w:hAnsi="Consolas" w:cs="Times New Roman"/>
+          <w:color w:val="C5C8C6"/>
+          <w:sz w:val="21"/>
+          <w:szCs w:val="21"/>
+          <w:lang w:val="fr-BF" w:eastAsia="fr-BF"/>
+        </w:rPr>
+        <w:t>│   │   └── users_bourses_schema.py</w:t>
+      </w:r>
+    </w:p>
+    <w:p>
+      <w:pPr>
+        <w:shd w:val="clear" w:color="auto" w:fill="1D1F21"/>
+        <w:spacing w:after="0" w:line="285" w:lineRule="atLeast"/>
+        <w:rPr>
+          <w:rFonts w:ascii="Consolas" w:eastAsia="Times New Roman" w:hAnsi="Consolas" w:cs="Times New Roman"/>
+          <w:color w:val="C5C8C6"/>
+          <w:sz w:val="21"/>
+          <w:szCs w:val="21"/>
+          <w:lang w:val="fr-BF" w:eastAsia="fr-BF"/>
+        </w:rPr>
+      </w:pPr>
+      <w:r>
+        <w:rPr>
+          <w:rFonts w:ascii="Consolas" w:eastAsia="Times New Roman" w:hAnsi="Consolas" w:cs="Times New Roman"/>
+          <w:color w:val="C5C8C6"/>
+          <w:sz w:val="21"/>
+          <w:szCs w:val="21"/>
+          <w:lang w:val="fr-BF" w:eastAsia="fr-BF"/>
+        </w:rPr>
+        <w:t>│   ├── services/</w:t>
+      </w:r>
+    </w:p>
+    <w:p>
+      <w:pPr>
+        <w:shd w:val="clear" w:color="auto" w:fill="1D1F21"/>
+        <w:spacing w:after="0" w:line="285" w:lineRule="atLeast"/>
+        <w:rPr>
+          <w:rFonts w:ascii="Consolas" w:eastAsia="Times New Roman" w:hAnsi="Consolas" w:cs="Times New Roman"/>
+          <w:color w:val="C5C8C6"/>
+          <w:sz w:val="21"/>
+          <w:szCs w:val="21"/>
+          <w:lang w:val="fr-BF" w:eastAsia="fr-BF"/>
+        </w:rPr>
+      </w:pPr>
+      <w:r>
+        <w:rPr>
+          <w:rFonts w:ascii="Consolas" w:eastAsia="Times New Roman" w:hAnsi="Consolas" w:cs="Times New Roman"/>
+          <w:color w:val="C5C8C6"/>
+          <w:sz w:val="21"/>
+          <w:szCs w:val="21"/>
+          <w:lang w:val="fr-BF" w:eastAsia="fr-BF"/>
+        </w:rPr>
+        <w:t>│   │   ├── user_service.py</w:t>
+      </w:r>
+    </w:p>
+    <w:p>
+      <w:pPr>
+        <w:shd w:val="clear" w:color="auto" w:fill="1D1F21"/>
+        <w:spacing w:after="0" w:line="285" w:lineRule="atLeast"/>
+        <w:rPr>
+          <w:rFonts w:ascii="Consolas" w:eastAsia="Times New Roman" w:hAnsi="Consolas" w:cs="Times New Roman"/>
+          <w:color w:val="C5C8C6"/>
+          <w:sz w:val="21"/>
+          <w:szCs w:val="21"/>
+          <w:lang w:val="fr-BF" w:eastAsia="fr-BF"/>
+        </w:rPr>
+      </w:pPr>
+      <w:r>
+        <w:rPr>
+          <w:rFonts w:ascii="Consolas" w:eastAsia="Times New Roman" w:hAnsi="Consolas" w:cs="Times New Roman"/>
+          <w:color w:val="C5C8C6"/>
+          <w:sz w:val="21"/>
+          <w:szCs w:val="21"/>
+          <w:lang w:val="fr-BF" w:eastAsia="fr-BF"/>
+        </w:rPr>
+        <w:t>│   │   ├── bourse_service.py</w:t>
+      </w:r>
+    </w:p>
+    <w:p>
+      <w:pPr>
+        <w:shd w:val="clear" w:color="auto" w:fill="1D1F21"/>
+        <w:spacing w:after="0" w:line="285" w:lineRule="atLeast"/>
+        <w:rPr>
+          <w:rFonts w:ascii="Consolas" w:eastAsia="Times New Roman" w:hAnsi="Consolas" w:cs="Times New Roman"/>
+          <w:color w:val="C5C8C6"/>
+          <w:sz w:val="21"/>
+          <w:szCs w:val="21"/>
+          <w:lang w:val="fr-BF" w:eastAsia="fr-BF"/>
+        </w:rPr>
+      </w:pPr>
+      <w:r>
+        <w:rPr>
+          <w:rFonts w:ascii="Consolas" w:eastAsia="Times New Roman" w:hAnsi="Consolas" w:cs="Times New Roman"/>
+          <w:color w:val="C5C8C6"/>
+          <w:sz w:val="21"/>
+          <w:szCs w:val="21"/>
+          <w:lang w:val="fr-BF" w:eastAsia="fr-BF"/>
+        </w:rPr>
+        <w:t>│   │   ├── site_service.py</w:t>
+      </w:r>
+    </w:p>
+    <w:p>
+      <w:pPr>
+        <w:shd w:val="clear" w:color="auto" w:fill="1D1F21"/>
+        <w:spacing w:after="0" w:line="285" w:lineRule="atLeast"/>
+        <w:rPr>
+          <w:rFonts w:ascii="Consolas" w:eastAsia="Times New Roman" w:hAnsi="Consolas" w:cs="Times New Roman"/>
+          <w:color w:val="C5C8C6"/>
+          <w:sz w:val="21"/>
+          <w:szCs w:val="21"/>
+          <w:lang w:val="fr-BF" w:eastAsia="fr-BF"/>
+        </w:rPr>
+      </w:pPr>
+      <w:r>
+        <w:rPr>
+          <w:rFonts w:ascii="Consolas" w:eastAsia="Times New Roman" w:hAnsi="Consolas" w:cs="Times New Roman"/>
+          <w:color w:val="C5C8C6"/>
+          <w:sz w:val="21"/>
+          <w:szCs w:val="21"/>
+          <w:lang w:val="fr-BF" w:eastAsia="fr-BF"/>
+        </w:rPr>
+        <w:t>│   │   ├── users_bourses_service.py</w:t>
+      </w:r>
+    </w:p>
+    <w:p>
+      <w:pPr>
+        <w:shd w:val="clear" w:color="auto" w:fill="1D1F21"/>
+        <w:spacing w:after="0" w:line="285" w:lineRule="atLeast"/>
+        <w:rPr>
+          <w:rFonts w:ascii="Consolas" w:eastAsia="Times New Roman" w:hAnsi="Consolas" w:cs="Times New Roman"/>
+          <w:color w:val="C5C8C6"/>
+          <w:sz w:val="21"/>
+          <w:szCs w:val="21"/>
+          <w:lang w:val="fr-BF" w:eastAsia="fr-BF"/>
+        </w:rPr>
+      </w:pPr>
+      <w:r>
+        <w:rPr>
+          <w:rFonts w:ascii="Consolas" w:eastAsia="Times New Roman" w:hAnsi="Consolas" w:cs="Times New Roman"/>
+          <w:color w:val="C5C8C6"/>
+          <w:sz w:val="21"/>
+          <w:szCs w:val="21"/>
+          <w:lang w:val="fr-BF" w:eastAsia="fr-BF"/>
+        </w:rPr>
+        <w:t xml:space="preserve">│   │   └── scraping.py                 # </w:t>
+      </w:r>
+      <w:proofErr w:type="spellStart"/>
+      <w:r>
+        <w:rPr>
+          <w:rFonts w:ascii="Consolas" w:eastAsia="Times New Roman" w:hAnsi="Consolas" w:cs="Times New Roman"/>
+          <w:color w:val="C5C8C6"/>
+          <w:sz w:val="21"/>
+          <w:szCs w:val="21"/>
+          <w:lang w:val="fr-BF" w:eastAsia="fr-BF"/>
+        </w:rPr>
+        <w:t>Scraping</w:t>
+      </w:r>
+      <w:proofErr w:type="spellEnd"/>
+      <w:r>
+        <w:rPr>
+          <w:rFonts w:ascii="Consolas" w:eastAsia="Times New Roman" w:hAnsi="Consolas" w:cs="Times New Roman"/>
+          <w:color w:val="C5C8C6"/>
+          <w:sz w:val="21"/>
+          <w:szCs w:val="21"/>
+          <w:lang w:val="fr-BF" w:eastAsia="fr-BF"/>
+        </w:rPr>
+        <w:t xml:space="preserve"> </w:t>
+      </w:r>
+      <w:proofErr w:type="spellStart"/>
+      <w:r>
+        <w:rPr>
+          <w:rFonts w:ascii="Consolas" w:eastAsia="Times New Roman" w:hAnsi="Consolas" w:cs="Times New Roman"/>
+          <w:color w:val="C5C8C6"/>
+          <w:sz w:val="21"/>
+          <w:szCs w:val="21"/>
+          <w:lang w:val="fr-BF" w:eastAsia="fr-BF"/>
+        </w:rPr>
+        <w:t>BeautifulSoup</w:t>
+      </w:r>
+      <w:proofErr w:type="spellEnd"/>
+    </w:p>
+    <w:p>
+      <w:pPr>
+        <w:shd w:val="clear" w:color="auto" w:fill="1D1F21"/>
+        <w:spacing w:after="0" w:line="285" w:lineRule="atLeast"/>
+        <w:rPr>
+          <w:rFonts w:ascii="Consolas" w:eastAsia="Times New Roman" w:hAnsi="Consolas" w:cs="Times New Roman"/>
+          <w:color w:val="C5C8C6"/>
+          <w:sz w:val="21"/>
+          <w:szCs w:val="21"/>
+          <w:lang w:val="fr-BF" w:eastAsia="fr-BF"/>
+        </w:rPr>
+      </w:pPr>
+      <w:r>
+        <w:rPr>
+          <w:rFonts w:ascii="Consolas" w:eastAsia="Times New Roman" w:hAnsi="Consolas" w:cs="Times New Roman"/>
+          <w:color w:val="C5C8C6"/>
+          <w:sz w:val="21"/>
+          <w:szCs w:val="21"/>
+          <w:lang w:val="fr-BF" w:eastAsia="fr-BF"/>
+        </w:rPr>
+        <w:t xml:space="preserve">│   ├── </w:t>
+      </w:r>
+      <w:proofErr w:type="spellStart"/>
+      <w:r>
+        <w:rPr>
+          <w:rFonts w:ascii="Consolas" w:eastAsia="Times New Roman" w:hAnsi="Consolas" w:cs="Times New Roman"/>
+          <w:color w:val="C5C8C6"/>
+          <w:sz w:val="21"/>
+          <w:szCs w:val="21"/>
+          <w:lang w:val="fr-BF" w:eastAsia="fr-BF"/>
+        </w:rPr>
+        <w:t>resources</w:t>
+      </w:r>
+      <w:proofErr w:type="spellEnd"/>
+      <w:r>
+        <w:rPr>
+          <w:rFonts w:ascii="Consolas" w:eastAsia="Times New Roman" w:hAnsi="Consolas" w:cs="Times New Roman"/>
+          <w:color w:val="C5C8C6"/>
+          <w:sz w:val="21"/>
+          <w:szCs w:val="21"/>
+          <w:lang w:val="fr-BF" w:eastAsia="fr-BF"/>
+        </w:rPr>
+        <w:t>/</w:t>
+      </w:r>
+    </w:p>
+    <w:p>
+      <w:pPr>
+        <w:shd w:val="clear" w:color="auto" w:fill="1D1F21"/>
+        <w:spacing w:after="0" w:line="285" w:lineRule="atLeast"/>
+        <w:rPr>
+          <w:rFonts w:ascii="Consolas" w:eastAsia="Times New Roman" w:hAnsi="Consolas" w:cs="Times New Roman"/>
+          <w:color w:val="C5C8C6"/>
+          <w:sz w:val="21"/>
+          <w:szCs w:val="21"/>
+          <w:lang w:val="fr-BF" w:eastAsia="fr-BF"/>
+        </w:rPr>
+      </w:pPr>
+      <w:r>
+        <w:rPr>
+          <w:rFonts w:ascii="Consolas" w:eastAsia="Times New Roman" w:hAnsi="Consolas" w:cs="Times New Roman"/>
+          <w:color w:val="C5C8C6"/>
+          <w:sz w:val="21"/>
+          <w:szCs w:val="21"/>
+          <w:lang w:val="fr-BF" w:eastAsia="fr-BF"/>
+        </w:rPr>
+        <w:t>│   │   ├── user_resource.py</w:t>
+      </w:r>
+    </w:p>
+    <w:p>
+      <w:pPr>
+        <w:shd w:val="clear" w:color="auto" w:fill="1D1F21"/>
+        <w:spacing w:after="0" w:line="285" w:lineRule="atLeast"/>
+        <w:rPr>
+          <w:rFonts w:ascii="Consolas" w:eastAsia="Times New Roman" w:hAnsi="Consolas" w:cs="Times New Roman"/>
+          <w:color w:val="C5C8C6"/>
+          <w:sz w:val="21"/>
+          <w:szCs w:val="21"/>
+          <w:lang w:val="fr-BF" w:eastAsia="fr-BF"/>
+        </w:rPr>
+      </w:pPr>
+      <w:r>
+        <w:rPr>
+          <w:rFonts w:ascii="Consolas" w:eastAsia="Times New Roman" w:hAnsi="Consolas" w:cs="Times New Roman"/>
+          <w:color w:val="C5C8C6"/>
+          <w:sz w:val="21"/>
+          <w:szCs w:val="21"/>
+          <w:lang w:val="fr-BF" w:eastAsia="fr-BF"/>
+        </w:rPr>
+        <w:t>│   │   ├── bourse_resource.py</w:t>
+      </w:r>
+    </w:p>
+    <w:p>
+      <w:pPr>
+        <w:shd w:val="clear" w:color="auto" w:fill="1D1F21"/>
+        <w:spacing w:after="0" w:line="285" w:lineRule="atLeast"/>
+        <w:rPr>
+          <w:rFonts w:ascii="Consolas" w:eastAsia="Times New Roman" w:hAnsi="Consolas" w:cs="Times New Roman"/>
+          <w:color w:val="C5C8C6"/>
+          <w:sz w:val="21"/>
+          <w:szCs w:val="21"/>
+          <w:lang w:val="fr-BF" w:eastAsia="fr-BF"/>
+        </w:rPr>
+      </w:pPr>
+      <w:r>
+        <w:rPr>
+          <w:rFonts w:ascii="Consolas" w:eastAsia="Times New Roman" w:hAnsi="Consolas" w:cs="Times New Roman"/>
+          <w:color w:val="C5C8C6"/>
+          <w:sz w:val="21"/>
+          <w:szCs w:val="21"/>
+          <w:lang w:val="fr-BF" w:eastAsia="fr-BF"/>
+        </w:rPr>
+        <w:t>│   │   ├── site_resource.py</w:t>
+      </w:r>
+    </w:p>
+    <w:p>
+      <w:pPr>
+        <w:shd w:val="clear" w:color="auto" w:fill="1D1F21"/>
+        <w:spacing w:after="0" w:line="285" w:lineRule="atLeast"/>
+        <w:rPr>
+          <w:rFonts w:ascii="Consolas" w:eastAsia="Times New Roman" w:hAnsi="Consolas" w:cs="Times New Roman"/>
+          <w:color w:val="C5C8C6"/>
+          <w:sz w:val="21"/>
+          <w:szCs w:val="21"/>
+          <w:lang w:val="fr-BF" w:eastAsia="fr-BF"/>
+        </w:rPr>
+      </w:pPr>
+      <w:r>
+        <w:rPr>
+          <w:rFonts w:ascii="Consolas" w:eastAsia="Times New Roman" w:hAnsi="Consolas" w:cs="Times New Roman"/>
+          <w:color w:val="C5C8C6"/>
+          <w:sz w:val="21"/>
+          <w:szCs w:val="21"/>
+          <w:lang w:val="fr-BF" w:eastAsia="fr-BF"/>
+        </w:rPr>
+        <w:t>│   │   └── users_bourses_resource.py</w:t>
+      </w:r>
+    </w:p>
+    <w:p>
+      <w:pPr>
+        <w:shd w:val="clear" w:color="auto" w:fill="1D1F21"/>
+        <w:spacing w:after="0" w:line="285" w:lineRule="atLeast"/>
+        <w:rPr>
+          <w:rFonts w:ascii="Consolas" w:eastAsia="Times New Roman" w:hAnsi="Consolas" w:cs="Times New Roman"/>
+          <w:color w:val="C5C8C6"/>
+          <w:sz w:val="21"/>
+          <w:szCs w:val="21"/>
+          <w:lang w:val="fr-BF" w:eastAsia="fr-BF"/>
+        </w:rPr>
+      </w:pPr>
+      <w:r>
+        <w:rPr>
+          <w:rFonts w:ascii="Consolas" w:eastAsia="Times New Roman" w:hAnsi="Consolas" w:cs="Times New Roman"/>
+          <w:color w:val="C5C8C6"/>
+          <w:sz w:val="21"/>
+          <w:szCs w:val="21"/>
+          <w:lang w:val="fr-BF" w:eastAsia="fr-BF"/>
+        </w:rPr>
+        <w:t>│   ├── routes/</w:t>
+      </w:r>
+    </w:p>
+    <w:p>
+      <w:pPr>
+        <w:shd w:val="clear" w:color="auto" w:fill="1D1F21"/>
+        <w:spacing w:after="0" w:line="285" w:lineRule="atLeast"/>
+        <w:rPr>
+          <w:rFonts w:ascii="Consolas" w:eastAsia="Times New Roman" w:hAnsi="Consolas" w:cs="Times New Roman"/>
+          <w:color w:val="C5C8C6"/>
+          <w:sz w:val="21"/>
+          <w:szCs w:val="21"/>
+          <w:lang w:val="fr-BF" w:eastAsia="fr-BF"/>
+        </w:rPr>
+      </w:pPr>
+      <w:r>
+        <w:rPr>
+          <w:rFonts w:ascii="Consolas" w:eastAsia="Times New Roman" w:hAnsi="Consolas" w:cs="Times New Roman"/>
+          <w:color w:val="C5C8C6"/>
+          <w:sz w:val="21"/>
+          <w:szCs w:val="21"/>
+          <w:lang w:val="fr-BF" w:eastAsia="fr-BF"/>
+        </w:rPr>
+        <w:t>│   │   ├── auth_routes.py</w:t>
+      </w:r>
+    </w:p>
+    <w:p>
+      <w:pPr>
+        <w:shd w:val="clear" w:color="auto" w:fill="1D1F21"/>
+        <w:spacing w:after="0" w:line="285" w:lineRule="atLeast"/>
+        <w:rPr>
+          <w:rFonts w:ascii="Consolas" w:eastAsia="Times New Roman" w:hAnsi="Consolas" w:cs="Times New Roman"/>
+          <w:color w:val="C5C8C6"/>
+          <w:sz w:val="21"/>
+          <w:szCs w:val="21"/>
+          <w:lang w:val="fr-BF" w:eastAsia="fr-BF"/>
+        </w:rPr>
+      </w:pPr>
+      <w:r>
+        <w:rPr>
+          <w:rFonts w:ascii="Consolas" w:eastAsia="Times New Roman" w:hAnsi="Consolas" w:cs="Times New Roman"/>
+          <w:color w:val="C5C8C6"/>
+          <w:sz w:val="21"/>
+          <w:szCs w:val="21"/>
+          <w:lang w:val="fr-BF" w:eastAsia="fr-BF"/>
+        </w:rPr>
+        <w:t>│   │   ├── user_routes.py</w:t>
+      </w:r>
+    </w:p>
+    <w:p>
+      <w:pPr>
+        <w:shd w:val="clear" w:color="auto" w:fill="1D1F21"/>
+        <w:spacing w:after="0" w:line="285" w:lineRule="atLeast"/>
+        <w:rPr>
+          <w:rFonts w:ascii="Consolas" w:eastAsia="Times New Roman" w:hAnsi="Consolas" w:cs="Times New Roman"/>
+          <w:color w:val="C5C8C6"/>
+          <w:sz w:val="21"/>
+          <w:szCs w:val="21"/>
+          <w:lang w:val="fr-BF" w:eastAsia="fr-BF"/>
+        </w:rPr>
+      </w:pPr>
+      <w:r>
+        <w:rPr>
+          <w:rFonts w:ascii="Consolas" w:eastAsia="Times New Roman" w:hAnsi="Consolas" w:cs="Times New Roman"/>
+          <w:color w:val="C5C8C6"/>
+          <w:sz w:val="21"/>
+          <w:szCs w:val="21"/>
+          <w:lang w:val="fr-BF" w:eastAsia="fr-BF"/>
+        </w:rPr>
+        <w:t>│   │   ├── bourse_routes.py</w:t>
+      </w:r>
+    </w:p>
+    <w:p>
+      <w:pPr>
+        <w:shd w:val="clear" w:color="auto" w:fill="1D1F21"/>
+        <w:spacing w:after="0" w:line="285" w:lineRule="atLeast"/>
+        <w:rPr>
+          <w:rFonts w:ascii="Consolas" w:eastAsia="Times New Roman" w:hAnsi="Consolas" w:cs="Times New Roman"/>
+          <w:color w:val="C5C8C6"/>
+          <w:sz w:val="21"/>
+          <w:szCs w:val="21"/>
+          <w:lang w:val="fr-BF" w:eastAsia="fr-BF"/>
+        </w:rPr>
+      </w:pPr>
+      <w:r>
+        <w:rPr>
+          <w:rFonts w:ascii="Consolas" w:eastAsia="Times New Roman" w:hAnsi="Consolas" w:cs="Times New Roman"/>
+          <w:color w:val="C5C8C6"/>
+          <w:sz w:val="21"/>
+          <w:szCs w:val="21"/>
+          <w:lang w:val="fr-BF" w:eastAsia="fr-BF"/>
+        </w:rPr>
+        <w:t>│   │   ├── site_routes.py</w:t>
+      </w:r>
+    </w:p>
+    <w:p>
+      <w:pPr>
+        <w:shd w:val="clear" w:color="auto" w:fill="1D1F21"/>
+        <w:spacing w:after="0" w:line="285" w:lineRule="atLeast"/>
+        <w:rPr>
+          <w:rFonts w:ascii="Consolas" w:eastAsia="Times New Roman" w:hAnsi="Consolas" w:cs="Times New Roman"/>
+          <w:color w:val="C5C8C6"/>
+          <w:sz w:val="21"/>
+          <w:szCs w:val="21"/>
+          <w:lang w:val="fr-BF" w:eastAsia="fr-BF"/>
+        </w:rPr>
+      </w:pPr>
+      <w:r>
+        <w:rPr>
+          <w:rFonts w:ascii="Consolas" w:eastAsia="Times New Roman" w:hAnsi="Consolas" w:cs="Times New Roman"/>
+          <w:color w:val="C5C8C6"/>
+          <w:sz w:val="21"/>
+          <w:szCs w:val="21"/>
+          <w:lang w:val="fr-BF" w:eastAsia="fr-BF"/>
+        </w:rPr>
+        <w:t>│   │   └── users_bourses_routes.py</w:t>
+      </w:r>
+    </w:p>
+    <w:p>
+      <w:pPr>
+        <w:shd w:val="clear" w:color="auto" w:fill="1D1F21"/>
+        <w:spacing w:after="0" w:line="285" w:lineRule="atLeast"/>
+        <w:rPr>
+          <w:rFonts w:ascii="Consolas" w:eastAsia="Times New Roman" w:hAnsi="Consolas" w:cs="Times New Roman"/>
+          <w:color w:val="C5C8C6"/>
+          <w:sz w:val="21"/>
+          <w:szCs w:val="21"/>
+          <w:lang w:val="fr-BF" w:eastAsia="fr-BF"/>
+        </w:rPr>
+      </w:pPr>
+      <w:r>
+        <w:rPr>
+          <w:rFonts w:ascii="Consolas" w:eastAsia="Times New Roman" w:hAnsi="Consolas" w:cs="Times New Roman"/>
+          <w:color w:val="C5C8C6"/>
+          <w:sz w:val="21"/>
+          <w:szCs w:val="21"/>
+          <w:lang w:val="fr-BF" w:eastAsia="fr-BF"/>
+        </w:rPr>
+        <w:t xml:space="preserve">│   ├── migrations/                     # </w:t>
+      </w:r>
+      <w:proofErr w:type="spellStart"/>
+      <w:r>
+        <w:rPr>
+          <w:rFonts w:ascii="Consolas" w:eastAsia="Times New Roman" w:hAnsi="Consolas" w:cs="Times New Roman"/>
+          <w:color w:val="C5C8C6"/>
+          <w:sz w:val="21"/>
+          <w:szCs w:val="21"/>
+          <w:lang w:val="fr-BF" w:eastAsia="fr-BF"/>
+        </w:rPr>
+        <w:t>Alembic</w:t>
+      </w:r>
+      <w:proofErr w:type="spellEnd"/>
+      <w:r>
+        <w:rPr>
+          <w:rFonts w:ascii="Consolas" w:eastAsia="Times New Roman" w:hAnsi="Consolas" w:cs="Times New Roman"/>
+          <w:color w:val="C5C8C6"/>
+          <w:sz w:val="21"/>
+          <w:szCs w:val="21"/>
+          <w:lang w:val="fr-BF" w:eastAsia="fr-BF"/>
+        </w:rPr>
+        <w:t xml:space="preserve"> migrations</w:t>
+      </w:r>
+    </w:p>
+    <w:p>
+      <w:pPr>
+        <w:shd w:val="clear" w:color="auto" w:fill="1D1F21"/>
+        <w:spacing w:after="0" w:line="285" w:lineRule="atLeast"/>
+        <w:rPr>
+          <w:rFonts w:ascii="Consolas" w:eastAsia="Times New Roman" w:hAnsi="Consolas" w:cs="Times New Roman"/>
+          <w:color w:val="C5C8C6"/>
+          <w:sz w:val="21"/>
+          <w:szCs w:val="21"/>
+          <w:lang w:val="fr-BF" w:eastAsia="fr-BF"/>
+        </w:rPr>
+      </w:pPr>
+      <w:r>
+        <w:rPr>
+          <w:rFonts w:ascii="Consolas" w:eastAsia="Times New Roman" w:hAnsi="Consolas" w:cs="Times New Roman"/>
+          <w:color w:val="C5C8C6"/>
+          <w:sz w:val="21"/>
+          <w:szCs w:val="21"/>
+          <w:lang w:val="fr-BF" w:eastAsia="fr-BF"/>
+        </w:rPr>
+        <w:t>│   └── tests/</w:t>
+      </w:r>
+    </w:p>
+    <w:p>
+      <w:pPr>
+        <w:shd w:val="clear" w:color="auto" w:fill="1D1F21"/>
+        <w:spacing w:after="0" w:line="285" w:lineRule="atLeast"/>
+        <w:rPr>
+          <w:rFonts w:ascii="Consolas" w:eastAsia="Times New Roman" w:hAnsi="Consolas" w:cs="Times New Roman"/>
+          <w:color w:val="C5C8C6"/>
+          <w:sz w:val="21"/>
+          <w:szCs w:val="21"/>
+          <w:lang w:val="fr-BF" w:eastAsia="fr-BF"/>
+        </w:rPr>
+      </w:pPr>
+      <w:r>
+        <w:rPr>
+          <w:rFonts w:ascii="Consolas" w:eastAsia="Times New Roman" w:hAnsi="Consolas" w:cs="Times New Roman"/>
+          <w:color w:val="C5C8C6"/>
+          <w:sz w:val="21"/>
+          <w:szCs w:val="21"/>
+          <w:lang w:val="fr-BF" w:eastAsia="fr-BF"/>
+        </w:rPr>
+        <w:t>│       ├── test_auth.py</w:t>
+      </w:r>
+    </w:p>
+    <w:p>
+      <w:pPr>
+        <w:shd w:val="clear" w:color="auto" w:fill="1D1F21"/>
+        <w:spacing w:after="0" w:line="285" w:lineRule="atLeast"/>
+        <w:rPr>
+          <w:rFonts w:ascii="Consolas" w:eastAsia="Times New Roman" w:hAnsi="Consolas" w:cs="Times New Roman"/>
+          <w:color w:val="C5C8C6"/>
+          <w:sz w:val="21"/>
+          <w:szCs w:val="21"/>
+          <w:lang w:val="fr-BF" w:eastAsia="fr-BF"/>
+        </w:rPr>
+      </w:pPr>
+      <w:r>
+        <w:rPr>
+          <w:rFonts w:ascii="Consolas" w:eastAsia="Times New Roman" w:hAnsi="Consolas" w:cs="Times New Roman"/>
+          <w:color w:val="C5C8C6"/>
+          <w:sz w:val="21"/>
+          <w:szCs w:val="21"/>
+          <w:lang w:val="fr-BF" w:eastAsia="fr-BF"/>
+        </w:rPr>
+        <w:t>│       └── test_user.py</w:t>
+      </w:r>
+    </w:p>
+    <w:p>
+      <w:pPr>
+        <w:shd w:val="clear" w:color="auto" w:fill="1D1F21"/>
+        <w:spacing w:after="0" w:line="285" w:lineRule="atLeast"/>
+        <w:rPr>
+          <w:rFonts w:ascii="Consolas" w:eastAsia="Times New Roman" w:hAnsi="Consolas" w:cs="Times New Roman"/>
+          <w:color w:val="C5C8C6"/>
+          <w:sz w:val="21"/>
+          <w:szCs w:val="21"/>
+          <w:lang w:val="fr-BF" w:eastAsia="fr-BF"/>
+        </w:rPr>
+      </w:pPr>
+      <w:r>
+        <w:rPr>
+          <w:rFonts w:ascii="Consolas" w:eastAsia="Times New Roman" w:hAnsi="Consolas" w:cs="Times New Roman"/>
+          <w:color w:val="C5C8C6"/>
+          <w:sz w:val="21"/>
+          <w:szCs w:val="21"/>
+          <w:lang w:val="fr-BF" w:eastAsia="fr-BF"/>
+        </w:rPr>
+        <w:t>├── frontend/</w:t>
+      </w:r>
+    </w:p>
+    <w:p>
+      <w:pPr>
+        <w:shd w:val="clear" w:color="auto" w:fill="1D1F21"/>
+        <w:spacing w:after="0" w:line="285" w:lineRule="atLeast"/>
+        <w:rPr>
+          <w:rFonts w:ascii="Consolas" w:eastAsia="Times New Roman" w:hAnsi="Consolas" w:cs="Times New Roman"/>
+          <w:color w:val="C5C8C6"/>
+          <w:sz w:val="21"/>
+          <w:szCs w:val="21"/>
+          <w:lang w:val="fr-BF" w:eastAsia="fr-BF"/>
+        </w:rPr>
+      </w:pPr>
+      <w:r>
+        <w:rPr>
+          <w:rFonts w:ascii="Consolas" w:eastAsia="Times New Roman" w:hAnsi="Consolas" w:cs="Times New Roman"/>
+          <w:color w:val="C5C8C6"/>
+          <w:sz w:val="21"/>
+          <w:szCs w:val="21"/>
+          <w:lang w:val="fr-BF" w:eastAsia="fr-BF"/>
+        </w:rPr>
+        <w:t>│   ├── lib/</w:t>
+      </w:r>
+    </w:p>
+    <w:p>
+      <w:pPr>
+        <w:shd w:val="clear" w:color="auto" w:fill="1D1F21"/>
+        <w:spacing w:after="0" w:line="285" w:lineRule="atLeast"/>
+        <w:rPr>
+          <w:rFonts w:ascii="Consolas" w:eastAsia="Times New Roman" w:hAnsi="Consolas" w:cs="Times New Roman"/>
+          <w:color w:val="C5C8C6"/>
+          <w:sz w:val="21"/>
+          <w:szCs w:val="21"/>
+          <w:lang w:val="fr-BF" w:eastAsia="fr-BF"/>
+        </w:rPr>
+      </w:pPr>
+      <w:r>
+        <w:rPr>
+          <w:rFonts w:ascii="Consolas" w:eastAsia="Times New Roman" w:hAnsi="Consolas" w:cs="Times New Roman"/>
+          <w:color w:val="C5C8C6"/>
+          <w:sz w:val="21"/>
+          <w:szCs w:val="21"/>
+          <w:lang w:val="fr-BF" w:eastAsia="fr-BF"/>
+        </w:rPr>
+        <w:t xml:space="preserve">│   │   └── </w:t>
+      </w:r>
+      <w:proofErr w:type="spellStart"/>
+      <w:proofErr w:type="gramStart"/>
+      <w:r>
+        <w:rPr>
+          <w:rFonts w:ascii="Consolas" w:eastAsia="Times New Roman" w:hAnsi="Consolas" w:cs="Times New Roman"/>
+          <w:color w:val="C5C8C6"/>
+          <w:sz w:val="21"/>
+          <w:szCs w:val="21"/>
+          <w:lang w:val="fr-BF" w:eastAsia="fr-BF"/>
+        </w:rPr>
+        <w:t>main.dart</w:t>
+      </w:r>
+      <w:proofErr w:type="spellEnd"/>
+      <w:proofErr w:type="gramEnd"/>
+      <w:r>
+        <w:rPr>
+          <w:rFonts w:ascii="Consolas" w:eastAsia="Times New Roman" w:hAnsi="Consolas" w:cs="Times New Roman"/>
+          <w:color w:val="C5C8C6"/>
+          <w:sz w:val="21"/>
+          <w:szCs w:val="21"/>
+          <w:lang w:val="fr-BF" w:eastAsia="fr-BF"/>
+        </w:rPr>
+        <w:t xml:space="preserve">                   # Point d'entrée Flutter</w:t>
+      </w:r>
+    </w:p>
+    <w:p>
+      <w:pPr>
+        <w:shd w:val="clear" w:color="auto" w:fill="1D1F21"/>
+        <w:spacing w:after="0" w:line="285" w:lineRule="atLeast"/>
+        <w:rPr>
+          <w:rFonts w:ascii="Consolas" w:eastAsia="Times New Roman" w:hAnsi="Consolas" w:cs="Times New Roman"/>
+          <w:color w:val="C5C8C6"/>
+          <w:sz w:val="21"/>
+          <w:szCs w:val="21"/>
+          <w:lang w:val="fr-BF" w:eastAsia="fr-BF"/>
+        </w:rPr>
+      </w:pPr>
+      <w:r>
+        <w:rPr>
+          <w:rFonts w:ascii="Consolas" w:eastAsia="Times New Roman" w:hAnsi="Consolas" w:cs="Times New Roman"/>
+          <w:color w:val="C5C8C6"/>
+          <w:sz w:val="21"/>
+          <w:szCs w:val="21"/>
+          <w:lang w:val="fr-BF" w:eastAsia="fr-BF"/>
+        </w:rPr>
+        <w:t xml:space="preserve">│   ├── </w:t>
+      </w:r>
+      <w:proofErr w:type="spellStart"/>
+      <w:r>
+        <w:rPr>
+          <w:rFonts w:ascii="Consolas" w:eastAsia="Times New Roman" w:hAnsi="Consolas" w:cs="Times New Roman"/>
+          <w:color w:val="C5C8C6"/>
+          <w:sz w:val="21"/>
+          <w:szCs w:val="21"/>
+          <w:lang w:val="fr-BF" w:eastAsia="fr-BF"/>
+        </w:rPr>
+        <w:t>android</w:t>
+      </w:r>
+      <w:proofErr w:type="spellEnd"/>
+      <w:r>
+        <w:rPr>
+          <w:rFonts w:ascii="Consolas" w:eastAsia="Times New Roman" w:hAnsi="Consolas" w:cs="Times New Roman"/>
+          <w:color w:val="C5C8C6"/>
+          <w:sz w:val="21"/>
+          <w:szCs w:val="21"/>
+          <w:lang w:val="fr-BF" w:eastAsia="fr-BF"/>
+        </w:rPr>
+        <w:t>/</w:t>
+      </w:r>
+    </w:p>
+    <w:p>
+      <w:pPr>
+        <w:shd w:val="clear" w:color="auto" w:fill="1D1F21"/>
+        <w:spacing w:after="0" w:line="285" w:lineRule="atLeast"/>
+        <w:rPr>
+          <w:rFonts w:ascii="Consolas" w:eastAsia="Times New Roman" w:hAnsi="Consolas" w:cs="Times New Roman"/>
+          <w:color w:val="C5C8C6"/>
+          <w:sz w:val="21"/>
+          <w:szCs w:val="21"/>
+          <w:lang w:val="fr-BF" w:eastAsia="fr-BF"/>
+        </w:rPr>
+      </w:pPr>
+      <w:r>
+        <w:rPr>
+          <w:rFonts w:ascii="Consolas" w:eastAsia="Times New Roman" w:hAnsi="Consolas" w:cs="Times New Roman"/>
+          <w:color w:val="C5C8C6"/>
+          <w:sz w:val="21"/>
+          <w:szCs w:val="21"/>
+          <w:lang w:val="fr-BF" w:eastAsia="fr-BF"/>
+        </w:rPr>
+        <w:lastRenderedPageBreak/>
+        <w:t xml:space="preserve">│   ├── </w:t>
+      </w:r>
+      <w:proofErr w:type="spellStart"/>
+      <w:r>
+        <w:rPr>
+          <w:rFonts w:ascii="Consolas" w:eastAsia="Times New Roman" w:hAnsi="Consolas" w:cs="Times New Roman"/>
+          <w:color w:val="C5C8C6"/>
+          <w:sz w:val="21"/>
+          <w:szCs w:val="21"/>
+          <w:lang w:val="fr-BF" w:eastAsia="fr-BF"/>
+        </w:rPr>
+        <w:t>ios</w:t>
+      </w:r>
+      <w:proofErr w:type="spellEnd"/>
+      <w:r>
+        <w:rPr>
+          <w:rFonts w:ascii="Consolas" w:eastAsia="Times New Roman" w:hAnsi="Consolas" w:cs="Times New Roman"/>
+          <w:color w:val="C5C8C6"/>
+          <w:sz w:val="21"/>
+          <w:szCs w:val="21"/>
+          <w:lang w:val="fr-BF" w:eastAsia="fr-BF"/>
+        </w:rPr>
+        <w:t>/</w:t>
+      </w:r>
+    </w:p>
+    <w:p>
+      <w:pPr>
+        <w:shd w:val="clear" w:color="auto" w:fill="1D1F21"/>
+        <w:spacing w:after="0" w:line="285" w:lineRule="atLeast"/>
+        <w:rPr>
+          <w:rFonts w:ascii="Consolas" w:eastAsia="Times New Roman" w:hAnsi="Consolas" w:cs="Times New Roman"/>
+          <w:color w:val="C5C8C6"/>
+          <w:sz w:val="21"/>
+          <w:szCs w:val="21"/>
+          <w:lang w:val="fr-BF" w:eastAsia="fr-BF"/>
+        </w:rPr>
+      </w:pPr>
+      <w:r>
+        <w:rPr>
+          <w:rFonts w:ascii="Consolas" w:eastAsia="Times New Roman" w:hAnsi="Consolas" w:cs="Times New Roman"/>
+          <w:color w:val="C5C8C6"/>
+          <w:sz w:val="21"/>
+          <w:szCs w:val="21"/>
+          <w:lang w:val="fr-BF" w:eastAsia="fr-BF"/>
+        </w:rPr>
+        <w:t>│   ├── linux/</w:t>
+      </w:r>
+    </w:p>
+    <w:p>
+      <w:pPr>
+        <w:shd w:val="clear" w:color="auto" w:fill="1D1F21"/>
+        <w:spacing w:after="0" w:line="285" w:lineRule="atLeast"/>
+        <w:rPr>
+          <w:rFonts w:ascii="Consolas" w:eastAsia="Times New Roman" w:hAnsi="Consolas" w:cs="Times New Roman"/>
+          <w:color w:val="C5C8C6"/>
+          <w:sz w:val="21"/>
+          <w:szCs w:val="21"/>
+          <w:lang w:val="fr-BF" w:eastAsia="fr-BF"/>
+        </w:rPr>
+      </w:pPr>
+      <w:r>
+        <w:rPr>
+          <w:rFonts w:ascii="Consolas" w:eastAsia="Times New Roman" w:hAnsi="Consolas" w:cs="Times New Roman"/>
+          <w:color w:val="C5C8C6"/>
+          <w:sz w:val="21"/>
+          <w:szCs w:val="21"/>
+          <w:lang w:val="fr-BF" w:eastAsia="fr-BF"/>
+        </w:rPr>
+        <w:t xml:space="preserve">│   ├── </w:t>
+      </w:r>
+      <w:proofErr w:type="spellStart"/>
+      <w:r>
+        <w:rPr>
+          <w:rFonts w:ascii="Consolas" w:eastAsia="Times New Roman" w:hAnsi="Consolas" w:cs="Times New Roman"/>
+          <w:color w:val="C5C8C6"/>
+          <w:sz w:val="21"/>
+          <w:szCs w:val="21"/>
+          <w:lang w:val="fr-BF" w:eastAsia="fr-BF"/>
+        </w:rPr>
+        <w:t>macos</w:t>
+      </w:r>
+      <w:proofErr w:type="spellEnd"/>
+      <w:r>
+        <w:rPr>
+          <w:rFonts w:ascii="Consolas" w:eastAsia="Times New Roman" w:hAnsi="Consolas" w:cs="Times New Roman"/>
+          <w:color w:val="C5C8C6"/>
+          <w:sz w:val="21"/>
+          <w:szCs w:val="21"/>
+          <w:lang w:val="fr-BF" w:eastAsia="fr-BF"/>
+        </w:rPr>
+        <w:t>/</w:t>
+      </w:r>
+    </w:p>
+    <w:p>
+      <w:pPr>
+        <w:shd w:val="clear" w:color="auto" w:fill="1D1F21"/>
+        <w:spacing w:after="0" w:line="285" w:lineRule="atLeast"/>
+        <w:rPr>
+          <w:rFonts w:ascii="Consolas" w:eastAsia="Times New Roman" w:hAnsi="Consolas" w:cs="Times New Roman"/>
+          <w:color w:val="C5C8C6"/>
+          <w:sz w:val="21"/>
+          <w:szCs w:val="21"/>
+          <w:lang w:val="fr-BF" w:eastAsia="fr-BF"/>
+        </w:rPr>
+      </w:pPr>
+      <w:r>
+        <w:rPr>
+          <w:rFonts w:ascii="Consolas" w:eastAsia="Times New Roman" w:hAnsi="Consolas" w:cs="Times New Roman"/>
+          <w:color w:val="C5C8C6"/>
+          <w:sz w:val="21"/>
+          <w:szCs w:val="21"/>
+          <w:lang w:val="fr-BF" w:eastAsia="fr-BF"/>
+        </w:rPr>
+        <w:t>│   ├── web/</w:t>
+      </w:r>
+    </w:p>
+    <w:p>
+      <w:pPr>
+        <w:shd w:val="clear" w:color="auto" w:fill="1D1F21"/>
+        <w:spacing w:after="0" w:line="285" w:lineRule="atLeast"/>
+        <w:rPr>
+          <w:rFonts w:ascii="Consolas" w:eastAsia="Times New Roman" w:hAnsi="Consolas" w:cs="Times New Roman"/>
+          <w:color w:val="C5C8C6"/>
+          <w:sz w:val="21"/>
+          <w:szCs w:val="21"/>
+          <w:lang w:val="fr-BF" w:eastAsia="fr-BF"/>
+        </w:rPr>
+      </w:pPr>
+      <w:r>
+        <w:rPr>
+          <w:rFonts w:ascii="Consolas" w:eastAsia="Times New Roman" w:hAnsi="Consolas" w:cs="Times New Roman"/>
+          <w:color w:val="C5C8C6"/>
+          <w:sz w:val="21"/>
+          <w:szCs w:val="21"/>
+          <w:lang w:val="fr-BF" w:eastAsia="fr-BF"/>
+        </w:rPr>
+        <w:t xml:space="preserve">│   ├── </w:t>
+      </w:r>
+      <w:proofErr w:type="spellStart"/>
+      <w:r>
+        <w:rPr>
+          <w:rFonts w:ascii="Consolas" w:eastAsia="Times New Roman" w:hAnsi="Consolas" w:cs="Times New Roman"/>
+          <w:color w:val="C5C8C6"/>
+          <w:sz w:val="21"/>
+          <w:szCs w:val="21"/>
+          <w:lang w:val="fr-BF" w:eastAsia="fr-BF"/>
+        </w:rPr>
+        <w:t>windows</w:t>
+      </w:r>
+      <w:proofErr w:type="spellEnd"/>
+      <w:r>
+        <w:rPr>
+          <w:rFonts w:ascii="Consolas" w:eastAsia="Times New Roman" w:hAnsi="Consolas" w:cs="Times New Roman"/>
+          <w:color w:val="C5C8C6"/>
+          <w:sz w:val="21"/>
+          <w:szCs w:val="21"/>
+          <w:lang w:val="fr-BF" w:eastAsia="fr-BF"/>
+        </w:rPr>
+        <w:t>/</w:t>
+      </w:r>
+    </w:p>
+    <w:p>
+      <w:pPr>
+        <w:shd w:val="clear" w:color="auto" w:fill="1D1F21"/>
+        <w:spacing w:after="0" w:line="285" w:lineRule="atLeast"/>
+        <w:rPr>
+          <w:rFonts w:ascii="Consolas" w:eastAsia="Times New Roman" w:hAnsi="Consolas" w:cs="Times New Roman"/>
+          <w:color w:val="C5C8C6"/>
+          <w:sz w:val="21"/>
+          <w:szCs w:val="21"/>
+          <w:lang w:val="fr-BF" w:eastAsia="fr-BF"/>
+        </w:rPr>
+      </w:pPr>
+      <w:r>
+        <w:rPr>
+          <w:rFonts w:ascii="Consolas" w:eastAsia="Times New Roman" w:hAnsi="Consolas" w:cs="Times New Roman"/>
+          <w:color w:val="C5C8C6"/>
+          <w:sz w:val="21"/>
+          <w:szCs w:val="21"/>
+          <w:lang w:val="fr-BF" w:eastAsia="fr-BF"/>
+        </w:rPr>
+        <w:t xml:space="preserve">│   └── </w:t>
+      </w:r>
+      <w:proofErr w:type="spellStart"/>
+      <w:proofErr w:type="gramStart"/>
+      <w:r>
+        <w:rPr>
+          <w:rFonts w:ascii="Consolas" w:eastAsia="Times New Roman" w:hAnsi="Consolas" w:cs="Times New Roman"/>
+          <w:color w:val="C5C8C6"/>
+          <w:sz w:val="21"/>
+          <w:szCs w:val="21"/>
+          <w:lang w:val="fr-BF" w:eastAsia="fr-BF"/>
+        </w:rPr>
+        <w:t>pubspec.yaml</w:t>
+      </w:r>
+      <w:proofErr w:type="spellEnd"/>
+      <w:proofErr w:type="gramEnd"/>
+    </w:p>
+    <w:p>
+      <w:pPr>
+        <w:shd w:val="clear" w:color="auto" w:fill="1D1F21"/>
+        <w:spacing w:after="0" w:line="285" w:lineRule="atLeast"/>
+        <w:rPr>
+          <w:rFonts w:ascii="Consolas" w:eastAsia="Times New Roman" w:hAnsi="Consolas" w:cs="Times New Roman"/>
+          <w:color w:val="C5C8C6"/>
+          <w:sz w:val="21"/>
+          <w:szCs w:val="21"/>
+          <w:lang w:val="fr-BF" w:eastAsia="fr-BF"/>
+        </w:rPr>
+      </w:pPr>
+      <w:r>
+        <w:rPr>
+          <w:rFonts w:ascii="Consolas" w:eastAsia="Times New Roman" w:hAnsi="Consolas" w:cs="Times New Roman"/>
+          <w:color w:val="C5C8C6"/>
+          <w:sz w:val="21"/>
+          <w:szCs w:val="21"/>
+          <w:lang w:val="fr-BF" w:eastAsia="fr-BF"/>
+        </w:rPr>
+        <w:t>└── docs/</w:t>
+      </w:r>
+    </w:p>
+    <w:p>
+      <w:pPr>
+        <w:shd w:val="clear" w:color="auto" w:fill="1D1F21"/>
+        <w:spacing w:after="0" w:line="285" w:lineRule="atLeast"/>
+        <w:rPr>
+          <w:rFonts w:ascii="Consolas" w:eastAsia="Times New Roman" w:hAnsi="Consolas" w:cs="Times New Roman"/>
+          <w:color w:val="C5C8C6"/>
+          <w:sz w:val="21"/>
+          <w:szCs w:val="21"/>
+          <w:lang w:val="fr-BF" w:eastAsia="fr-BF"/>
+        </w:rPr>
+      </w:pPr>
+      <w:r>
+        <w:rPr>
+          <w:rFonts w:ascii="Consolas" w:eastAsia="Times New Roman" w:hAnsi="Consolas" w:cs="Times New Roman"/>
+          <w:color w:val="C5C8C6"/>
+          <w:sz w:val="21"/>
+          <w:szCs w:val="21"/>
+          <w:lang w:val="fr-BF" w:eastAsia="fr-BF"/>
+        </w:rPr>
+        <w:t xml:space="preserve">    ├── </w:t>
+      </w:r>
+      <w:proofErr w:type="spellStart"/>
+      <w:r>
+        <w:rPr>
+          <w:rFonts w:ascii="Consolas" w:eastAsia="Times New Roman" w:hAnsi="Consolas" w:cs="Times New Roman"/>
+          <w:color w:val="C5C8C6"/>
+          <w:sz w:val="21"/>
+          <w:szCs w:val="21"/>
+          <w:lang w:val="fr-BF" w:eastAsia="fr-BF"/>
+        </w:rPr>
+        <w:t>database</w:t>
+      </w:r>
+      <w:proofErr w:type="spellEnd"/>
+      <w:r>
+        <w:rPr>
+          <w:rFonts w:ascii="Consolas" w:eastAsia="Times New Roman" w:hAnsi="Consolas" w:cs="Times New Roman"/>
+          <w:color w:val="C5C8C6"/>
+          <w:sz w:val="21"/>
+          <w:szCs w:val="21"/>
+          <w:lang w:val="fr-BF" w:eastAsia="fr-BF"/>
+        </w:rPr>
+        <w:t>/</w:t>
+      </w:r>
+    </w:p>
+    <w:p>
+      <w:pPr>
+        <w:shd w:val="clear" w:color="auto" w:fill="1D1F21"/>
+        <w:spacing w:after="0" w:line="285" w:lineRule="atLeast"/>
+        <w:rPr>
+          <w:rFonts w:ascii="Consolas" w:eastAsia="Times New Roman" w:hAnsi="Consolas" w:cs="Times New Roman"/>
+          <w:color w:val="C5C8C6"/>
+          <w:sz w:val="21"/>
+          <w:szCs w:val="21"/>
+          <w:lang w:val="fr-BF" w:eastAsia="fr-BF"/>
+        </w:rPr>
+      </w:pPr>
+      <w:r>
+        <w:rPr>
+          <w:rFonts w:ascii="Consolas" w:eastAsia="Times New Roman" w:hAnsi="Consolas" w:cs="Times New Roman"/>
+          <w:color w:val="C5C8C6"/>
+          <w:sz w:val="21"/>
+          <w:szCs w:val="21"/>
+          <w:lang w:val="fr-BF" w:eastAsia="fr-BF"/>
+        </w:rPr>
+        <w:t>    │   ├── mcd.png                     # Modèle Conceptuel</w:t>
+      </w:r>
+    </w:p>
+    <w:p>
+      <w:pPr>
+        <w:shd w:val="clear" w:color="auto" w:fill="1D1F21"/>
+        <w:spacing w:after="0" w:line="285" w:lineRule="atLeast"/>
+        <w:rPr>
+          <w:rFonts w:ascii="Consolas" w:eastAsia="Times New Roman" w:hAnsi="Consolas" w:cs="Times New Roman"/>
+          <w:color w:val="C5C8C6"/>
+          <w:sz w:val="21"/>
+          <w:szCs w:val="21"/>
+          <w:lang w:val="fr-BF" w:eastAsia="fr-BF"/>
+        </w:rPr>
+      </w:pPr>
+      <w:r>
+        <w:rPr>
+          <w:rFonts w:ascii="Consolas" w:eastAsia="Times New Roman" w:hAnsi="Consolas" w:cs="Times New Roman"/>
+          <w:color w:val="C5C8C6"/>
+          <w:sz w:val="21"/>
+          <w:szCs w:val="21"/>
+          <w:lang w:val="fr-BF" w:eastAsia="fr-BF"/>
+        </w:rPr>
+        <w:t>    │   ├── mld.png                     # Modèle Logique</w:t>
+      </w:r>
+    </w:p>
+    <w:p>
+      <w:pPr>
+        <w:shd w:val="clear" w:color="auto" w:fill="1D1F21"/>
+        <w:spacing w:after="0" w:line="285" w:lineRule="atLeast"/>
+        <w:rPr>
+          <w:rFonts w:ascii="Consolas" w:eastAsia="Times New Roman" w:hAnsi="Consolas" w:cs="Times New Roman"/>
+          <w:color w:val="C5C8C6"/>
+          <w:sz w:val="21"/>
+          <w:szCs w:val="21"/>
+          <w:lang w:val="fr-BF" w:eastAsia="fr-BF"/>
+        </w:rPr>
+      </w:pPr>
+      <w:r>
+        <w:rPr>
+          <w:rFonts w:ascii="Consolas" w:eastAsia="Times New Roman" w:hAnsi="Consolas" w:cs="Times New Roman"/>
+          <w:color w:val="C5C8C6"/>
+          <w:sz w:val="21"/>
+          <w:szCs w:val="21"/>
+          <w:lang w:val="fr-BF" w:eastAsia="fr-BF"/>
+        </w:rPr>
+        <w:t>    │   └── mpd.png                     # Modèle Physique</w:t>
+      </w:r>
+    </w:p>
+    <w:p>
+      <w:pPr>
+        <w:shd w:val="clear" w:color="auto" w:fill="1D1F21"/>
+        <w:spacing w:after="0" w:line="285" w:lineRule="atLeast"/>
+        <w:rPr>
+          <w:rFonts w:ascii="Consolas" w:eastAsia="Times New Roman" w:hAnsi="Consolas" w:cs="Times New Roman"/>
+          <w:color w:val="C5C8C6"/>
+          <w:sz w:val="21"/>
+          <w:szCs w:val="21"/>
+          <w:lang w:val="fr-BF" w:eastAsia="fr-BF"/>
+        </w:rPr>
+      </w:pPr>
+      <w:r>
+        <w:rPr>
+          <w:rFonts w:ascii="Consolas" w:eastAsia="Times New Roman" w:hAnsi="Consolas" w:cs="Times New Roman"/>
+          <w:color w:val="C5C8C6"/>
+          <w:sz w:val="21"/>
+          <w:szCs w:val="21"/>
+          <w:lang w:val="fr-BF" w:eastAsia="fr-BF"/>
+        </w:rPr>
+        <w:t xml:space="preserve">    └── </w:t>
+      </w:r>
+      <w:proofErr w:type="spellStart"/>
+      <w:r>
+        <w:rPr>
+          <w:rFonts w:ascii="Consolas" w:eastAsia="Times New Roman" w:hAnsi="Consolas" w:cs="Times New Roman"/>
+          <w:color w:val="C5C8C6"/>
+          <w:sz w:val="21"/>
+          <w:szCs w:val="21"/>
+          <w:lang w:val="fr-BF" w:eastAsia="fr-BF"/>
+        </w:rPr>
+        <w:t>ui</w:t>
+      </w:r>
+      <w:proofErr w:type="spellEnd"/>
+      <w:r>
+        <w:rPr>
+          <w:rFonts w:ascii="Consolas" w:eastAsia="Times New Roman" w:hAnsi="Consolas" w:cs="Times New Roman"/>
+          <w:color w:val="C5C8C6"/>
+          <w:sz w:val="21"/>
+          <w:szCs w:val="21"/>
+          <w:lang w:val="fr-BF" w:eastAsia="fr-BF"/>
+        </w:rPr>
+        <w:t>/</w:t>
+      </w:r>
+    </w:p>
+    <w:p>
+      <w:pPr>
+        <w:shd w:val="clear" w:color="auto" w:fill="1D1F21"/>
+        <w:spacing w:after="0" w:line="285" w:lineRule="atLeast"/>
+        <w:rPr>
+          <w:rFonts w:ascii="Consolas" w:eastAsia="Times New Roman" w:hAnsi="Consolas" w:cs="Times New Roman"/>
+          <w:color w:val="C5C8C6"/>
+          <w:sz w:val="21"/>
+          <w:szCs w:val="21"/>
+          <w:lang w:val="fr-BF" w:eastAsia="fr-BF"/>
+        </w:rPr>
+      </w:pPr>
+      <w:r>
+        <w:rPr>
+          <w:rFonts w:ascii="Consolas" w:eastAsia="Times New Roman" w:hAnsi="Consolas" w:cs="Times New Roman"/>
+          <w:color w:val="C5C8C6"/>
+          <w:sz w:val="21"/>
+          <w:szCs w:val="21"/>
+          <w:lang w:val="fr-BF" w:eastAsia="fr-BF"/>
+        </w:rPr>
+        <w:t xml:space="preserve">        └── </w:t>
+      </w:r>
+      <w:proofErr w:type="spellStart"/>
+      <w:proofErr w:type="gramStart"/>
+      <w:r>
+        <w:rPr>
+          <w:rFonts w:ascii="Consolas" w:eastAsia="Times New Roman" w:hAnsi="Consolas" w:cs="Times New Roman"/>
+          <w:color w:val="C5C8C6"/>
+          <w:sz w:val="21"/>
+          <w:szCs w:val="21"/>
+          <w:lang w:val="fr-BF" w:eastAsia="fr-BF"/>
+        </w:rPr>
+        <w:t>interface.drawio</w:t>
+      </w:r>
+      <w:proofErr w:type="spellEnd"/>
+      <w:proofErr w:type="gramEnd"/>
+      <w:r>
+        <w:rPr>
+          <w:rFonts w:ascii="Consolas" w:eastAsia="Times New Roman" w:hAnsi="Consolas" w:cs="Times New Roman"/>
+          <w:color w:val="C5C8C6"/>
+          <w:sz w:val="21"/>
+          <w:szCs w:val="21"/>
+          <w:lang w:val="fr-BF" w:eastAsia="fr-BF"/>
+        </w:rPr>
+        <w:t xml:space="preserve">            # Maquettes interfaces</w:t>
+      </w:r>
+    </w:p>
+    <w:p>
+      <w:pPr>
+        <w:shd w:val="clear" w:color="auto" w:fill="1D1F21"/>
+        <w:spacing w:after="0" w:line="285" w:lineRule="atLeast"/>
+        <w:rPr>
+          <w:rFonts w:ascii="Consolas" w:eastAsia="Times New Roman" w:hAnsi="Consolas" w:cs="Times New Roman"/>
+          <w:color w:val="C5C8C6"/>
+          <w:sz w:val="21"/>
+          <w:szCs w:val="21"/>
+          <w:lang w:val="fr-BF" w:eastAsia="fr-BF"/>
+        </w:rPr>
+      </w:pPr>
+    </w:p>
+    <w:p>
+      <w:pPr>
+        <w:spacing w:after="120"/>
+        <w:ind w:left="567"/>
+        <w:rPr>
+          <w:lang w:val="fr-BF"/>
+        </w:rPr>
+      </w:pPr>
+    </w:p>
+    <w:p>
+      <w:pPr>
+        <w:pStyle w:val="Heading2"/>
+        <w:rPr>
+          <w:lang w:val="fr-FR"/>
+        </w:rPr>
+      </w:pPr>
+      <w:r>
+        <w:rPr>
+          <w:rFonts w:ascii="Times New Roman" w:hAnsi="Times New Roman"/>
+          <w:color w:val="2E74B5"/>
+          <w:sz w:val="28"/>
+          <w:lang w:val="fr-FR"/>
+        </w:rPr>
+        <w:t xml:space="preserve">Annexe B — Principaux </w:t>
+      </w:r>
+      <w:proofErr w:type="spellStart"/>
+      <w:r>
+        <w:rPr>
+          <w:rFonts w:ascii="Times New Roman" w:hAnsi="Times New Roman"/>
+          <w:color w:val="2E74B5"/>
+          <w:sz w:val="28"/>
           <w:lang w:val="fr-FR"/>
         </w:rPr>
         <w:t>endpoints</w:t>
@@ -4581,424 +7554,12 @@
       <w:proofErr w:type="spellEnd"/>
       <w:r>
         <w:rPr>
-          <w:lang w:val="fr-FR"/>
-        </w:rPr>
-        <w:t xml:space="preserve"> définis (authentification, CRUD bourses, sites, candidatures) répondent correctement aux requêtes HTTP.</w:t>
-      </w:r>
-    </w:p>
-    <w:p>
-      <w:pPr>
-        <w:pStyle w:val="ListBullet"/>
-        <w:spacing w:after="80"/>
-        <w:jc w:val="both"/>
-        <w:rPr>
-          <w:lang w:val="fr-FR"/>
-        </w:rPr>
-      </w:pPr>
-      <w:proofErr w:type="spellStart"/>
-      <w:r>
-        <w:rPr>
-          <w:b/>
-          <w:u w:val="single"/>
-          <w:lang w:val="fr-FR"/>
-        </w:rPr>
-        <w:t>Scraping</w:t>
-      </w:r>
-      <w:proofErr w:type="spellEnd"/>
-      <w:r>
-        <w:rPr>
-          <w:b/>
-          <w:u w:val="single"/>
-          <w:lang w:val="fr-FR"/>
-        </w:rPr>
-        <w:t xml:space="preserve"> implémenté mais pas complètement</w:t>
-      </w:r>
-      <w:r>
-        <w:rPr>
-          <w:b/>
-          <w:u w:val="single"/>
-          <w:lang w:val="fr-FR"/>
-        </w:rPr>
-        <w:t xml:space="preserve"> opérationnel</w:t>
-      </w:r>
-      <w:r>
-        <w:rPr>
-          <w:lang w:val="fr-FR"/>
-        </w:rPr>
-        <w:t xml:space="preserve"> : le mo</w:t>
-      </w:r>
-      <w:r>
-        <w:rPr>
-          <w:lang w:val="fr-FR"/>
-        </w:rPr>
-        <w:t xml:space="preserve">dule de </w:t>
-      </w:r>
-      <w:proofErr w:type="spellStart"/>
-      <w:r>
-        <w:rPr>
-          <w:lang w:val="fr-FR"/>
-        </w:rPr>
-        <w:t>scraping</w:t>
-      </w:r>
-      <w:proofErr w:type="spellEnd"/>
-      <w:r>
-        <w:rPr>
-          <w:lang w:val="fr-FR"/>
-        </w:rPr>
-        <w:t xml:space="preserve"> est capable d'extraire des données depuis des sites web en utilisant des sélecteurs CSS configurables, avec déduplication automatique.</w:t>
-      </w:r>
-    </w:p>
-    <w:p>
-      <w:pPr>
-        <w:pStyle w:val="ListBullet"/>
-        <w:spacing w:after="80"/>
-        <w:jc w:val="both"/>
-        <w:rPr>
-          <w:lang w:val="fr-FR"/>
-        </w:rPr>
-      </w:pPr>
-      <w:r>
-        <w:rPr>
-          <w:b/>
-          <w:u w:val="single"/>
-          <w:lang w:val="fr-FR"/>
-        </w:rPr>
-        <w:t>Interface Flutter connectée</w:t>
-      </w:r>
-      <w:r>
-        <w:rPr>
-          <w:lang w:val="fr-FR"/>
-        </w:rPr>
-        <w:t xml:space="preserve"> : le frontend communique avec l'API, permettant l'inscription, la connexion,</w:t>
-      </w:r>
-      <w:r>
-        <w:rPr>
-          <w:lang w:val="fr-FR"/>
-        </w:rPr>
-        <w:t xml:space="preserve"> la consultation des bourses et le marquage d'intérêts.</w:t>
-      </w:r>
-    </w:p>
-    <w:p>
-      <w:pPr>
-        <w:pStyle w:val="ListBullet"/>
-        <w:spacing w:after="80"/>
-        <w:jc w:val="both"/>
-        <w:rPr>
-          <w:lang w:val="fr-FR"/>
-        </w:rPr>
-      </w:pPr>
-      <w:r>
-        <w:rPr>
-          <w:b/>
-          <w:u w:val="single"/>
-          <w:lang w:val="fr-FR"/>
-        </w:rPr>
-        <w:t>Automatisation planifiée</w:t>
-      </w:r>
-      <w:r>
-        <w:rPr>
-          <w:lang w:val="fr-FR"/>
-        </w:rPr>
-        <w:t xml:space="preserve"> : </w:t>
-      </w:r>
-      <w:proofErr w:type="spellStart"/>
-      <w:r>
-        <w:rPr>
-          <w:lang w:val="fr-FR"/>
-        </w:rPr>
-        <w:t>APScheduler</w:t>
-      </w:r>
-      <w:proofErr w:type="spellEnd"/>
-      <w:r>
-        <w:rPr>
-          <w:lang w:val="fr-FR"/>
-        </w:rPr>
-        <w:t xml:space="preserve"> est intégré et programmé pour lancer le </w:t>
-      </w:r>
-      <w:proofErr w:type="spellStart"/>
-      <w:r>
-        <w:rPr>
-          <w:lang w:val="fr-FR"/>
-        </w:rPr>
-        <w:t>scraping</w:t>
-      </w:r>
-      <w:proofErr w:type="spellEnd"/>
-      <w:r>
-        <w:rPr>
-          <w:lang w:val="fr-FR"/>
-        </w:rPr>
-        <w:t xml:space="preserve"> chaque nuit à 02h00, sans intervention manuelle.</w:t>
-      </w:r>
-    </w:p>
-    <w:p>
-      <w:pPr>
-        <w:pStyle w:val="ListBullet"/>
-        <w:spacing w:after="80"/>
-        <w:jc w:val="both"/>
-        <w:rPr>
-          <w:lang w:val="fr-FR"/>
-        </w:rPr>
-      </w:pPr>
-      <w:r>
-        <w:rPr>
-          <w:lang w:val="fr-FR"/>
-        </w:rPr>
-        <w:br w:type="page"/>
-      </w:r>
-    </w:p>
-    <w:p>
-      <w:pPr>
-        <w:pStyle w:val="Heading1"/>
-        <w:rPr>
-          <w:color w:val="FF0000"/>
-          <w:lang w:val="fr-FR"/>
-        </w:rPr>
-      </w:pPr>
-      <w:r>
-        <w:rPr>
           <w:rFonts w:ascii="Times New Roman" w:hAnsi="Times New Roman"/>
-          <w:color w:val="FF0000"/>
-          <w:sz w:val="32"/>
-          <w:lang w:val="fr-FR"/>
-        </w:rPr>
-        <w:lastRenderedPageBreak/>
-        <w:t>7</w:t>
-      </w:r>
-      <w:r>
-        <w:rPr>
-          <w:rFonts w:ascii="Times New Roman" w:hAnsi="Times New Roman"/>
-          <w:color w:val="FF0000"/>
-          <w:sz w:val="32"/>
-          <w:lang w:val="fr-FR"/>
-        </w:rPr>
-        <w:t>. Tests et Validation</w:t>
-      </w:r>
-    </w:p>
-    <w:p>
-      <w:pPr>
-        <w:pStyle w:val="Heading2"/>
-        <w:rPr>
-          <w:color w:val="FF0000"/>
-          <w:lang w:val="fr-FR"/>
-        </w:rPr>
-      </w:pPr>
-      <w:r>
-        <w:rPr>
-          <w:rFonts w:ascii="Times New Roman" w:hAnsi="Times New Roman"/>
-          <w:color w:val="FF0000"/>
+          <w:color w:val="2E74B5"/>
           <w:sz w:val="28"/>
           <w:lang w:val="fr-FR"/>
         </w:rPr>
-        <w:t>7.1 Méthodes de validation</w:t>
-      </w:r>
-    </w:p>
-    <w:p>
-      <w:pPr>
-        <w:pStyle w:val="ListBullet"/>
-        <w:spacing w:after="80"/>
-        <w:jc w:val="both"/>
-        <w:rPr>
-          <w:color w:val="FF0000"/>
-          <w:lang w:val="fr-FR"/>
-        </w:rPr>
-      </w:pPr>
-      <w:r>
-        <w:rPr>
-          <w:color w:val="FF0000"/>
-          <w:lang w:val="fr-FR"/>
-        </w:rPr>
-        <w:t>Tests unitaires : vérification individuell</w:t>
-      </w:r>
-      <w:r>
-        <w:rPr>
-          <w:color w:val="FF0000"/>
-          <w:lang w:val="fr-FR"/>
-        </w:rPr>
-        <w:t xml:space="preserve">e de chaque fonction (service, </w:t>
-      </w:r>
-      <w:proofErr w:type="spellStart"/>
-      <w:r>
-        <w:rPr>
-          <w:color w:val="FF0000"/>
-          <w:lang w:val="fr-FR"/>
-        </w:rPr>
-        <w:t>schema</w:t>
-      </w:r>
-      <w:proofErr w:type="spellEnd"/>
-      <w:r>
-        <w:rPr>
-          <w:color w:val="FF0000"/>
-          <w:lang w:val="fr-FR"/>
-        </w:rPr>
-        <w:t xml:space="preserve">, modèle) à l'aide du </w:t>
-      </w:r>
-      <w:proofErr w:type="spellStart"/>
-      <w:r>
-        <w:rPr>
-          <w:color w:val="FF0000"/>
-          <w:lang w:val="fr-FR"/>
-        </w:rPr>
-        <w:t>framework</w:t>
-      </w:r>
-      <w:proofErr w:type="spellEnd"/>
-      <w:r>
-        <w:rPr>
-          <w:color w:val="FF0000"/>
-          <w:lang w:val="fr-FR"/>
-        </w:rPr>
-        <w:t xml:space="preserve"> </w:t>
-      </w:r>
-      <w:proofErr w:type="spellStart"/>
-      <w:r>
-        <w:rPr>
-          <w:color w:val="FF0000"/>
-          <w:lang w:val="fr-FR"/>
-        </w:rPr>
-        <w:t>pytest</w:t>
-      </w:r>
-      <w:proofErr w:type="spellEnd"/>
-      <w:r>
-        <w:rPr>
-          <w:color w:val="FF0000"/>
-          <w:lang w:val="fr-FR"/>
-        </w:rPr>
-        <w:t>.</w:t>
-      </w:r>
-    </w:p>
-    <w:p>
-      <w:pPr>
-        <w:pStyle w:val="ListBullet"/>
-        <w:spacing w:after="80"/>
-        <w:jc w:val="both"/>
-        <w:rPr>
-          <w:color w:val="FF0000"/>
-          <w:lang w:val="fr-FR"/>
-        </w:rPr>
-      </w:pPr>
-      <w:r>
-        <w:rPr>
-          <w:color w:val="FF0000"/>
-          <w:lang w:val="fr-FR"/>
-        </w:rPr>
-        <w:t xml:space="preserve">Tests d'intégration : simulation de scénarios complets (inscription → connexion → consultation → candidature) via le client de test </w:t>
-      </w:r>
-      <w:proofErr w:type="spellStart"/>
-      <w:r>
-        <w:rPr>
-          <w:color w:val="FF0000"/>
-          <w:lang w:val="fr-FR"/>
-        </w:rPr>
-        <w:t>Flask</w:t>
-      </w:r>
-      <w:proofErr w:type="spellEnd"/>
-      <w:r>
-        <w:rPr>
-          <w:color w:val="FF0000"/>
-          <w:lang w:val="fr-FR"/>
-        </w:rPr>
-        <w:t>.</w:t>
-      </w:r>
-    </w:p>
-    <w:p>
-      <w:pPr>
-        <w:pStyle w:val="ListBullet"/>
-        <w:spacing w:after="80"/>
-        <w:jc w:val="both"/>
-        <w:rPr>
-          <w:color w:val="FF0000"/>
-          <w:lang w:val="fr-FR"/>
-        </w:rPr>
-      </w:pPr>
-      <w:r>
-        <w:rPr>
-          <w:color w:val="FF0000"/>
-          <w:lang w:val="fr-FR"/>
-        </w:rPr>
-        <w:t xml:space="preserve">Tests manuels avec </w:t>
-      </w:r>
-      <w:proofErr w:type="spellStart"/>
-      <w:r>
-        <w:rPr>
-          <w:color w:val="FF0000"/>
-          <w:lang w:val="fr-FR"/>
-        </w:rPr>
-        <w:t>curl</w:t>
-      </w:r>
-      <w:proofErr w:type="spellEnd"/>
-      <w:r>
-        <w:rPr>
-          <w:color w:val="FF0000"/>
-          <w:lang w:val="fr-FR"/>
-        </w:rPr>
-        <w:t xml:space="preserve"> : validation des</w:t>
-      </w:r>
-      <w:r>
-        <w:rPr>
-          <w:color w:val="FF0000"/>
-          <w:lang w:val="fr-FR"/>
-        </w:rPr>
-        <w:t xml:space="preserve"> </w:t>
-      </w:r>
-      <w:proofErr w:type="spellStart"/>
-      <w:r>
-        <w:rPr>
-          <w:color w:val="FF0000"/>
-          <w:lang w:val="fr-FR"/>
-        </w:rPr>
-        <w:t>endpoints</w:t>
-      </w:r>
-      <w:proofErr w:type="spellEnd"/>
-      <w:r>
-        <w:rPr>
-          <w:color w:val="FF0000"/>
-          <w:lang w:val="fr-FR"/>
-        </w:rPr>
-        <w:t xml:space="preserve"> REST directement depuis le terminal, en vérifiant les codes HTTP retournés (200, 201, 400, 401, 404).</w:t>
-      </w:r>
-    </w:p>
-    <w:p>
-      <w:pPr>
-        <w:pStyle w:val="ListBullet"/>
-        <w:spacing w:after="80"/>
-        <w:jc w:val="both"/>
-        <w:rPr>
-          <w:color w:val="FF0000"/>
-          <w:lang w:val="fr-FR"/>
-        </w:rPr>
-      </w:pPr>
-      <w:r>
-        <w:rPr>
-          <w:color w:val="FF0000"/>
-          <w:lang w:val="fr-FR"/>
-        </w:rPr>
-        <w:t>Tests de l'interface Flutter : vérification du rendu sur desktop Linux et émulateur Android, validation des flux utilisateur.</w:t>
-      </w:r>
-    </w:p>
-    <w:p>
-      <w:pPr>
-        <w:pStyle w:val="Heading2"/>
-        <w:rPr>
-          <w:color w:val="FF0000"/>
-          <w:lang w:val="fr-FR"/>
-        </w:rPr>
-      </w:pPr>
-      <w:r>
-        <w:rPr>
-          <w:rFonts w:ascii="Times New Roman" w:hAnsi="Times New Roman"/>
-          <w:color w:val="FF0000"/>
-          <w:sz w:val="28"/>
-          <w:lang w:val="fr-FR"/>
-        </w:rPr>
-        <w:t>7.2 Résultats des</w:t>
-      </w:r>
-      <w:r>
-        <w:rPr>
-          <w:rFonts w:ascii="Times New Roman" w:hAnsi="Times New Roman"/>
-          <w:color w:val="FF0000"/>
-          <w:sz w:val="28"/>
-          <w:lang w:val="fr-FR"/>
-        </w:rPr>
-        <w:t xml:space="preserve"> tests et erreurs corrigées</w:t>
+        <w:t xml:space="preserve"> de l'API</w:t>
       </w:r>
     </w:p>
     <w:tbl>
@@ -5009,2369 +7570,8 @@
         <w:tblLook w:val="04A0" w:firstRow="1" w:lastRow="0" w:firstColumn="1" w:lastColumn="0" w:noHBand="0" w:noVBand="1"/>
       </w:tblPr>
       <w:tblGrid>
-        <w:gridCol w:w="3041"/>
-        <w:gridCol w:w="3041"/>
-        <w:gridCol w:w="3041"/>
-      </w:tblGrid>
-      <w:tr>
-        <w:trPr>
-          <w:jc w:val="center"/>
-        </w:trPr>
-        <w:tc>
-          <w:tcPr>
-            <w:tcW w:w="3041" w:type="dxa"/>
-            <w:shd w:val="clear" w:color="FFFFFF" w:fill="1F4E79"/>
-          </w:tcPr>
-          <w:p>
-            <w:pPr>
-              <w:jc w:val="center"/>
-              <w:rPr>
-                <w:color w:val="FF0000"/>
-              </w:rPr>
-            </w:pPr>
-            <w:proofErr w:type="spellStart"/>
-            <w:r>
-              <w:rPr>
-                <w:b/>
-                <w:color w:val="FF0000"/>
-                <w:sz w:val="22"/>
-              </w:rPr>
-              <w:t>Problème</w:t>
-            </w:r>
-            <w:proofErr w:type="spellEnd"/>
-            <w:r>
-              <w:rPr>
-                <w:b/>
-                <w:color w:val="FF0000"/>
-                <w:sz w:val="22"/>
-              </w:rPr>
-              <w:t xml:space="preserve"> </w:t>
-            </w:r>
-            <w:proofErr w:type="spellStart"/>
-            <w:r>
-              <w:rPr>
-                <w:b/>
-                <w:color w:val="FF0000"/>
-                <w:sz w:val="22"/>
-              </w:rPr>
-              <w:t>rencontré</w:t>
-            </w:r>
-            <w:proofErr w:type="spellEnd"/>
-          </w:p>
-        </w:tc>
-        <w:tc>
-          <w:tcPr>
-            <w:tcW w:w="3041" w:type="dxa"/>
-            <w:shd w:val="clear" w:color="FFFFFF" w:fill="1F4E79"/>
-          </w:tcPr>
-          <w:p>
-            <w:pPr>
-              <w:jc w:val="center"/>
-              <w:rPr>
-                <w:color w:val="FF0000"/>
-              </w:rPr>
-            </w:pPr>
-            <w:r>
-              <w:rPr>
-                <w:b/>
-                <w:color w:val="FF0000"/>
-                <w:sz w:val="22"/>
-              </w:rPr>
-              <w:t>Cause</w:t>
-            </w:r>
-          </w:p>
-        </w:tc>
-        <w:tc>
-          <w:tcPr>
-            <w:tcW w:w="3041" w:type="dxa"/>
-            <w:shd w:val="clear" w:color="FFFFFF" w:fill="1F4E79"/>
-          </w:tcPr>
-          <w:p>
-            <w:pPr>
-              <w:jc w:val="center"/>
-              <w:rPr>
-                <w:color w:val="FF0000"/>
-              </w:rPr>
-            </w:pPr>
-            <w:r>
-              <w:rPr>
-                <w:b/>
-                <w:color w:val="FF0000"/>
-                <w:sz w:val="22"/>
-              </w:rPr>
-              <w:t>Solution</w:t>
-            </w:r>
-          </w:p>
-        </w:tc>
-      </w:tr>
-      <w:tr>
-        <w:trPr>
-          <w:jc w:val="center"/>
-        </w:trPr>
-        <w:tc>
-          <w:tcPr>
-            <w:tcW w:w="3041" w:type="dxa"/>
-            <w:shd w:val="clear" w:color="auto" w:fill="EBF3FB"/>
-          </w:tcPr>
-          <w:p>
-            <w:pPr>
-              <w:jc w:val="center"/>
-              <w:rPr>
-                <w:color w:val="FF0000"/>
-              </w:rPr>
-            </w:pPr>
-            <w:r>
-              <w:rPr>
-                <w:color w:val="FF0000"/>
-                <w:sz w:val="22"/>
-              </w:rPr>
-              <w:t xml:space="preserve">Import </w:t>
-            </w:r>
-            <w:proofErr w:type="spellStart"/>
-            <w:r>
-              <w:rPr>
-                <w:color w:val="FF0000"/>
-                <w:sz w:val="22"/>
-              </w:rPr>
-              <w:t>circulaire</w:t>
-            </w:r>
-            <w:proofErr w:type="spellEnd"/>
-            <w:r>
-              <w:rPr>
-                <w:color w:val="FF0000"/>
-                <w:sz w:val="22"/>
-              </w:rPr>
-              <w:t xml:space="preserve"> (</w:t>
-            </w:r>
-            <w:proofErr w:type="spellStart"/>
-            <w:r>
-              <w:rPr>
-                <w:color w:val="FF0000"/>
-                <w:sz w:val="22"/>
-              </w:rPr>
-              <w:t>db</w:t>
-            </w:r>
-            <w:proofErr w:type="spellEnd"/>
-            <w:r>
-              <w:rPr>
-                <w:color w:val="FF0000"/>
-                <w:sz w:val="22"/>
-              </w:rPr>
-              <w:t>)</w:t>
-            </w:r>
-          </w:p>
-        </w:tc>
-        <w:tc>
-          <w:tcPr>
-            <w:tcW w:w="3041" w:type="dxa"/>
-            <w:shd w:val="clear" w:color="auto" w:fill="EBF3FB"/>
-          </w:tcPr>
-          <w:p>
-            <w:pPr>
-              <w:jc w:val="center"/>
-              <w:rPr>
-                <w:color w:val="FF0000"/>
-                <w:lang w:val="fr-FR"/>
-              </w:rPr>
-            </w:pPr>
-            <w:proofErr w:type="spellStart"/>
-            <w:proofErr w:type="gramStart"/>
-            <w:r>
-              <w:rPr>
-                <w:color w:val="FF0000"/>
-                <w:sz w:val="22"/>
-                <w:lang w:val="fr-FR"/>
-              </w:rPr>
-              <w:t>db</w:t>
-            </w:r>
-            <w:proofErr w:type="spellEnd"/>
-            <w:proofErr w:type="gramEnd"/>
-            <w:r>
-              <w:rPr>
-                <w:color w:val="FF0000"/>
-                <w:sz w:val="22"/>
-                <w:lang w:val="fr-FR"/>
-              </w:rPr>
-              <w:t xml:space="preserve"> importé depuis app.py</w:t>
-            </w:r>
-          </w:p>
-        </w:tc>
-        <w:tc>
-          <w:tcPr>
-            <w:tcW w:w="3041" w:type="dxa"/>
-            <w:shd w:val="clear" w:color="auto" w:fill="EBF3FB"/>
-          </w:tcPr>
-          <w:p>
-            <w:pPr>
-              <w:jc w:val="center"/>
-              <w:rPr>
-                <w:color w:val="FF0000"/>
-                <w:lang w:val="fr-FR"/>
-              </w:rPr>
-            </w:pPr>
-            <w:r>
-              <w:rPr>
-                <w:color w:val="FF0000"/>
-                <w:sz w:val="22"/>
-                <w:lang w:val="fr-FR"/>
-              </w:rPr>
-              <w:t>Création d'un fichier extensions.py dédié</w:t>
-            </w:r>
-          </w:p>
-        </w:tc>
-      </w:tr>
-      <w:tr>
-        <w:trPr>
-          <w:jc w:val="center"/>
-        </w:trPr>
-        <w:tc>
-          <w:tcPr>
-            <w:tcW w:w="3041" w:type="dxa"/>
-            <w:shd w:val="clear" w:color="auto" w:fill="FFFFFF"/>
-          </w:tcPr>
-          <w:p>
-            <w:pPr>
-              <w:jc w:val="center"/>
-              <w:rPr>
-                <w:color w:val="FF0000"/>
-              </w:rPr>
-            </w:pPr>
-            <w:r>
-              <w:rPr>
-                <w:color w:val="FF0000"/>
-                <w:sz w:val="22"/>
-              </w:rPr>
-              <w:t xml:space="preserve">Validation password </w:t>
-            </w:r>
-            <w:proofErr w:type="spellStart"/>
-            <w:r>
-              <w:rPr>
-                <w:color w:val="FF0000"/>
-                <w:sz w:val="22"/>
-              </w:rPr>
-              <w:t>rejetée</w:t>
-            </w:r>
-            <w:proofErr w:type="spellEnd"/>
-          </w:p>
-        </w:tc>
-        <w:tc>
-          <w:tcPr>
-            <w:tcW w:w="3041" w:type="dxa"/>
-            <w:shd w:val="clear" w:color="auto" w:fill="FFFFFF"/>
-          </w:tcPr>
-          <w:p>
-            <w:pPr>
-              <w:jc w:val="center"/>
-              <w:rPr>
-                <w:color w:val="FF0000"/>
-              </w:rPr>
-            </w:pPr>
-            <w:r>
-              <w:rPr>
-                <w:color w:val="FF0000"/>
-                <w:sz w:val="22"/>
-              </w:rPr>
-              <w:t>SQLAlchemyAutoSchema + exclude</w:t>
-            </w:r>
-          </w:p>
-        </w:tc>
-        <w:tc>
-          <w:tcPr>
-            <w:tcW w:w="3041" w:type="dxa"/>
-            <w:shd w:val="clear" w:color="auto" w:fill="FFFFFF"/>
-          </w:tcPr>
-          <w:p>
-            <w:pPr>
-              <w:jc w:val="center"/>
-              <w:rPr>
-                <w:color w:val="FF0000"/>
-                <w:lang w:val="fr-FR"/>
-              </w:rPr>
-            </w:pPr>
-            <w:r>
-              <w:rPr>
-                <w:color w:val="FF0000"/>
-                <w:sz w:val="22"/>
-                <w:lang w:val="fr-FR"/>
-              </w:rPr>
-              <w:t xml:space="preserve">Utilisation de </w:t>
-            </w:r>
-            <w:proofErr w:type="spellStart"/>
-            <w:r>
-              <w:rPr>
-                <w:color w:val="FF0000"/>
-                <w:sz w:val="22"/>
-                <w:lang w:val="fr-FR"/>
-              </w:rPr>
-              <w:t>Schema</w:t>
-            </w:r>
-            <w:proofErr w:type="spellEnd"/>
-            <w:r>
-              <w:rPr>
-                <w:color w:val="FF0000"/>
-                <w:sz w:val="22"/>
-                <w:lang w:val="fr-FR"/>
-              </w:rPr>
-              <w:t xml:space="preserve"> classique Marshmallow</w:t>
-            </w:r>
-          </w:p>
-        </w:tc>
-      </w:tr>
-      <w:tr>
-        <w:trPr>
-          <w:jc w:val="center"/>
-        </w:trPr>
-        <w:tc>
-          <w:tcPr>
-            <w:tcW w:w="3041" w:type="dxa"/>
-            <w:shd w:val="clear" w:color="auto" w:fill="EBF3FB"/>
-          </w:tcPr>
-          <w:p>
-            <w:pPr>
-              <w:jc w:val="center"/>
-              <w:rPr>
-                <w:color w:val="FF0000"/>
-              </w:rPr>
-            </w:pPr>
-            <w:proofErr w:type="spellStart"/>
-            <w:r>
-              <w:rPr>
-                <w:color w:val="FF0000"/>
-                <w:sz w:val="22"/>
-              </w:rPr>
-              <w:t>Connexion</w:t>
-            </w:r>
-            <w:proofErr w:type="spellEnd"/>
-            <w:r>
-              <w:rPr>
-                <w:color w:val="FF0000"/>
-                <w:sz w:val="22"/>
-              </w:rPr>
-              <w:t xml:space="preserve"> Android impossible</w:t>
-            </w:r>
-          </w:p>
-        </w:tc>
-        <w:tc>
-          <w:tcPr>
-            <w:tcW w:w="3041" w:type="dxa"/>
-            <w:shd w:val="clear" w:color="auto" w:fill="EBF3FB"/>
-          </w:tcPr>
-          <w:p>
-            <w:pPr>
-              <w:jc w:val="center"/>
-              <w:rPr>
-                <w:color w:val="FF0000"/>
-              </w:rPr>
-            </w:pPr>
-            <w:r>
-              <w:rPr>
-                <w:color w:val="FF0000"/>
-                <w:sz w:val="22"/>
-              </w:rPr>
-              <w:t>127.0.0.1 invalide sur émulateur</w:t>
-            </w:r>
-          </w:p>
-        </w:tc>
-        <w:tc>
-          <w:tcPr>
-            <w:tcW w:w="3041" w:type="dxa"/>
-            <w:shd w:val="clear" w:color="auto" w:fill="EBF3FB"/>
-          </w:tcPr>
-          <w:p>
-            <w:pPr>
-              <w:jc w:val="center"/>
-              <w:rPr>
-                <w:color w:val="FF0000"/>
-                <w:lang w:val="fr-FR"/>
-              </w:rPr>
-            </w:pPr>
-            <w:r>
-              <w:rPr>
-                <w:color w:val="FF0000"/>
-                <w:sz w:val="22"/>
-                <w:lang w:val="fr-FR"/>
-              </w:rPr>
-              <w:t>Utilisation de 10.0.2.2 pour l'émulateur Android</w:t>
-            </w:r>
-          </w:p>
-        </w:tc>
-      </w:tr>
-      <w:tr>
-        <w:trPr>
-          <w:jc w:val="center"/>
-        </w:trPr>
-        <w:tc>
-          <w:tcPr>
-            <w:tcW w:w="3041" w:type="dxa"/>
-            <w:shd w:val="clear" w:color="auto" w:fill="FFFFFF"/>
-          </w:tcPr>
-          <w:p>
-            <w:pPr>
-              <w:jc w:val="center"/>
-              <w:rPr>
-                <w:color w:val="FF0000"/>
-              </w:rPr>
-            </w:pPr>
-            <w:r>
-              <w:rPr>
-                <w:color w:val="FF0000"/>
-                <w:sz w:val="22"/>
-              </w:rPr>
-              <w:t xml:space="preserve">Double scheduler </w:t>
-            </w:r>
-            <w:proofErr w:type="spellStart"/>
-            <w:r>
-              <w:rPr>
-                <w:color w:val="FF0000"/>
-                <w:sz w:val="22"/>
-              </w:rPr>
-              <w:t>APScheduler</w:t>
-            </w:r>
-            <w:proofErr w:type="spellEnd"/>
-          </w:p>
-        </w:tc>
-        <w:tc>
-          <w:tcPr>
-            <w:tcW w:w="3041" w:type="dxa"/>
-            <w:shd w:val="clear" w:color="auto" w:fill="FFFFFF"/>
-          </w:tcPr>
-          <w:p>
-            <w:pPr>
-              <w:jc w:val="center"/>
-              <w:rPr>
-                <w:color w:val="FF0000"/>
-              </w:rPr>
-            </w:pPr>
-            <w:r>
-              <w:rPr>
-                <w:color w:val="FF0000"/>
-                <w:sz w:val="22"/>
-              </w:rPr>
-              <w:t>debug=True rechargement double</w:t>
-            </w:r>
-          </w:p>
-        </w:tc>
-        <w:tc>
-          <w:tcPr>
-            <w:tcW w:w="3041" w:type="dxa"/>
-            <w:shd w:val="clear" w:color="auto" w:fill="FFFFFF"/>
-          </w:tcPr>
-          <w:p>
-            <w:pPr>
-              <w:jc w:val="center"/>
-              <w:rPr>
-                <w:color w:val="FF0000"/>
-              </w:rPr>
-            </w:pPr>
-            <w:r>
-              <w:rPr>
-                <w:color w:val="FF0000"/>
-                <w:sz w:val="22"/>
-              </w:rPr>
-              <w:t>debug=False obligatoire avec APScheduler</w:t>
-            </w:r>
-          </w:p>
-        </w:tc>
-      </w:tr>
-      <w:tr>
-        <w:trPr>
-          <w:jc w:val="center"/>
-        </w:trPr>
-        <w:tc>
-          <w:tcPr>
-            <w:tcW w:w="3041" w:type="dxa"/>
-            <w:shd w:val="clear" w:color="auto" w:fill="EBF3FB"/>
-          </w:tcPr>
-          <w:p>
-            <w:pPr>
-              <w:jc w:val="center"/>
-              <w:rPr>
-                <w:color w:val="FF0000"/>
-              </w:rPr>
-            </w:pPr>
-            <w:proofErr w:type="spellStart"/>
-            <w:r>
-              <w:rPr>
-                <w:color w:val="FF0000"/>
-                <w:sz w:val="22"/>
-              </w:rPr>
-              <w:t>Sélecteurs</w:t>
-            </w:r>
-            <w:proofErr w:type="spellEnd"/>
-            <w:r>
-              <w:rPr>
-                <w:color w:val="FF0000"/>
-                <w:sz w:val="22"/>
-              </w:rPr>
-              <w:t xml:space="preserve"> CSS </w:t>
-            </w:r>
-            <w:proofErr w:type="spellStart"/>
-            <w:r>
-              <w:rPr>
-                <w:color w:val="FF0000"/>
-                <w:sz w:val="22"/>
-              </w:rPr>
-              <w:t>invalides</w:t>
-            </w:r>
-            <w:proofErr w:type="spellEnd"/>
-          </w:p>
-        </w:tc>
-        <w:tc>
-          <w:tcPr>
-            <w:tcW w:w="3041" w:type="dxa"/>
-            <w:shd w:val="clear" w:color="auto" w:fill="EBF3FB"/>
-          </w:tcPr>
-          <w:p>
-            <w:pPr>
-              <w:jc w:val="center"/>
-              <w:rPr>
-                <w:color w:val="FF0000"/>
-              </w:rPr>
-            </w:pPr>
-            <w:r>
-              <w:rPr>
-                <w:color w:val="FF0000"/>
-                <w:sz w:val="22"/>
-              </w:rPr>
-              <w:t>Sélecteurs géné</w:t>
-            </w:r>
-            <w:r>
-              <w:rPr>
-                <w:color w:val="FF0000"/>
-                <w:sz w:val="22"/>
-              </w:rPr>
-              <w:t>riques fictifs</w:t>
-            </w:r>
-          </w:p>
-        </w:tc>
-        <w:tc>
-          <w:tcPr>
-            <w:tcW w:w="3041" w:type="dxa"/>
-            <w:shd w:val="clear" w:color="auto" w:fill="EBF3FB"/>
-          </w:tcPr>
-          <w:p>
-            <w:pPr>
-              <w:jc w:val="center"/>
-              <w:rPr>
-                <w:color w:val="FF0000"/>
-                <w:lang w:val="fr-FR"/>
-              </w:rPr>
-            </w:pPr>
-            <w:r>
-              <w:rPr>
-                <w:color w:val="FF0000"/>
-                <w:sz w:val="22"/>
-                <w:lang w:val="fr-FR"/>
-              </w:rPr>
-              <w:t>Inspection manuelle du HTML de chaque site cible</w:t>
-            </w:r>
-          </w:p>
-        </w:tc>
-      </w:tr>
-    </w:tbl>
-    <w:p>
-      <w:pPr>
-        <w:rPr>
-          <w:lang w:val="fr-FR"/>
-        </w:rPr>
-      </w:pPr>
-    </w:p>
-    <w:p>
-      <w:pPr>
-        <w:rPr>
-          <w:lang w:val="fr-FR"/>
-        </w:rPr>
-      </w:pPr>
-      <w:r>
-        <w:rPr>
-          <w:lang w:val="fr-FR"/>
-        </w:rPr>
-        <w:br w:type="page"/>
-      </w:r>
-    </w:p>
-    <w:p>
-      <w:pPr>
-        <w:pStyle w:val="Heading1"/>
-        <w:rPr>
-          <w:color w:val="FF0000"/>
-          <w:lang w:val="fr-FR"/>
-        </w:rPr>
-      </w:pPr>
-      <w:r>
-        <w:rPr>
-          <w:rFonts w:ascii="Times New Roman" w:hAnsi="Times New Roman"/>
-          <w:color w:val="FF0000"/>
-          <w:sz w:val="32"/>
-          <w:lang w:val="fr-FR"/>
-        </w:rPr>
-        <w:lastRenderedPageBreak/>
-        <w:t>8. Performances et Optimisation</w:t>
-      </w:r>
-    </w:p>
-    <w:p>
-      <w:pPr>
-        <w:pStyle w:val="Heading2"/>
-        <w:rPr>
-          <w:color w:val="FF0000"/>
-          <w:lang w:val="fr-FR"/>
-        </w:rPr>
-      </w:pPr>
-      <w:r>
-        <w:rPr>
-          <w:rFonts w:ascii="Times New Roman" w:hAnsi="Times New Roman"/>
-          <w:color w:val="FF0000"/>
-          <w:sz w:val="28"/>
-          <w:lang w:val="fr-FR"/>
-        </w:rPr>
-        <w:t>8.1 Évaluation des performances</w:t>
-      </w:r>
-    </w:p>
-    <w:p>
-      <w:pPr>
-        <w:pStyle w:val="ListBullet"/>
-        <w:spacing w:after="80"/>
-        <w:jc w:val="both"/>
-        <w:rPr>
-          <w:color w:val="FF0000"/>
-          <w:lang w:val="fr-FR"/>
-        </w:rPr>
-      </w:pPr>
-      <w:r>
-        <w:rPr>
-          <w:color w:val="FF0000"/>
-          <w:lang w:val="fr-FR"/>
-        </w:rPr>
-        <w:t xml:space="preserve">Temps de réponse API : les </w:t>
-      </w:r>
-      <w:proofErr w:type="spellStart"/>
-      <w:r>
-        <w:rPr>
-          <w:color w:val="FF0000"/>
-          <w:lang w:val="fr-FR"/>
-        </w:rPr>
-        <w:t>endpoints</w:t>
-      </w:r>
-      <w:proofErr w:type="spellEnd"/>
-      <w:r>
-        <w:rPr>
-          <w:color w:val="FF0000"/>
-          <w:lang w:val="fr-FR"/>
-        </w:rPr>
-        <w:t xml:space="preserve"> REST répondent en moyenne en moins de 100ms pour les requêtes simples, grâce à </w:t>
-      </w:r>
-      <w:r>
-        <w:rPr>
-          <w:color w:val="FF0000"/>
-          <w:lang w:val="fr-FR"/>
-        </w:rPr>
-        <w:t>l'indexation des colonnes fréquemment filtrées.</w:t>
-      </w:r>
-    </w:p>
-    <w:p>
-      <w:pPr>
-        <w:pStyle w:val="ListBullet"/>
-        <w:spacing w:after="80"/>
-        <w:jc w:val="both"/>
-        <w:rPr>
-          <w:color w:val="FF0000"/>
-          <w:lang w:val="fr-FR"/>
-        </w:rPr>
-      </w:pPr>
-      <w:r>
-        <w:rPr>
-          <w:color w:val="FF0000"/>
-          <w:lang w:val="fr-FR"/>
-        </w:rPr>
-        <w:t xml:space="preserve">Temps de </w:t>
-      </w:r>
-      <w:proofErr w:type="spellStart"/>
-      <w:r>
-        <w:rPr>
-          <w:color w:val="FF0000"/>
-          <w:lang w:val="fr-FR"/>
-        </w:rPr>
-        <w:t>scraping</w:t>
-      </w:r>
-      <w:proofErr w:type="spellEnd"/>
-      <w:r>
-        <w:rPr>
-          <w:color w:val="FF0000"/>
-          <w:lang w:val="fr-FR"/>
-        </w:rPr>
-        <w:t xml:space="preserve"> : entre 2 et 15 secondes selon la taille de la page et la vitesse du réseau. Ce temps est acceptable car le </w:t>
-      </w:r>
-      <w:proofErr w:type="spellStart"/>
-      <w:r>
-        <w:rPr>
-          <w:color w:val="FF0000"/>
-          <w:lang w:val="fr-FR"/>
-        </w:rPr>
-        <w:t>scraping</w:t>
-      </w:r>
-      <w:proofErr w:type="spellEnd"/>
-      <w:r>
-        <w:rPr>
-          <w:color w:val="FF0000"/>
-          <w:lang w:val="fr-FR"/>
-        </w:rPr>
-        <w:t xml:space="preserve"> est exécuté en arrière-plan.</w:t>
-      </w:r>
-    </w:p>
-    <w:p>
-      <w:pPr>
-        <w:pStyle w:val="ListBullet"/>
-        <w:spacing w:after="80"/>
-        <w:jc w:val="both"/>
-        <w:rPr>
-          <w:color w:val="FF0000"/>
-          <w:lang w:val="fr-FR"/>
-        </w:rPr>
-      </w:pPr>
-      <w:r>
-        <w:rPr>
-          <w:color w:val="FF0000"/>
-          <w:lang w:val="fr-FR"/>
-        </w:rPr>
-        <w:t>Taille de la base de données : estimée à que</w:t>
-      </w:r>
-      <w:r>
-        <w:rPr>
-          <w:color w:val="FF0000"/>
-          <w:lang w:val="fr-FR"/>
-        </w:rPr>
-        <w:t>lques milliers d'entrées à terme, PostgreSQL gère cette volumétrie sans difficulté.</w:t>
-      </w:r>
-    </w:p>
-    <w:p>
-      <w:pPr>
-        <w:pStyle w:val="Heading2"/>
-        <w:rPr>
-          <w:color w:val="FF0000"/>
-        </w:rPr>
-      </w:pPr>
-      <w:r>
-        <w:rPr>
-          <w:rFonts w:ascii="Times New Roman" w:hAnsi="Times New Roman"/>
-          <w:color w:val="FF0000"/>
-          <w:sz w:val="28"/>
-        </w:rPr>
-        <w:t xml:space="preserve">8.2 </w:t>
-      </w:r>
-      <w:proofErr w:type="spellStart"/>
-      <w:r>
-        <w:rPr>
-          <w:rFonts w:ascii="Times New Roman" w:hAnsi="Times New Roman"/>
-          <w:color w:val="FF0000"/>
-          <w:sz w:val="28"/>
-        </w:rPr>
-        <w:t>Optimisations</w:t>
-      </w:r>
-      <w:proofErr w:type="spellEnd"/>
-      <w:r>
-        <w:rPr>
-          <w:rFonts w:ascii="Times New Roman" w:hAnsi="Times New Roman"/>
-          <w:color w:val="FF0000"/>
-          <w:sz w:val="28"/>
-        </w:rPr>
-        <w:t xml:space="preserve"> mises </w:t>
-      </w:r>
-      <w:proofErr w:type="spellStart"/>
-      <w:r>
-        <w:rPr>
-          <w:rFonts w:ascii="Times New Roman" w:hAnsi="Times New Roman"/>
-          <w:color w:val="FF0000"/>
-          <w:sz w:val="28"/>
-        </w:rPr>
-        <w:t>en</w:t>
-      </w:r>
-      <w:proofErr w:type="spellEnd"/>
-      <w:r>
-        <w:rPr>
-          <w:rFonts w:ascii="Times New Roman" w:hAnsi="Times New Roman"/>
-          <w:color w:val="FF0000"/>
-          <w:sz w:val="28"/>
-        </w:rPr>
-        <w:t xml:space="preserve"> place</w:t>
-      </w:r>
-    </w:p>
-    <w:p>
-      <w:pPr>
-        <w:pStyle w:val="ListBullet"/>
-        <w:spacing w:after="80"/>
-        <w:jc w:val="both"/>
-        <w:rPr>
-          <w:color w:val="FF0000"/>
-          <w:lang w:val="fr-FR"/>
-        </w:rPr>
-      </w:pPr>
-      <w:r>
-        <w:rPr>
-          <w:color w:val="FF0000"/>
-          <w:lang w:val="fr-FR"/>
-        </w:rPr>
-        <w:t>Index de base de données : ajout prévu d'index sur les colonnes pays, niveau et type de la table Bourses pour accélérer les requêtes filtré</w:t>
-      </w:r>
-      <w:r>
-        <w:rPr>
-          <w:color w:val="FF0000"/>
-          <w:lang w:val="fr-FR"/>
-        </w:rPr>
-        <w:t>es.</w:t>
-      </w:r>
-    </w:p>
-    <w:p>
-      <w:pPr>
-        <w:pStyle w:val="ListBullet"/>
-        <w:spacing w:after="80"/>
-        <w:jc w:val="both"/>
-        <w:rPr>
-          <w:color w:val="FF0000"/>
-          <w:lang w:val="fr-FR"/>
-        </w:rPr>
-      </w:pPr>
-      <w:r>
-        <w:rPr>
-          <w:color w:val="FF0000"/>
-          <w:lang w:val="fr-FR"/>
-        </w:rPr>
-        <w:t>Pagination : prévoir une pagination des résultats (/api/bourses</w:t>
-      </w:r>
-      <w:proofErr w:type="gramStart"/>
-      <w:r>
-        <w:rPr>
-          <w:color w:val="FF0000"/>
-          <w:lang w:val="fr-FR"/>
-        </w:rPr>
-        <w:t>/?</w:t>
-      </w:r>
-      <w:proofErr w:type="gramEnd"/>
-      <w:r>
-        <w:rPr>
-          <w:color w:val="FF0000"/>
-          <w:lang w:val="fr-FR"/>
-        </w:rPr>
-        <w:t>page=1&amp;per_page=20) pour éviter de retourner des milliers d'enregistrements en une seule requête.</w:t>
-      </w:r>
-    </w:p>
-    <w:p>
-      <w:pPr>
-        <w:pStyle w:val="ListBullet"/>
-        <w:spacing w:after="80"/>
-        <w:jc w:val="both"/>
-        <w:rPr>
-          <w:color w:val="FF0000"/>
-          <w:lang w:val="fr-FR"/>
-        </w:rPr>
-      </w:pPr>
-      <w:r>
-        <w:rPr>
-          <w:color w:val="FF0000"/>
-          <w:lang w:val="fr-FR"/>
-        </w:rPr>
-        <w:t xml:space="preserve">Timeout </w:t>
-      </w:r>
-      <w:proofErr w:type="spellStart"/>
-      <w:r>
-        <w:rPr>
-          <w:color w:val="FF0000"/>
-          <w:lang w:val="fr-FR"/>
-        </w:rPr>
-        <w:t>scraping</w:t>
-      </w:r>
-      <w:proofErr w:type="spellEnd"/>
-      <w:r>
-        <w:rPr>
-          <w:color w:val="FF0000"/>
-          <w:lang w:val="fr-FR"/>
-        </w:rPr>
-        <w:t xml:space="preserve"> : configuration d'un timeout de 15 secondes par requête HTTP pour éviter</w:t>
-      </w:r>
-      <w:r>
-        <w:rPr>
-          <w:color w:val="FF0000"/>
-          <w:lang w:val="fr-FR"/>
-        </w:rPr>
-        <w:t xml:space="preserve"> les blocages en cas de site lent ou indisponible.</w:t>
-      </w:r>
-    </w:p>
-    <w:p>
-      <w:pPr>
-        <w:rPr>
-          <w:lang w:val="fr-FR"/>
-        </w:rPr>
-      </w:pPr>
-      <w:r>
-        <w:rPr>
-          <w:lang w:val="fr-FR"/>
-        </w:rPr>
-        <w:br w:type="page"/>
-      </w:r>
-    </w:p>
-    <w:p>
-      <w:pPr>
-        <w:pStyle w:val="Heading1"/>
-        <w:rPr>
-          <w:lang w:val="fr-FR"/>
-        </w:rPr>
-      </w:pPr>
-      <w:r>
-        <w:rPr>
-          <w:rFonts w:ascii="Times New Roman" w:hAnsi="Times New Roman"/>
-          <w:color w:val="1F4E79"/>
-          <w:sz w:val="32"/>
-          <w:lang w:val="fr-FR"/>
-        </w:rPr>
-        <w:lastRenderedPageBreak/>
-        <w:t>9. Sécurité et protection des données</w:t>
-      </w:r>
-    </w:p>
-    <w:p>
-      <w:pPr>
-        <w:pStyle w:val="Heading2"/>
-        <w:rPr>
-          <w:lang w:val="fr-FR"/>
-        </w:rPr>
-      </w:pPr>
-      <w:r>
-        <w:rPr>
-          <w:rFonts w:ascii="Times New Roman" w:hAnsi="Times New Roman"/>
-          <w:color w:val="2E74B5"/>
-          <w:sz w:val="28"/>
-          <w:lang w:val="fr-FR"/>
-        </w:rPr>
-        <w:t>9.1 Mesures de sécurité</w:t>
-      </w:r>
-    </w:p>
-    <w:p>
-      <w:pPr>
-        <w:pStyle w:val="ListBullet"/>
-        <w:spacing w:after="80"/>
-        <w:jc w:val="both"/>
-      </w:pPr>
-      <w:r>
-        <w:rPr>
-          <w:lang w:val="fr-FR"/>
-        </w:rPr>
-        <w:t xml:space="preserve">Hachage des mots de passe : </w:t>
-      </w:r>
-      <w:proofErr w:type="spellStart"/>
-      <w:r>
-        <w:rPr>
-          <w:lang w:val="fr-FR"/>
-        </w:rPr>
-        <w:t>Werkzeug</w:t>
-      </w:r>
-      <w:proofErr w:type="spellEnd"/>
-      <w:r>
-        <w:rPr>
-          <w:lang w:val="fr-FR"/>
-        </w:rPr>
-        <w:t xml:space="preserve"> (</w:t>
-      </w:r>
-      <w:proofErr w:type="spellStart"/>
-      <w:r>
-        <w:rPr>
-          <w:lang w:val="fr-FR"/>
-        </w:rPr>
-        <w:t>generate_password_hash</w:t>
-      </w:r>
-      <w:proofErr w:type="spellEnd"/>
-      <w:r>
-        <w:rPr>
-          <w:lang w:val="fr-FR"/>
-        </w:rPr>
-        <w:t xml:space="preserve"> / </w:t>
-      </w:r>
-      <w:proofErr w:type="spellStart"/>
-      <w:r>
-        <w:rPr>
-          <w:lang w:val="fr-FR"/>
-        </w:rPr>
-        <w:t>check_password_hash</w:t>
-      </w:r>
-      <w:proofErr w:type="spellEnd"/>
-      <w:r>
-        <w:rPr>
-          <w:lang w:val="fr-FR"/>
-        </w:rPr>
-        <w:t xml:space="preserve">) utilise l'algorithme PBKDF2-SHA256 avec salage </w:t>
-      </w:r>
-      <w:r>
-        <w:rPr>
-          <w:lang w:val="fr-FR"/>
-        </w:rPr>
-        <w:t xml:space="preserve">automatique. </w:t>
-      </w:r>
-      <w:proofErr w:type="spellStart"/>
-      <w:r>
-        <w:t>Aucun</w:t>
-      </w:r>
-      <w:proofErr w:type="spellEnd"/>
-      <w:r>
-        <w:t xml:space="preserve"> mot de </w:t>
-      </w:r>
-      <w:proofErr w:type="spellStart"/>
-      <w:r>
-        <w:t>passe</w:t>
-      </w:r>
-      <w:proofErr w:type="spellEnd"/>
-      <w:r>
-        <w:t xml:space="preserve"> n'est stocké en clair.</w:t>
-      </w:r>
-    </w:p>
-    <w:p>
-      <w:pPr>
-        <w:pStyle w:val="ListBullet"/>
-        <w:spacing w:after="80"/>
-        <w:jc w:val="both"/>
-      </w:pPr>
-      <w:r>
-        <w:rPr>
-          <w:lang w:val="fr-FR"/>
-        </w:rPr>
-        <w:t xml:space="preserve">Authentification JWT : chaque requête protégée requiert un </w:t>
-      </w:r>
-      <w:proofErr w:type="spellStart"/>
-      <w:r>
-        <w:rPr>
-          <w:lang w:val="fr-FR"/>
-        </w:rPr>
-        <w:t>token</w:t>
-      </w:r>
-      <w:proofErr w:type="spellEnd"/>
-      <w:r>
-        <w:rPr>
-          <w:lang w:val="fr-FR"/>
-        </w:rPr>
-        <w:t xml:space="preserve"> JWT valide, transmis dans le header HTTP </w:t>
-      </w:r>
-      <w:proofErr w:type="spellStart"/>
-      <w:r>
-        <w:rPr>
-          <w:lang w:val="fr-FR"/>
-        </w:rPr>
-        <w:t>Authorization</w:t>
-      </w:r>
-      <w:proofErr w:type="spellEnd"/>
-      <w:r>
-        <w:rPr>
-          <w:lang w:val="fr-FR"/>
-        </w:rPr>
-        <w:t xml:space="preserve">. </w:t>
-      </w:r>
-      <w:r>
-        <w:t xml:space="preserve">Le token a </w:t>
-      </w:r>
-      <w:proofErr w:type="spellStart"/>
-      <w:r>
-        <w:t>une</w:t>
-      </w:r>
-      <w:proofErr w:type="spellEnd"/>
-      <w:r>
-        <w:t xml:space="preserve"> durée de vie limitée.</w:t>
-      </w:r>
-    </w:p>
-    <w:p>
-      <w:pPr>
-        <w:pStyle w:val="ListBullet"/>
-        <w:spacing w:after="80"/>
-        <w:jc w:val="both"/>
-        <w:rPr>
-          <w:lang w:val="fr-FR"/>
-        </w:rPr>
-      </w:pPr>
-      <w:r>
-        <w:rPr>
-          <w:lang w:val="fr-FR"/>
-        </w:rPr>
-        <w:t>Variables d'environnement : les clés secrèt</w:t>
-      </w:r>
-      <w:r>
-        <w:rPr>
-          <w:lang w:val="fr-FR"/>
-        </w:rPr>
-        <w:t xml:space="preserve">es (SECRET_KEY, JWT_SECRET_KEY, DATABASE_URL) sont stockées dans un </w:t>
-      </w:r>
-      <w:proofErr w:type="gramStart"/>
-      <w:r>
-        <w:rPr>
-          <w:lang w:val="fr-FR"/>
-        </w:rPr>
-        <w:t>fichier .</w:t>
-      </w:r>
-      <w:proofErr w:type="spellStart"/>
-      <w:r>
-        <w:rPr>
-          <w:lang w:val="fr-FR"/>
-        </w:rPr>
-        <w:t>env</w:t>
-      </w:r>
-      <w:proofErr w:type="spellEnd"/>
-      <w:proofErr w:type="gramEnd"/>
-      <w:r>
-        <w:rPr>
-          <w:lang w:val="fr-FR"/>
-        </w:rPr>
-        <w:t xml:space="preserve"> non versionné, chargé via python-</w:t>
-      </w:r>
-      <w:proofErr w:type="spellStart"/>
-      <w:r>
-        <w:rPr>
-          <w:lang w:val="fr-FR"/>
-        </w:rPr>
-        <w:t>dotenv</w:t>
-      </w:r>
-      <w:proofErr w:type="spellEnd"/>
-      <w:r>
-        <w:rPr>
-          <w:lang w:val="fr-FR"/>
-        </w:rPr>
-        <w:t>.</w:t>
-      </w:r>
-    </w:p>
-    <w:p>
-      <w:pPr>
-        <w:pStyle w:val="ListBullet"/>
-        <w:spacing w:after="80"/>
-        <w:jc w:val="both"/>
-        <w:rPr>
-          <w:lang w:val="fr-FR"/>
-        </w:rPr>
-      </w:pPr>
-      <w:proofErr w:type="gramStart"/>
-      <w:r>
-        <w:rPr>
-          <w:lang w:val="fr-FR"/>
-        </w:rPr>
-        <w:t>CORS configuré</w:t>
-      </w:r>
-      <w:proofErr w:type="gramEnd"/>
-      <w:r>
-        <w:rPr>
-          <w:lang w:val="fr-FR"/>
-        </w:rPr>
-        <w:t xml:space="preserve"> : </w:t>
-      </w:r>
-      <w:proofErr w:type="spellStart"/>
-      <w:r>
-        <w:rPr>
-          <w:lang w:val="fr-FR"/>
-        </w:rPr>
-        <w:t>Flask</w:t>
-      </w:r>
-      <w:proofErr w:type="spellEnd"/>
-      <w:r>
-        <w:rPr>
-          <w:lang w:val="fr-FR"/>
-        </w:rPr>
-        <w:t>-CORS contrôle les origines autorisées à accéder à l'API.</w:t>
-      </w:r>
-    </w:p>
-    <w:p>
-      <w:pPr>
-        <w:pStyle w:val="ListBullet"/>
-        <w:spacing w:after="80"/>
-        <w:jc w:val="both"/>
-        <w:rPr>
-          <w:lang w:val="fr-FR"/>
-        </w:rPr>
-      </w:pPr>
-      <w:r>
-        <w:rPr>
-          <w:lang w:val="fr-FR"/>
-        </w:rPr>
-        <w:t>Validation des entrées : Marshmallow valide toutes les</w:t>
-      </w:r>
-      <w:r>
-        <w:rPr>
-          <w:lang w:val="fr-FR"/>
-        </w:rPr>
-        <w:t xml:space="preserve"> données entrantes avant tout traitement, prévenant les injections et les données malformées.</w:t>
-      </w:r>
-    </w:p>
-    <w:p>
-      <w:pPr>
-        <w:pStyle w:val="Heading2"/>
-        <w:rPr>
-          <w:lang w:val="fr-FR"/>
-        </w:rPr>
-      </w:pPr>
-      <w:r>
-        <w:rPr>
-          <w:rFonts w:ascii="Times New Roman" w:hAnsi="Times New Roman"/>
-          <w:color w:val="2E74B5"/>
-          <w:sz w:val="28"/>
-          <w:lang w:val="fr-FR"/>
-        </w:rPr>
-        <w:t>9.2 Gestion des données personnelles</w:t>
-      </w:r>
-    </w:p>
-    <w:p>
-      <w:pPr>
-        <w:spacing w:after="120" w:line="360" w:lineRule="exact"/>
-        <w:jc w:val="both"/>
-        <w:rPr>
-          <w:lang w:val="fr-FR"/>
-        </w:rPr>
-      </w:pPr>
-      <w:proofErr w:type="spellStart"/>
-      <w:r>
-        <w:rPr>
-          <w:lang w:val="fr-FR"/>
-        </w:rPr>
-        <w:t>SongTaaba</w:t>
-      </w:r>
-      <w:proofErr w:type="spellEnd"/>
-      <w:r>
-        <w:rPr>
-          <w:lang w:val="fr-FR"/>
-        </w:rPr>
-        <w:t xml:space="preserve"> collecte uniquement les données strictement nécessaires au fonctionnement de la plateforme : nom, prénom, adresse e</w:t>
-      </w:r>
-      <w:r>
-        <w:rPr>
-          <w:lang w:val="fr-FR"/>
-        </w:rPr>
-        <w:t xml:space="preserve">mail et mot de passe </w:t>
-      </w:r>
-      <w:proofErr w:type="spellStart"/>
-      <w:r>
-        <w:rPr>
-          <w:lang w:val="fr-FR"/>
-        </w:rPr>
-        <w:t>hashé</w:t>
-      </w:r>
-      <w:proofErr w:type="spellEnd"/>
-      <w:r>
-        <w:rPr>
-          <w:lang w:val="fr-FR"/>
-        </w:rPr>
-        <w:t>. Aucune donnée sensible supplémentaire n'est collectée.</w:t>
-      </w:r>
-    </w:p>
-    <w:p>
-      <w:pPr>
-        <w:spacing w:after="120" w:line="360" w:lineRule="exact"/>
-        <w:jc w:val="both"/>
-        <w:rPr>
-          <w:lang w:val="fr-FR"/>
-        </w:rPr>
-      </w:pPr>
-      <w:r>
-        <w:rPr>
-          <w:lang w:val="fr-FR"/>
-        </w:rPr>
-        <w:t xml:space="preserve">Les données des utilisateurs peuvent être supprimées à leur demande via </w:t>
-      </w:r>
-      <w:proofErr w:type="spellStart"/>
-      <w:r>
-        <w:rPr>
-          <w:lang w:val="fr-FR"/>
-        </w:rPr>
-        <w:t>l'endpoint</w:t>
-      </w:r>
-      <w:proofErr w:type="spellEnd"/>
-      <w:r>
-        <w:rPr>
-          <w:lang w:val="fr-FR"/>
-        </w:rPr>
-        <w:t xml:space="preserve"> DELETE /api/</w:t>
-      </w:r>
-      <w:proofErr w:type="spellStart"/>
-      <w:r>
-        <w:rPr>
-          <w:lang w:val="fr-FR"/>
-        </w:rPr>
-        <w:t>users</w:t>
-      </w:r>
-      <w:proofErr w:type="spellEnd"/>
-      <w:r>
-        <w:rPr>
-          <w:lang w:val="fr-FR"/>
-        </w:rPr>
-        <w:t xml:space="preserve">/&lt;id&gt;. Le projet est conçu dans le respect des principes de minimisation </w:t>
-      </w:r>
-      <w:r>
-        <w:rPr>
-          <w:lang w:val="fr-FR"/>
-        </w:rPr>
-        <w:t>des données et de transparence, conformément aux bonnes pratiques de protection des données personnelles.</w:t>
-      </w:r>
-    </w:p>
-    <w:p>
-      <w:pPr>
-        <w:rPr>
-          <w:lang w:val="fr-FR"/>
-        </w:rPr>
-      </w:pPr>
-      <w:r>
-        <w:rPr>
-          <w:lang w:val="fr-FR"/>
-        </w:rPr>
-        <w:br w:type="page"/>
-      </w:r>
-    </w:p>
-    <w:p>
-      <w:pPr>
-        <w:pStyle w:val="Heading1"/>
-        <w:rPr>
-          <w:lang w:val="fr-FR"/>
-        </w:rPr>
-      </w:pPr>
-      <w:r>
-        <w:rPr>
-          <w:rFonts w:ascii="Times New Roman" w:hAnsi="Times New Roman"/>
-          <w:color w:val="1F4E79"/>
-          <w:sz w:val="32"/>
-          <w:lang w:val="fr-FR"/>
-        </w:rPr>
-        <w:lastRenderedPageBreak/>
-        <w:t>10. Conclusion</w:t>
-      </w:r>
-    </w:p>
-    <w:p>
-      <w:pPr>
-        <w:pStyle w:val="Heading2"/>
-        <w:rPr>
-          <w:lang w:val="fr-FR"/>
-        </w:rPr>
-      </w:pPr>
-      <w:r>
-        <w:rPr>
-          <w:rFonts w:ascii="Times New Roman" w:hAnsi="Times New Roman"/>
-          <w:color w:val="2E74B5"/>
-          <w:sz w:val="28"/>
-          <w:lang w:val="fr-FR"/>
-        </w:rPr>
-        <w:t>10.1 Résumé des réalisations</w:t>
-      </w:r>
-    </w:p>
-    <w:p>
-      <w:pPr>
-        <w:spacing w:after="120" w:line="360" w:lineRule="exact"/>
-        <w:jc w:val="both"/>
-      </w:pPr>
-      <w:r>
-        <w:rPr>
-          <w:lang w:val="fr-FR"/>
-        </w:rPr>
-        <w:t xml:space="preserve">Le projet </w:t>
-      </w:r>
-      <w:proofErr w:type="spellStart"/>
-      <w:r>
-        <w:rPr>
-          <w:lang w:val="fr-FR"/>
-        </w:rPr>
-        <w:t>SongTaaba</w:t>
-      </w:r>
-      <w:proofErr w:type="spellEnd"/>
-      <w:r>
-        <w:rPr>
-          <w:lang w:val="fr-FR"/>
-        </w:rPr>
-        <w:t xml:space="preserve"> a permis de développer une plateforme fonctionnelle de gestion des opportunités de b</w:t>
-      </w:r>
-      <w:r>
-        <w:rPr>
-          <w:lang w:val="fr-FR"/>
-        </w:rPr>
-        <w:t xml:space="preserve">ourses et de stages, répondant aux besoins identifiés des étudiants burkinabè et africains. </w:t>
-      </w:r>
-      <w:r>
-        <w:t xml:space="preserve">Les </w:t>
-      </w:r>
-      <w:proofErr w:type="spellStart"/>
-      <w:r>
-        <w:t>réalisations</w:t>
-      </w:r>
-      <w:proofErr w:type="spellEnd"/>
-      <w:r>
-        <w:t xml:space="preserve"> </w:t>
-      </w:r>
-      <w:proofErr w:type="spellStart"/>
-      <w:r>
-        <w:t>principales</w:t>
-      </w:r>
-      <w:proofErr w:type="spellEnd"/>
-      <w:r>
-        <w:t xml:space="preserve"> </w:t>
-      </w:r>
-      <w:proofErr w:type="spellStart"/>
-      <w:r>
-        <w:t>sont</w:t>
-      </w:r>
-      <w:proofErr w:type="spellEnd"/>
-      <w:r>
-        <w:t xml:space="preserve"> :</w:t>
-      </w:r>
-    </w:p>
-    <w:p>
-      <w:pPr>
-        <w:pStyle w:val="ListBullet"/>
-        <w:spacing w:after="80"/>
-        <w:jc w:val="both"/>
-        <w:rPr>
-          <w:lang w:val="fr-FR"/>
-        </w:rPr>
-      </w:pPr>
-      <w:r>
-        <w:rPr>
-          <w:lang w:val="fr-FR"/>
-        </w:rPr>
-        <w:t xml:space="preserve">Une API REST complète développée avec </w:t>
-      </w:r>
-      <w:proofErr w:type="spellStart"/>
-      <w:r>
-        <w:rPr>
-          <w:lang w:val="fr-FR"/>
-        </w:rPr>
-        <w:t>Flask</w:t>
-      </w:r>
-      <w:proofErr w:type="spellEnd"/>
-      <w:r>
-        <w:rPr>
-          <w:lang w:val="fr-FR"/>
-        </w:rPr>
-        <w:t>, couvrant l'authentification, la gestion des utilisateurs, des bourses, des sites de</w:t>
-      </w:r>
-      <w:r>
-        <w:rPr>
-          <w:lang w:val="fr-FR"/>
-        </w:rPr>
-        <w:t xml:space="preserve"> </w:t>
-      </w:r>
-      <w:proofErr w:type="spellStart"/>
-      <w:r>
-        <w:rPr>
-          <w:lang w:val="fr-FR"/>
-        </w:rPr>
-        <w:t>scraping</w:t>
-      </w:r>
-      <w:proofErr w:type="spellEnd"/>
-      <w:r>
-        <w:rPr>
-          <w:lang w:val="fr-FR"/>
-        </w:rPr>
-        <w:t xml:space="preserve"> et des candidatures.</w:t>
-      </w:r>
-    </w:p>
-    <w:p>
-      <w:pPr>
-        <w:pStyle w:val="ListBullet"/>
-        <w:spacing w:after="80"/>
-        <w:jc w:val="both"/>
-        <w:rPr>
-          <w:lang w:val="fr-FR"/>
-        </w:rPr>
-      </w:pPr>
-      <w:r>
-        <w:rPr>
-          <w:lang w:val="fr-FR"/>
-        </w:rPr>
-        <w:t xml:space="preserve">Un système de </w:t>
-      </w:r>
-      <w:proofErr w:type="spellStart"/>
-      <w:r>
-        <w:rPr>
-          <w:lang w:val="fr-FR"/>
-        </w:rPr>
-        <w:t>scraping</w:t>
-      </w:r>
-      <w:proofErr w:type="spellEnd"/>
-      <w:r>
-        <w:rPr>
-          <w:lang w:val="fr-FR"/>
-        </w:rPr>
-        <w:t xml:space="preserve"> automatique basé sur BeautifulSoup4, configurable via des sélecteurs CSS et planifié chaque nuit avec </w:t>
-      </w:r>
-      <w:proofErr w:type="spellStart"/>
-      <w:r>
-        <w:rPr>
-          <w:lang w:val="fr-FR"/>
-        </w:rPr>
-        <w:t>APScheduler</w:t>
-      </w:r>
-      <w:proofErr w:type="spellEnd"/>
-      <w:r>
-        <w:rPr>
-          <w:lang w:val="fr-FR"/>
-        </w:rPr>
-        <w:t>.</w:t>
-      </w:r>
-    </w:p>
-    <w:p>
-      <w:pPr>
-        <w:pStyle w:val="ListBullet"/>
-        <w:spacing w:after="80"/>
-        <w:jc w:val="both"/>
-        <w:rPr>
-          <w:lang w:val="fr-FR"/>
-        </w:rPr>
-      </w:pPr>
-      <w:r>
-        <w:rPr>
-          <w:lang w:val="fr-FR"/>
-        </w:rPr>
-        <w:t>Un frontend mobile et desktop développé avec Flutter, connecté à l'API et offrant une i</w:t>
-      </w:r>
-      <w:r>
-        <w:rPr>
-          <w:lang w:val="fr-FR"/>
-        </w:rPr>
-        <w:t>nterface intuitive et moderne.</w:t>
-      </w:r>
-    </w:p>
-    <w:p>
-      <w:pPr>
-        <w:pStyle w:val="ListBullet"/>
-        <w:spacing w:after="80"/>
-        <w:jc w:val="both"/>
-        <w:rPr>
-          <w:lang w:val="fr-FR"/>
-        </w:rPr>
-      </w:pPr>
-      <w:r>
-        <w:rPr>
-          <w:lang w:val="fr-FR"/>
-        </w:rPr>
-        <w:t xml:space="preserve">Une base de données PostgreSQL bien structurée, avec migrations gérées par </w:t>
-      </w:r>
-      <w:proofErr w:type="spellStart"/>
-      <w:r>
-        <w:rPr>
-          <w:lang w:val="fr-FR"/>
-        </w:rPr>
-        <w:t>Alembic</w:t>
-      </w:r>
-      <w:proofErr w:type="spellEnd"/>
-      <w:r>
-        <w:rPr>
-          <w:lang w:val="fr-FR"/>
-        </w:rPr>
-        <w:t>, garantissant l'intégrité et l'évolutivité des données.</w:t>
-      </w:r>
-    </w:p>
-    <w:p>
-      <w:pPr>
-        <w:pStyle w:val="Heading2"/>
-      </w:pPr>
-      <w:r>
-        <w:rPr>
-          <w:rFonts w:ascii="Times New Roman" w:hAnsi="Times New Roman"/>
-          <w:color w:val="2E74B5"/>
-          <w:sz w:val="28"/>
-        </w:rPr>
-        <w:t xml:space="preserve">10.2 Perspectives </w:t>
-      </w:r>
-      <w:proofErr w:type="spellStart"/>
-      <w:r>
-        <w:rPr>
-          <w:rFonts w:ascii="Times New Roman" w:hAnsi="Times New Roman"/>
-          <w:color w:val="2E74B5"/>
-          <w:sz w:val="28"/>
-        </w:rPr>
-        <w:t>d'amélioration</w:t>
-      </w:r>
-      <w:proofErr w:type="spellEnd"/>
-    </w:p>
-    <w:p>
-      <w:pPr>
-        <w:pStyle w:val="ListBullet"/>
-        <w:spacing w:after="80"/>
-        <w:jc w:val="both"/>
-        <w:rPr>
-          <w:lang w:val="fr-FR"/>
-        </w:rPr>
-      </w:pPr>
-      <w:proofErr w:type="spellStart"/>
-      <w:r>
-        <w:rPr>
-          <w:lang w:val="fr-FR"/>
-        </w:rPr>
-        <w:t>Scraping</w:t>
-      </w:r>
-      <w:proofErr w:type="spellEnd"/>
-      <w:r>
-        <w:rPr>
-          <w:lang w:val="fr-FR"/>
-        </w:rPr>
-        <w:t xml:space="preserve"> </w:t>
-      </w:r>
-      <w:proofErr w:type="spellStart"/>
-      <w:r>
-        <w:rPr>
-          <w:lang w:val="fr-FR"/>
-        </w:rPr>
-        <w:t>Selenium</w:t>
-      </w:r>
-      <w:proofErr w:type="spellEnd"/>
-      <w:r>
-        <w:rPr>
-          <w:lang w:val="fr-FR"/>
-        </w:rPr>
-        <w:t xml:space="preserve"> : pour les sites dynamiques (JavaSc</w:t>
-      </w:r>
-      <w:r>
-        <w:rPr>
-          <w:lang w:val="fr-FR"/>
-        </w:rPr>
-        <w:t xml:space="preserve">ript), remplacer ou compléter </w:t>
-      </w:r>
-      <w:proofErr w:type="spellStart"/>
-      <w:r>
-        <w:rPr>
-          <w:lang w:val="fr-FR"/>
-        </w:rPr>
-        <w:t>Requests</w:t>
-      </w:r>
-      <w:proofErr w:type="spellEnd"/>
-      <w:r>
-        <w:rPr>
-          <w:lang w:val="fr-FR"/>
-        </w:rPr>
-        <w:t>/</w:t>
-      </w:r>
-      <w:proofErr w:type="spellStart"/>
-      <w:r>
-        <w:rPr>
-          <w:lang w:val="fr-FR"/>
-        </w:rPr>
-        <w:t>BeautifulSoup</w:t>
-      </w:r>
-      <w:proofErr w:type="spellEnd"/>
-      <w:r>
-        <w:rPr>
-          <w:lang w:val="fr-FR"/>
-        </w:rPr>
-        <w:t xml:space="preserve"> par </w:t>
-      </w:r>
-      <w:proofErr w:type="spellStart"/>
-      <w:r>
-        <w:rPr>
-          <w:lang w:val="fr-FR"/>
-        </w:rPr>
-        <w:t>Selenium</w:t>
-      </w:r>
-      <w:proofErr w:type="spellEnd"/>
-      <w:r>
-        <w:rPr>
-          <w:lang w:val="fr-FR"/>
-        </w:rPr>
-        <w:t xml:space="preserve"> ou </w:t>
-      </w:r>
-      <w:proofErr w:type="spellStart"/>
-      <w:r>
-        <w:rPr>
-          <w:lang w:val="fr-FR"/>
-        </w:rPr>
-        <w:t>Playwright</w:t>
-      </w:r>
-      <w:proofErr w:type="spellEnd"/>
-      <w:r>
-        <w:rPr>
-          <w:lang w:val="fr-FR"/>
-        </w:rPr>
-        <w:t>.</w:t>
-      </w:r>
-    </w:p>
-    <w:p>
-      <w:pPr>
-        <w:pStyle w:val="ListBullet"/>
-        <w:spacing w:after="80"/>
-        <w:jc w:val="both"/>
-        <w:rPr>
-          <w:lang w:val="fr-FR"/>
-        </w:rPr>
-      </w:pPr>
-      <w:r>
-        <w:rPr>
-          <w:lang w:val="fr-FR"/>
-        </w:rPr>
-        <w:t xml:space="preserve">Envisager une </w:t>
-      </w:r>
-      <w:r>
-        <w:rPr>
-          <w:lang w:val="fr-FR"/>
-        </w:rPr>
-        <w:t>collaboration directe à travers avec les structures boursières.</w:t>
-      </w:r>
-      <w:bookmarkStart w:id="0" w:name="_GoBack"/>
-      <w:bookmarkEnd w:id="0"/>
-    </w:p>
-    <w:p>
-      <w:pPr>
-        <w:pStyle w:val="ListBullet"/>
-        <w:spacing w:after="80"/>
-        <w:jc w:val="both"/>
-        <w:rPr>
-          <w:lang w:val="fr-FR"/>
-        </w:rPr>
-      </w:pPr>
-      <w:r>
-        <w:rPr>
-          <w:lang w:val="fr-FR"/>
-        </w:rPr>
-        <w:t xml:space="preserve">Notifications push : intégrer </w:t>
-      </w:r>
-      <w:proofErr w:type="spellStart"/>
-      <w:r>
-        <w:rPr>
-          <w:lang w:val="fr-FR"/>
-        </w:rPr>
-        <w:t>Firebase</w:t>
-      </w:r>
-      <w:proofErr w:type="spellEnd"/>
-      <w:r>
-        <w:rPr>
-          <w:lang w:val="fr-FR"/>
-        </w:rPr>
-        <w:t xml:space="preserve"> Cloud Messaging (FCM) pour envoyer des notifications push aux utilisateurs sur mobile.</w:t>
-      </w:r>
-    </w:p>
-    <w:p>
-      <w:pPr>
-        <w:pStyle w:val="ListBullet"/>
-        <w:spacing w:after="80"/>
-        <w:jc w:val="both"/>
-        <w:rPr>
-          <w:lang w:val="fr-FR"/>
-        </w:rPr>
-      </w:pPr>
-      <w:r>
-        <w:rPr>
-          <w:lang w:val="fr-FR"/>
-        </w:rPr>
-        <w:t>Moteur de recommandation : développer un algorith</w:t>
-      </w:r>
-      <w:r>
-        <w:rPr>
-          <w:lang w:val="fr-FR"/>
-        </w:rPr>
-        <w:t>me de recommandation personnalisée basé sur le profil de l'étudiant (niveau, domaine, pays cible).</w:t>
-      </w:r>
-    </w:p>
-    <w:p>
-      <w:pPr>
-        <w:pStyle w:val="ListBullet"/>
-        <w:spacing w:after="80"/>
-        <w:jc w:val="both"/>
-        <w:rPr>
-          <w:lang w:val="fr-FR"/>
-        </w:rPr>
-      </w:pPr>
-      <w:r>
-        <w:rPr>
-          <w:lang w:val="fr-FR"/>
-        </w:rPr>
-        <w:t>Assistance à la candidature : ajouter un module d'aide à la rédaction de lettres de motivation et de CV adapté au contexte des bourses.</w:t>
-      </w:r>
-    </w:p>
-    <w:p>
-      <w:pPr>
-        <w:pStyle w:val="Heading2"/>
-      </w:pPr>
-      <w:r>
-        <w:rPr>
-          <w:rFonts w:ascii="Times New Roman" w:hAnsi="Times New Roman"/>
-          <w:color w:val="2E74B5"/>
-          <w:sz w:val="28"/>
-        </w:rPr>
-        <w:t xml:space="preserve">10.3 </w:t>
-      </w:r>
-      <w:proofErr w:type="spellStart"/>
-      <w:r>
-        <w:rPr>
-          <w:rFonts w:ascii="Times New Roman" w:hAnsi="Times New Roman"/>
-          <w:color w:val="2E74B5"/>
-          <w:sz w:val="28"/>
-        </w:rPr>
-        <w:t>Développement</w:t>
-      </w:r>
-      <w:proofErr w:type="spellEnd"/>
-      <w:r>
-        <w:rPr>
-          <w:rFonts w:ascii="Times New Roman" w:hAnsi="Times New Roman"/>
-          <w:color w:val="2E74B5"/>
-          <w:sz w:val="28"/>
-        </w:rPr>
-        <w:t xml:space="preserve"> </w:t>
-      </w:r>
-      <w:proofErr w:type="spellStart"/>
-      <w:r>
-        <w:rPr>
-          <w:rFonts w:ascii="Times New Roman" w:hAnsi="Times New Roman"/>
-          <w:color w:val="2E74B5"/>
-          <w:sz w:val="28"/>
-        </w:rPr>
-        <w:t>fu</w:t>
-      </w:r>
-      <w:r>
-        <w:rPr>
-          <w:rFonts w:ascii="Times New Roman" w:hAnsi="Times New Roman"/>
-          <w:color w:val="2E74B5"/>
-          <w:sz w:val="28"/>
-        </w:rPr>
-        <w:t>tur</w:t>
-      </w:r>
-      <w:proofErr w:type="spellEnd"/>
-    </w:p>
-    <w:p>
-      <w:pPr>
-        <w:pStyle w:val="ListBullet"/>
-        <w:spacing w:after="80"/>
-        <w:jc w:val="both"/>
-        <w:rPr>
-          <w:lang w:val="fr-FR"/>
-        </w:rPr>
-      </w:pPr>
-      <w:r>
-        <w:rPr>
-          <w:lang w:val="fr-FR"/>
-        </w:rPr>
-        <w:t>Une plateforme multi-pays couvrant l'ensemble de l'Afrique de l'Ouest, avec des partenariats institutionnels.</w:t>
-      </w:r>
-    </w:p>
-    <w:p>
-      <w:pPr>
-        <w:pStyle w:val="ListBullet"/>
-        <w:spacing w:after="80"/>
-        <w:jc w:val="both"/>
-        <w:rPr>
-          <w:lang w:val="fr-FR"/>
-        </w:rPr>
-      </w:pPr>
-      <w:r>
-        <w:rPr>
-          <w:lang w:val="fr-FR"/>
-        </w:rPr>
-        <w:t>Une version web progressive (PWA) en complément de l'application mobile Flutter.</w:t>
-      </w:r>
-    </w:p>
-    <w:p>
-      <w:pPr>
-        <w:pStyle w:val="ListBullet"/>
-        <w:spacing w:after="80"/>
-        <w:jc w:val="both"/>
-        <w:rPr>
-          <w:lang w:val="fr-FR"/>
-        </w:rPr>
-      </w:pPr>
-      <w:r>
-        <w:rPr>
-          <w:lang w:val="fr-FR"/>
-        </w:rPr>
-        <w:t>Un tableau de bord analytique pour les institutions souhaitan</w:t>
-      </w:r>
-      <w:r>
-        <w:rPr>
-          <w:lang w:val="fr-FR"/>
-        </w:rPr>
-        <w:t>t suivre l'intérêt des étudiants pour leurs programmes.</w:t>
-      </w:r>
-    </w:p>
-    <w:p>
-      <w:pPr>
-        <w:pStyle w:val="ListBullet"/>
-        <w:spacing w:after="80"/>
-        <w:jc w:val="both"/>
-        <w:rPr>
-          <w:lang w:val="fr-FR"/>
-        </w:rPr>
-      </w:pPr>
-      <w:r>
-        <w:rPr>
-          <w:lang w:val="fr-FR"/>
-        </w:rPr>
-        <w:t xml:space="preserve">Une intégration avec des plateformes de candidature en ligne pour permettre la soumission directe des dossiers depuis </w:t>
-      </w:r>
-      <w:proofErr w:type="spellStart"/>
-      <w:r>
-        <w:rPr>
-          <w:lang w:val="fr-FR"/>
-        </w:rPr>
-        <w:t>SongTaaba</w:t>
-      </w:r>
-      <w:proofErr w:type="spellEnd"/>
-      <w:r>
-        <w:rPr>
-          <w:lang w:val="fr-FR"/>
-        </w:rPr>
-        <w:t>.</w:t>
-      </w:r>
-    </w:p>
-    <w:p>
-      <w:pPr>
-        <w:rPr>
-          <w:lang w:val="fr-FR"/>
-        </w:rPr>
-      </w:pPr>
-      <w:r>
-        <w:rPr>
-          <w:lang w:val="fr-FR"/>
-        </w:rPr>
-        <w:br w:type="page"/>
-      </w:r>
-    </w:p>
-    <w:p>
-      <w:pPr>
-        <w:pStyle w:val="Heading1"/>
-        <w:rPr>
-          <w:lang w:val="fr-FR"/>
-        </w:rPr>
-      </w:pPr>
-      <w:r>
-        <w:rPr>
-          <w:rFonts w:ascii="Times New Roman" w:hAnsi="Times New Roman"/>
-          <w:color w:val="1F4E79"/>
-          <w:sz w:val="32"/>
-          <w:lang w:val="fr-FR"/>
-        </w:rPr>
-        <w:lastRenderedPageBreak/>
-        <w:t>11. Annexes</w:t>
-      </w:r>
-    </w:p>
-    <w:p>
-      <w:pPr>
-        <w:pStyle w:val="Heading2"/>
-        <w:rPr>
-          <w:lang w:val="fr-FR"/>
-        </w:rPr>
-      </w:pPr>
-      <w:r>
-        <w:rPr>
-          <w:rFonts w:ascii="Times New Roman" w:hAnsi="Times New Roman"/>
-          <w:color w:val="2E74B5"/>
-          <w:sz w:val="28"/>
-          <w:lang w:val="fr-FR"/>
-        </w:rPr>
-        <w:t>Annexe A — Structure du projet</w:t>
-      </w:r>
-    </w:p>
-    <w:p>
-      <w:pPr>
-        <w:spacing w:after="120"/>
-        <w:ind w:left="567"/>
-        <w:rPr>
-          <w:lang w:val="fr-FR"/>
-        </w:rPr>
-      </w:pPr>
-      <w:proofErr w:type="spellStart"/>
-      <w:r>
-        <w:rPr>
-          <w:rFonts w:ascii="Courier New" w:hAnsi="Courier New"/>
-          <w:sz w:val="20"/>
-          <w:lang w:val="fr-FR"/>
-        </w:rPr>
-        <w:t>songtaaba</w:t>
-      </w:r>
-      <w:proofErr w:type="spellEnd"/>
-      <w:r>
-        <w:rPr>
-          <w:rFonts w:ascii="Courier New" w:hAnsi="Courier New"/>
-          <w:sz w:val="20"/>
-          <w:lang w:val="fr-FR"/>
-        </w:rPr>
-        <w:t>/</w:t>
-      </w:r>
-      <w:r>
-        <w:rPr>
-          <w:rFonts w:ascii="Courier New" w:hAnsi="Courier New"/>
-          <w:sz w:val="20"/>
-          <w:lang w:val="fr-FR"/>
-        </w:rPr>
-        <w:br/>
-        <w:t>├── backend/</w:t>
-      </w:r>
-      <w:r>
-        <w:rPr>
-          <w:rFonts w:ascii="Courier New" w:hAnsi="Courier New"/>
-          <w:sz w:val="20"/>
-          <w:lang w:val="fr-FR"/>
-        </w:rPr>
-        <w:br/>
-        <w:t xml:space="preserve">│ </w:t>
-      </w:r>
-      <w:r>
-        <w:rPr>
-          <w:rFonts w:ascii="Courier New" w:hAnsi="Courier New"/>
-          <w:sz w:val="20"/>
-          <w:lang w:val="fr-FR"/>
-        </w:rPr>
-        <w:t xml:space="preserve">  ├── app.py               # </w:t>
-      </w:r>
-      <w:proofErr w:type="spellStart"/>
-      <w:r>
-        <w:rPr>
-          <w:rFonts w:ascii="Courier New" w:hAnsi="Courier New"/>
-          <w:sz w:val="20"/>
-          <w:lang w:val="fr-FR"/>
-        </w:rPr>
-        <w:t>Factory</w:t>
-      </w:r>
-      <w:proofErr w:type="spellEnd"/>
-      <w:r>
-        <w:rPr>
-          <w:rFonts w:ascii="Courier New" w:hAnsi="Courier New"/>
-          <w:sz w:val="20"/>
-          <w:lang w:val="fr-FR"/>
-        </w:rPr>
-        <w:t xml:space="preserve"> </w:t>
-      </w:r>
-      <w:proofErr w:type="spellStart"/>
-      <w:r>
-        <w:rPr>
-          <w:rFonts w:ascii="Courier New" w:hAnsi="Courier New"/>
-          <w:sz w:val="20"/>
-          <w:lang w:val="fr-FR"/>
-        </w:rPr>
-        <w:t>Flask</w:t>
-      </w:r>
-      <w:proofErr w:type="spellEnd"/>
-      <w:r>
-        <w:rPr>
-          <w:rFonts w:ascii="Courier New" w:hAnsi="Courier New"/>
-          <w:sz w:val="20"/>
-          <w:lang w:val="fr-FR"/>
-        </w:rPr>
-        <w:t xml:space="preserve"> + </w:t>
-      </w:r>
-      <w:proofErr w:type="spellStart"/>
-      <w:r>
-        <w:rPr>
-          <w:rFonts w:ascii="Courier New" w:hAnsi="Courier New"/>
-          <w:sz w:val="20"/>
-          <w:lang w:val="fr-FR"/>
-        </w:rPr>
-        <w:t>APScheduler</w:t>
-      </w:r>
-      <w:proofErr w:type="spellEnd"/>
-      <w:r>
-        <w:rPr>
-          <w:rFonts w:ascii="Courier New" w:hAnsi="Courier New"/>
-          <w:sz w:val="20"/>
-          <w:lang w:val="fr-FR"/>
-        </w:rPr>
-        <w:br/>
-        <w:t>│   ├── config.py            # Configurations (dev/prod/test)</w:t>
-      </w:r>
-      <w:r>
-        <w:rPr>
-          <w:rFonts w:ascii="Courier New" w:hAnsi="Courier New"/>
-          <w:sz w:val="20"/>
-          <w:lang w:val="fr-FR"/>
-        </w:rPr>
-        <w:br/>
-        <w:t xml:space="preserve">│   ├── extensions.py        # </w:t>
-      </w:r>
-      <w:proofErr w:type="spellStart"/>
-      <w:r>
-        <w:rPr>
-          <w:rFonts w:ascii="Courier New" w:hAnsi="Courier New"/>
-          <w:sz w:val="20"/>
-          <w:lang w:val="fr-FR"/>
-        </w:rPr>
-        <w:t>db</w:t>
-      </w:r>
-      <w:proofErr w:type="spellEnd"/>
-      <w:r>
-        <w:rPr>
-          <w:rFonts w:ascii="Courier New" w:hAnsi="Courier New"/>
-          <w:sz w:val="20"/>
-          <w:lang w:val="fr-FR"/>
-        </w:rPr>
-        <w:t xml:space="preserve">, ma, </w:t>
-      </w:r>
-      <w:proofErr w:type="spellStart"/>
-      <w:r>
-        <w:rPr>
-          <w:rFonts w:ascii="Courier New" w:hAnsi="Courier New"/>
-          <w:sz w:val="20"/>
-          <w:lang w:val="fr-FR"/>
-        </w:rPr>
-        <w:t>jwt</w:t>
-      </w:r>
-      <w:proofErr w:type="spellEnd"/>
-      <w:r>
-        <w:rPr>
-          <w:rFonts w:ascii="Courier New" w:hAnsi="Courier New"/>
-          <w:sz w:val="20"/>
-          <w:lang w:val="fr-FR"/>
-        </w:rPr>
-        <w:t xml:space="preserve">, </w:t>
-      </w:r>
-      <w:proofErr w:type="spellStart"/>
-      <w:r>
-        <w:rPr>
-          <w:rFonts w:ascii="Courier New" w:hAnsi="Courier New"/>
-          <w:sz w:val="20"/>
-          <w:lang w:val="fr-FR"/>
-        </w:rPr>
-        <w:t>migrate</w:t>
-      </w:r>
-      <w:proofErr w:type="spellEnd"/>
-      <w:r>
-        <w:rPr>
-          <w:rFonts w:ascii="Courier New" w:hAnsi="Courier New"/>
-          <w:sz w:val="20"/>
-          <w:lang w:val="fr-FR"/>
-        </w:rPr>
-        <w:br/>
-        <w:t>│   ├── requirements.txt</w:t>
-      </w:r>
-      <w:r>
-        <w:rPr>
-          <w:rFonts w:ascii="Courier New" w:hAnsi="Courier New"/>
-          <w:sz w:val="20"/>
-          <w:lang w:val="fr-FR"/>
-        </w:rPr>
-        <w:br/>
-        <w:t xml:space="preserve">│   ├── </w:t>
-      </w:r>
-      <w:proofErr w:type="spellStart"/>
-      <w:r>
-        <w:rPr>
-          <w:rFonts w:ascii="Courier New" w:hAnsi="Courier New"/>
-          <w:sz w:val="20"/>
-          <w:lang w:val="fr-FR"/>
-        </w:rPr>
-        <w:t>models</w:t>
-      </w:r>
-      <w:proofErr w:type="spellEnd"/>
-      <w:r>
-        <w:rPr>
-          <w:rFonts w:ascii="Courier New" w:hAnsi="Courier New"/>
-          <w:sz w:val="20"/>
-          <w:lang w:val="fr-FR"/>
-        </w:rPr>
-        <w:t xml:space="preserve">/              # user.py, site.py, bourse.py, </w:t>
-      </w:r>
-      <w:r>
-        <w:rPr>
-          <w:rFonts w:ascii="Courier New" w:hAnsi="Courier New"/>
-          <w:sz w:val="20"/>
-          <w:lang w:val="fr-FR"/>
-        </w:rPr>
-        <w:t>users_bourses.py</w:t>
-      </w:r>
-      <w:r>
-        <w:rPr>
-          <w:rFonts w:ascii="Courier New" w:hAnsi="Courier New"/>
-          <w:sz w:val="20"/>
-          <w:lang w:val="fr-FR"/>
-        </w:rPr>
-        <w:br/>
-        <w:t xml:space="preserve">│   ├── </w:t>
-      </w:r>
-      <w:proofErr w:type="spellStart"/>
-      <w:r>
-        <w:rPr>
-          <w:rFonts w:ascii="Courier New" w:hAnsi="Courier New"/>
-          <w:sz w:val="20"/>
-          <w:lang w:val="fr-FR"/>
-        </w:rPr>
-        <w:t>schemas</w:t>
-      </w:r>
-      <w:proofErr w:type="spellEnd"/>
-      <w:r>
-        <w:rPr>
-          <w:rFonts w:ascii="Courier New" w:hAnsi="Courier New"/>
-          <w:sz w:val="20"/>
-          <w:lang w:val="fr-FR"/>
-        </w:rPr>
-        <w:t xml:space="preserve">/             # Marshmallow </w:t>
-      </w:r>
-      <w:proofErr w:type="spellStart"/>
-      <w:r>
-        <w:rPr>
-          <w:rFonts w:ascii="Courier New" w:hAnsi="Courier New"/>
-          <w:sz w:val="20"/>
-          <w:lang w:val="fr-FR"/>
-        </w:rPr>
-        <w:t>schemas</w:t>
-      </w:r>
-      <w:proofErr w:type="spellEnd"/>
-      <w:r>
-        <w:rPr>
-          <w:rFonts w:ascii="Courier New" w:hAnsi="Courier New"/>
-          <w:sz w:val="20"/>
-          <w:lang w:val="fr-FR"/>
-        </w:rPr>
-        <w:br/>
-        <w:t>│   ├── services/            # scraping.py, user_service.py, ...</w:t>
-      </w:r>
-      <w:r>
-        <w:rPr>
-          <w:rFonts w:ascii="Courier New" w:hAnsi="Courier New"/>
-          <w:sz w:val="20"/>
-          <w:lang w:val="fr-FR"/>
-        </w:rPr>
-        <w:br/>
-        <w:t>│   ├── routes/              # auth_routes.py, bourse_routes.py, ...</w:t>
-      </w:r>
-      <w:r>
-        <w:rPr>
-          <w:rFonts w:ascii="Courier New" w:hAnsi="Courier New"/>
-          <w:sz w:val="20"/>
-          <w:lang w:val="fr-FR"/>
-        </w:rPr>
-        <w:br/>
-        <w:t>│   └── tests/               # test_auth.py, test_user</w:t>
-      </w:r>
-      <w:r>
-        <w:rPr>
-          <w:rFonts w:ascii="Courier New" w:hAnsi="Courier New"/>
-          <w:sz w:val="20"/>
-          <w:lang w:val="fr-FR"/>
-        </w:rPr>
-        <w:t>.py</w:t>
-      </w:r>
-      <w:r>
-        <w:rPr>
-          <w:rFonts w:ascii="Courier New" w:hAnsi="Courier New"/>
-          <w:sz w:val="20"/>
-          <w:lang w:val="fr-FR"/>
-        </w:rPr>
-        <w:br/>
-        <w:t>├── frontend/</w:t>
-      </w:r>
-      <w:r>
-        <w:rPr>
-          <w:rFonts w:ascii="Courier New" w:hAnsi="Courier New"/>
-          <w:sz w:val="20"/>
-          <w:lang w:val="fr-FR"/>
-        </w:rPr>
-        <w:br/>
-        <w:t>│   └── lib/</w:t>
-      </w:r>
-      <w:proofErr w:type="spellStart"/>
-      <w:r>
-        <w:rPr>
-          <w:rFonts w:ascii="Courier New" w:hAnsi="Courier New"/>
-          <w:sz w:val="20"/>
-          <w:lang w:val="fr-FR"/>
-        </w:rPr>
-        <w:t>main.dart</w:t>
-      </w:r>
-      <w:proofErr w:type="spellEnd"/>
-      <w:r>
-        <w:rPr>
-          <w:rFonts w:ascii="Courier New" w:hAnsi="Courier New"/>
-          <w:sz w:val="20"/>
-          <w:lang w:val="fr-FR"/>
-        </w:rPr>
-        <w:t xml:space="preserve">        # Application Flutter</w:t>
-      </w:r>
-      <w:r>
-        <w:rPr>
-          <w:rFonts w:ascii="Courier New" w:hAnsi="Courier New"/>
-          <w:sz w:val="20"/>
-          <w:lang w:val="fr-FR"/>
-        </w:rPr>
-        <w:br/>
-        <w:t>└── docs/</w:t>
-      </w:r>
-      <w:r>
-        <w:rPr>
-          <w:rFonts w:ascii="Courier New" w:hAnsi="Courier New"/>
-          <w:sz w:val="20"/>
-          <w:lang w:val="fr-FR"/>
-        </w:rPr>
-        <w:br/>
-        <w:t xml:space="preserve">    ├── </w:t>
-      </w:r>
-      <w:proofErr w:type="spellStart"/>
-      <w:r>
-        <w:rPr>
-          <w:rFonts w:ascii="Courier New" w:hAnsi="Courier New"/>
-          <w:sz w:val="20"/>
-          <w:lang w:val="fr-FR"/>
-        </w:rPr>
-        <w:t>database</w:t>
-      </w:r>
-      <w:proofErr w:type="spellEnd"/>
-      <w:r>
-        <w:rPr>
-          <w:rFonts w:ascii="Courier New" w:hAnsi="Courier New"/>
-          <w:sz w:val="20"/>
-          <w:lang w:val="fr-FR"/>
-        </w:rPr>
-        <w:t>/            # MCD, MLD, MPD</w:t>
-      </w:r>
-      <w:r>
-        <w:rPr>
-          <w:rFonts w:ascii="Courier New" w:hAnsi="Courier New"/>
-          <w:sz w:val="20"/>
-          <w:lang w:val="fr-FR"/>
-        </w:rPr>
-        <w:br/>
-        <w:t xml:space="preserve">    └── </w:t>
-      </w:r>
-      <w:proofErr w:type="spellStart"/>
-      <w:r>
-        <w:rPr>
-          <w:rFonts w:ascii="Courier New" w:hAnsi="Courier New"/>
-          <w:sz w:val="20"/>
-          <w:lang w:val="fr-FR"/>
-        </w:rPr>
-        <w:t>ui</w:t>
-      </w:r>
-      <w:proofErr w:type="spellEnd"/>
-      <w:r>
-        <w:rPr>
-          <w:rFonts w:ascii="Courier New" w:hAnsi="Courier New"/>
-          <w:sz w:val="20"/>
-          <w:lang w:val="fr-FR"/>
-        </w:rPr>
-        <w:t>/                  # Maquettes interfaces</w:t>
-      </w:r>
-    </w:p>
-    <w:p>
-      <w:pPr>
-        <w:pStyle w:val="Heading2"/>
-        <w:rPr>
-          <w:lang w:val="fr-FR"/>
-        </w:rPr>
-      </w:pPr>
-      <w:r>
-        <w:rPr>
-          <w:rFonts w:ascii="Times New Roman" w:hAnsi="Times New Roman"/>
-          <w:color w:val="2E74B5"/>
-          <w:sz w:val="28"/>
-          <w:lang w:val="fr-FR"/>
-        </w:rPr>
-        <w:t xml:space="preserve">Annexe B — Principaux </w:t>
-      </w:r>
-      <w:proofErr w:type="spellStart"/>
-      <w:r>
-        <w:rPr>
-          <w:rFonts w:ascii="Times New Roman" w:hAnsi="Times New Roman"/>
-          <w:color w:val="2E74B5"/>
-          <w:sz w:val="28"/>
-          <w:lang w:val="fr-FR"/>
-        </w:rPr>
-        <w:t>endpoints</w:t>
-      </w:r>
-      <w:proofErr w:type="spellEnd"/>
-      <w:r>
-        <w:rPr>
-          <w:rFonts w:ascii="Times New Roman" w:hAnsi="Times New Roman"/>
-          <w:color w:val="2E74B5"/>
-          <w:sz w:val="28"/>
-          <w:lang w:val="fr-FR"/>
-        </w:rPr>
-        <w:t xml:space="preserve"> de l'API</w:t>
-      </w:r>
-    </w:p>
-    <w:tbl>
-      <w:tblPr>
-        <w:tblStyle w:val="TableGrid"/>
-        <w:tblW w:w="0" w:type="auto"/>
-        <w:jc w:val="center"/>
-        <w:tblLook w:val="04A0" w:firstRow="1" w:lastRow="0" w:firstColumn="1" w:lastColumn="0" w:noHBand="0" w:noVBand="1"/>
-      </w:tblPr>
-      <w:tblGrid>
-        <w:gridCol w:w="2259"/>
-        <w:gridCol w:w="2564"/>
+        <w:gridCol w:w="1242"/>
+        <w:gridCol w:w="3581"/>
         <w:gridCol w:w="2252"/>
         <w:gridCol w:w="2263"/>
       </w:tblGrid>
@@ -7381,7 +7581,7 @@
         </w:trPr>
         <w:tc>
           <w:tcPr>
-            <w:tcW w:w="2280" w:type="dxa"/>
+            <w:tcW w:w="1242" w:type="dxa"/>
             <w:shd w:val="clear" w:color="FFFFFF" w:fill="1F4E79"/>
           </w:tcPr>
           <w:p>
@@ -7402,7 +7602,7 @@
         </w:tc>
         <w:tc>
           <w:tcPr>
-            <w:tcW w:w="2280" w:type="dxa"/>
+            <w:tcW w:w="3581" w:type="dxa"/>
             <w:shd w:val="clear" w:color="FFFFFF" w:fill="1F4E79"/>
           </w:tcPr>
           <w:p>
@@ -7421,7 +7621,7 @@
         </w:tc>
         <w:tc>
           <w:tcPr>
-            <w:tcW w:w="2280" w:type="dxa"/>
+            <w:tcW w:w="2252" w:type="dxa"/>
             <w:shd w:val="clear" w:color="FFFFFF" w:fill="1F4E79"/>
           </w:tcPr>
           <w:p>
@@ -7440,7 +7640,7 @@
         </w:tc>
         <w:tc>
           <w:tcPr>
-            <w:tcW w:w="2280" w:type="dxa"/>
+            <w:tcW w:w="2263" w:type="dxa"/>
             <w:shd w:val="clear" w:color="FFFFFF" w:fill="1F4E79"/>
           </w:tcPr>
           <w:p>
@@ -7464,7 +7664,7 @@
         </w:trPr>
         <w:tc>
           <w:tcPr>
-            <w:tcW w:w="2280" w:type="dxa"/>
+            <w:tcW w:w="1242" w:type="dxa"/>
             <w:shd w:val="clear" w:color="auto" w:fill="EBF3FB"/>
           </w:tcPr>
           <w:p>
@@ -7481,13 +7681,11 @@
         </w:tc>
         <w:tc>
           <w:tcPr>
-            <w:tcW w:w="2280" w:type="dxa"/>
+            <w:tcW w:w="3581" w:type="dxa"/>
             <w:shd w:val="clear" w:color="auto" w:fill="EBF3FB"/>
+            <w:vAlign w:val="center"/>
           </w:tcPr>
           <w:p>
-            <w:pPr>
-              <w:jc w:val="center"/>
-            </w:pPr>
             <w:r>
               <w:rPr>
                 <w:sz w:val="22"/>
@@ -7498,7 +7696,7 @@
         </w:tc>
         <w:tc>
           <w:tcPr>
-            <w:tcW w:w="2280" w:type="dxa"/>
+            <w:tcW w:w="2252" w:type="dxa"/>
             <w:shd w:val="clear" w:color="auto" w:fill="EBF3FB"/>
           </w:tcPr>
           <w:p>
@@ -7515,13 +7713,11 @@
         </w:tc>
         <w:tc>
           <w:tcPr>
-            <w:tcW w:w="2280" w:type="dxa"/>
+            <w:tcW w:w="2263" w:type="dxa"/>
             <w:shd w:val="clear" w:color="auto" w:fill="EBF3FB"/>
+            <w:vAlign w:val="center"/>
           </w:tcPr>
           <w:p>
-            <w:pPr>
-              <w:jc w:val="center"/>
-            </w:pPr>
             <w:r>
               <w:rPr>
                 <w:sz w:val="22"/>
@@ -7537,7 +7733,7 @@
         </w:trPr>
         <w:tc>
           <w:tcPr>
-            <w:tcW w:w="2280" w:type="dxa"/>
+            <w:tcW w:w="1242" w:type="dxa"/>
             <w:shd w:val="clear" w:color="auto" w:fill="FFFFFF"/>
           </w:tcPr>
           <w:p>
@@ -7554,13 +7750,11 @@
         </w:tc>
         <w:tc>
           <w:tcPr>
-            <w:tcW w:w="2280" w:type="dxa"/>
+            <w:tcW w:w="3581" w:type="dxa"/>
             <w:shd w:val="clear" w:color="auto" w:fill="FFFFFF"/>
+            <w:vAlign w:val="center"/>
           </w:tcPr>
           <w:p>
-            <w:pPr>
-              <w:jc w:val="center"/>
-            </w:pPr>
             <w:r>
               <w:rPr>
                 <w:sz w:val="22"/>
@@ -7571,7 +7765,7 @@
         </w:tc>
         <w:tc>
           <w:tcPr>
-            <w:tcW w:w="2280" w:type="dxa"/>
+            <w:tcW w:w="2252" w:type="dxa"/>
             <w:shd w:val="clear" w:color="auto" w:fill="FFFFFF"/>
           </w:tcPr>
           <w:p>
@@ -7588,13 +7782,11 @@
         </w:tc>
         <w:tc>
           <w:tcPr>
-            <w:tcW w:w="2280" w:type="dxa"/>
+            <w:tcW w:w="2263" w:type="dxa"/>
             <w:shd w:val="clear" w:color="auto" w:fill="FFFFFF"/>
+            <w:vAlign w:val="center"/>
           </w:tcPr>
           <w:p>
-            <w:pPr>
-              <w:jc w:val="center"/>
-            </w:pPr>
             <w:r>
               <w:rPr>
                 <w:sz w:val="22"/>
@@ -7610,7 +7802,7 @@
         </w:trPr>
         <w:tc>
           <w:tcPr>
-            <w:tcW w:w="2280" w:type="dxa"/>
+            <w:tcW w:w="1242" w:type="dxa"/>
             <w:shd w:val="clear" w:color="auto" w:fill="EBF3FB"/>
           </w:tcPr>
           <w:p>
@@ -7627,13 +7819,11 @@
         </w:tc>
         <w:tc>
           <w:tcPr>
-            <w:tcW w:w="2280" w:type="dxa"/>
+            <w:tcW w:w="3581" w:type="dxa"/>
             <w:shd w:val="clear" w:color="auto" w:fill="EBF3FB"/>
+            <w:vAlign w:val="center"/>
           </w:tcPr>
           <w:p>
-            <w:pPr>
-              <w:jc w:val="center"/>
-            </w:pPr>
             <w:r>
               <w:rPr>
                 <w:sz w:val="22"/>
@@ -7644,7 +7834,7 @@
         </w:tc>
         <w:tc>
           <w:tcPr>
-            <w:tcW w:w="2280" w:type="dxa"/>
+            <w:tcW w:w="2252" w:type="dxa"/>
             <w:shd w:val="clear" w:color="auto" w:fill="EBF3FB"/>
           </w:tcPr>
           <w:p>
@@ -7661,19 +7851,33 @@
         </w:tc>
         <w:tc>
           <w:tcPr>
-            <w:tcW w:w="2280" w:type="dxa"/>
+            <w:tcW w:w="2263" w:type="dxa"/>
             <w:shd w:val="clear" w:color="auto" w:fill="EBF3FB"/>
+            <w:vAlign w:val="center"/>
           </w:tcPr>
           <w:p>
-            <w:pPr>
-              <w:jc w:val="center"/>
-            </w:pPr>
+            <w:proofErr w:type="spellStart"/>
             <w:r>
               <w:rPr>
                 <w:sz w:val="22"/>
               </w:rPr>
-              <w:t>Profil connecté</w:t>
+              <w:t>Profil</w:t>
             </w:r>
+            <w:proofErr w:type="spellEnd"/>
+            <w:r>
+              <w:rPr>
+                <w:sz w:val="22"/>
+              </w:rPr>
+              <w:t xml:space="preserve"> </w:t>
+            </w:r>
+            <w:proofErr w:type="spellStart"/>
+            <w:r>
+              <w:rPr>
+                <w:sz w:val="22"/>
+              </w:rPr>
+              <w:t>connecté</w:t>
+            </w:r>
+            <w:proofErr w:type="spellEnd"/>
           </w:p>
         </w:tc>
       </w:tr>
@@ -7683,7 +7887,7 @@
         </w:trPr>
         <w:tc>
           <w:tcPr>
-            <w:tcW w:w="2280" w:type="dxa"/>
+            <w:tcW w:w="1242" w:type="dxa"/>
             <w:shd w:val="clear" w:color="auto" w:fill="FFFFFF"/>
           </w:tcPr>
           <w:p>
@@ -7700,13 +7904,11 @@
         </w:tc>
         <w:tc>
           <w:tcPr>
-            <w:tcW w:w="2280" w:type="dxa"/>
+            <w:tcW w:w="3581" w:type="dxa"/>
             <w:shd w:val="clear" w:color="auto" w:fill="FFFFFF"/>
+            <w:vAlign w:val="center"/>
           </w:tcPr>
           <w:p>
-            <w:pPr>
-              <w:jc w:val="center"/>
-            </w:pPr>
             <w:r>
               <w:rPr>
                 <w:sz w:val="22"/>
@@ -7717,7 +7919,7 @@
         </w:tc>
         <w:tc>
           <w:tcPr>
-            <w:tcW w:w="2280" w:type="dxa"/>
+            <w:tcW w:w="2252" w:type="dxa"/>
             <w:shd w:val="clear" w:color="auto" w:fill="FFFFFF"/>
           </w:tcPr>
           <w:p>
@@ -7734,18 +7936,24 @@
         </w:tc>
         <w:tc>
           <w:tcPr>
-            <w:tcW w:w="2280" w:type="dxa"/>
+            <w:tcW w:w="2263" w:type="dxa"/>
             <w:shd w:val="clear" w:color="auto" w:fill="FFFFFF"/>
+            <w:vAlign w:val="center"/>
           </w:tcPr>
           <w:p>
-            <w:pPr>
-              <w:jc w:val="center"/>
-            </w:pPr>
+            <w:proofErr w:type="spellStart"/>
             <w:r>
               <w:rPr>
                 <w:sz w:val="22"/>
               </w:rPr>
-              <w:t>Liste des bourses</w:t>
+              <w:t>Liste</w:t>
+            </w:r>
+            <w:proofErr w:type="spellEnd"/>
+            <w:r>
+              <w:rPr>
+                <w:sz w:val="22"/>
+              </w:rPr>
+              <w:t xml:space="preserve"> des bourses</w:t>
             </w:r>
           </w:p>
         </w:tc>
@@ -7756,7 +7964,7 @@
         </w:trPr>
         <w:tc>
           <w:tcPr>
-            <w:tcW w:w="2280" w:type="dxa"/>
+            <w:tcW w:w="1242" w:type="dxa"/>
             <w:shd w:val="clear" w:color="auto" w:fill="EBF3FB"/>
           </w:tcPr>
           <w:p>
@@ -7773,13 +7981,11 @@
         </w:tc>
         <w:tc>
           <w:tcPr>
-            <w:tcW w:w="2280" w:type="dxa"/>
+            <w:tcW w:w="3581" w:type="dxa"/>
             <w:shd w:val="clear" w:color="auto" w:fill="EBF3FB"/>
+            <w:vAlign w:val="center"/>
           </w:tcPr>
           <w:p>
-            <w:pPr>
-              <w:jc w:val="center"/>
-            </w:pPr>
             <w:r>
               <w:rPr>
                 <w:sz w:val="22"/>
@@ -7790,7 +7996,7 @@
         </w:tc>
         <w:tc>
           <w:tcPr>
-            <w:tcW w:w="2280" w:type="dxa"/>
+            <w:tcW w:w="2252" w:type="dxa"/>
             <w:shd w:val="clear" w:color="auto" w:fill="EBF3FB"/>
           </w:tcPr>
           <w:p>
@@ -7807,18 +8013,24 @@
         </w:tc>
         <w:tc>
           <w:tcPr>
-            <w:tcW w:w="2280" w:type="dxa"/>
+            <w:tcW w:w="2263" w:type="dxa"/>
             <w:shd w:val="clear" w:color="auto" w:fill="EBF3FB"/>
+            <w:vAlign w:val="center"/>
           </w:tcPr>
           <w:p>
-            <w:pPr>
-              <w:jc w:val="center"/>
-            </w:pPr>
+            <w:proofErr w:type="spellStart"/>
             <w:r>
               <w:rPr>
                 <w:sz w:val="22"/>
               </w:rPr>
-              <w:t>Filtrer par pays</w:t>
+              <w:t>Filtrer</w:t>
+            </w:r>
+            <w:proofErr w:type="spellEnd"/>
+            <w:r>
+              <w:rPr>
+                <w:sz w:val="22"/>
+              </w:rPr>
+              <w:t xml:space="preserve"> par pays</w:t>
             </w:r>
           </w:p>
         </w:tc>
@@ -7829,7 +8041,7 @@
         </w:trPr>
         <w:tc>
           <w:tcPr>
-            <w:tcW w:w="2280" w:type="dxa"/>
+            <w:tcW w:w="1242" w:type="dxa"/>
             <w:shd w:val="clear" w:color="auto" w:fill="FFFFFF"/>
           </w:tcPr>
           <w:p>
@@ -7846,13 +8058,11 @@
         </w:tc>
         <w:tc>
           <w:tcPr>
-            <w:tcW w:w="2280" w:type="dxa"/>
+            <w:tcW w:w="3581" w:type="dxa"/>
             <w:shd w:val="clear" w:color="auto" w:fill="FFFFFF"/>
+            <w:vAlign w:val="center"/>
           </w:tcPr>
           <w:p>
-            <w:pPr>
-              <w:jc w:val="center"/>
-            </w:pPr>
             <w:r>
               <w:rPr>
                 <w:sz w:val="22"/>
@@ -7863,7 +8073,7 @@
         </w:tc>
         <w:tc>
           <w:tcPr>
-            <w:tcW w:w="2280" w:type="dxa"/>
+            <w:tcW w:w="2252" w:type="dxa"/>
             <w:shd w:val="clear" w:color="auto" w:fill="FFFFFF"/>
           </w:tcPr>
           <w:p>
@@ -7880,18 +8090,38 @@
         </w:tc>
         <w:tc>
           <w:tcPr>
-            <w:tcW w:w="2280" w:type="dxa"/>
+            <w:tcW w:w="2263" w:type="dxa"/>
             <w:shd w:val="clear" w:color="auto" w:fill="FFFFFF"/>
+            <w:vAlign w:val="center"/>
           </w:tcPr>
           <w:p>
-            <w:pPr>
-              <w:jc w:val="center"/>
-            </w:pPr>
+            <w:proofErr w:type="spellStart"/>
             <w:r>
               <w:rPr>
                 <w:sz w:val="22"/>
               </w:rPr>
-              <w:t>Créer une bourse</w:t>
+              <w:t>Créer</w:t>
+            </w:r>
+            <w:proofErr w:type="spellEnd"/>
+            <w:r>
+              <w:rPr>
+                <w:sz w:val="22"/>
+              </w:rPr>
+              <w:t xml:space="preserve"> </w:t>
+            </w:r>
+            <w:proofErr w:type="spellStart"/>
+            <w:r>
+              <w:rPr>
+                <w:sz w:val="22"/>
+              </w:rPr>
+              <w:t>une</w:t>
+            </w:r>
+            <w:proofErr w:type="spellEnd"/>
+            <w:r>
+              <w:rPr>
+                <w:sz w:val="22"/>
+              </w:rPr>
+              <w:t xml:space="preserve"> bourse</w:t>
             </w:r>
           </w:p>
         </w:tc>
@@ -7902,7 +8132,7 @@
         </w:trPr>
         <w:tc>
           <w:tcPr>
-            <w:tcW w:w="2280" w:type="dxa"/>
+            <w:tcW w:w="1242" w:type="dxa"/>
             <w:shd w:val="clear" w:color="auto" w:fill="EBF3FB"/>
           </w:tcPr>
           <w:p>
@@ -7919,13 +8149,11 @@
         </w:tc>
         <w:tc>
           <w:tcPr>
-            <w:tcW w:w="2280" w:type="dxa"/>
+            <w:tcW w:w="3581" w:type="dxa"/>
             <w:shd w:val="clear" w:color="auto" w:fill="EBF3FB"/>
+            <w:vAlign w:val="center"/>
           </w:tcPr>
           <w:p>
-            <w:pPr>
-              <w:jc w:val="center"/>
-            </w:pPr>
             <w:r>
               <w:rPr>
                 <w:sz w:val="22"/>
@@ -7936,7 +8164,7 @@
         </w:tc>
         <w:tc>
           <w:tcPr>
-            <w:tcW w:w="2280" w:type="dxa"/>
+            <w:tcW w:w="2252" w:type="dxa"/>
             <w:shd w:val="clear" w:color="auto" w:fill="EBF3FB"/>
           </w:tcPr>
           <w:p>
@@ -7953,12 +8181,12 @@
         </w:tc>
         <w:tc>
           <w:tcPr>
-            <w:tcW w:w="2280" w:type="dxa"/>
+            <w:tcW w:w="2263" w:type="dxa"/>
             <w:shd w:val="clear" w:color="auto" w:fill="EBF3FB"/>
+            <w:vAlign w:val="center"/>
           </w:tcPr>
           <w:p>
             <w:pPr>
-              <w:jc w:val="center"/>
               <w:rPr>
                 <w:lang w:val="fr-FR"/>
               </w:rPr>
@@ -7995,7 +8223,7 @@
         </w:trPr>
         <w:tc>
           <w:tcPr>
-            <w:tcW w:w="2280" w:type="dxa"/>
+            <w:tcW w:w="1242" w:type="dxa"/>
             <w:shd w:val="clear" w:color="auto" w:fill="FFFFFF"/>
           </w:tcPr>
           <w:p>
@@ -8012,13 +8240,11 @@
         </w:tc>
         <w:tc>
           <w:tcPr>
-            <w:tcW w:w="2280" w:type="dxa"/>
+            <w:tcW w:w="3581" w:type="dxa"/>
             <w:shd w:val="clear" w:color="auto" w:fill="FFFFFF"/>
+            <w:vAlign w:val="center"/>
           </w:tcPr>
           <w:p>
-            <w:pPr>
-              <w:jc w:val="center"/>
-            </w:pPr>
             <w:r>
               <w:rPr>
                 <w:sz w:val="22"/>
@@ -8029,7 +8255,7 @@
         </w:tc>
         <w:tc>
           <w:tcPr>
-            <w:tcW w:w="2280" w:type="dxa"/>
+            <w:tcW w:w="2252" w:type="dxa"/>
             <w:shd w:val="clear" w:color="auto" w:fill="FFFFFF"/>
           </w:tcPr>
           <w:p>
@@ -8046,19 +8272,33 @@
         </w:tc>
         <w:tc>
           <w:tcPr>
-            <w:tcW w:w="2280" w:type="dxa"/>
+            <w:tcW w:w="2263" w:type="dxa"/>
             <w:shd w:val="clear" w:color="auto" w:fill="FFFFFF"/>
+            <w:vAlign w:val="center"/>
           </w:tcPr>
           <w:p>
-            <w:pPr>
-              <w:jc w:val="center"/>
-            </w:pPr>
+            <w:proofErr w:type="spellStart"/>
             <w:r>
               <w:rPr>
                 <w:sz w:val="22"/>
               </w:rPr>
-              <w:t>Marquer un intérêt</w:t>
+              <w:t>Marquer</w:t>
             </w:r>
+            <w:proofErr w:type="spellEnd"/>
+            <w:r>
+              <w:rPr>
+                <w:sz w:val="22"/>
+              </w:rPr>
+              <w:t xml:space="preserve"> un </w:t>
+            </w:r>
+            <w:proofErr w:type="spellStart"/>
+            <w:r>
+              <w:rPr>
+                <w:sz w:val="22"/>
+              </w:rPr>
+              <w:t>intérêt</w:t>
+            </w:r>
+            <w:proofErr w:type="spellEnd"/>
           </w:p>
         </w:tc>
       </w:tr>
@@ -8068,7 +8308,7 @@
         </w:trPr>
         <w:tc>
           <w:tcPr>
-            <w:tcW w:w="2280" w:type="dxa"/>
+            <w:tcW w:w="1242" w:type="dxa"/>
             <w:shd w:val="clear" w:color="auto" w:fill="EBF3FB"/>
           </w:tcPr>
           <w:p>
@@ -8085,13 +8325,11 @@
         </w:tc>
         <w:tc>
           <w:tcPr>
-            <w:tcW w:w="2280" w:type="dxa"/>
+            <w:tcW w:w="3581" w:type="dxa"/>
             <w:shd w:val="clear" w:color="auto" w:fill="EBF3FB"/>
+            <w:vAlign w:val="center"/>
           </w:tcPr>
           <w:p>
-            <w:pPr>
-              <w:jc w:val="center"/>
-            </w:pPr>
             <w:r>
               <w:rPr>
                 <w:sz w:val="22"/>
@@ -8102,7 +8340,7 @@
         </w:tc>
         <w:tc>
           <w:tcPr>
-            <w:tcW w:w="2280" w:type="dxa"/>
+            <w:tcW w:w="2252" w:type="dxa"/>
             <w:shd w:val="clear" w:color="auto" w:fill="EBF3FB"/>
           </w:tcPr>
           <w:p>
@@ -8119,12 +8357,12 @@
         </w:tc>
         <w:tc>
           <w:tcPr>
-            <w:tcW w:w="2280" w:type="dxa"/>
+            <w:tcW w:w="2263" w:type="dxa"/>
             <w:shd w:val="clear" w:color="auto" w:fill="EBF3FB"/>
+            <w:vAlign w:val="center"/>
           </w:tcPr>
           <w:p>
             <w:pPr>
-              <w:jc w:val="center"/>
               <w:rPr>
                 <w:lang w:val="fr-FR"/>
               </w:rPr>
@@ -8149,21 +8387,27 @@
     </w:p>
     <w:p>
       <w:pPr>
+        <w:rPr>
+          <w:lang w:val="fr-FR"/>
+        </w:rPr>
+      </w:pPr>
+      <w:r>
+        <w:rPr>
+          <w:lang w:val="fr-FR"/>
+        </w:rPr>
+        <w:br w:type="page"/>
+      </w:r>
+    </w:p>
+    <w:p>
+      <w:pPr>
         <w:pStyle w:val="Heading2"/>
-        <w:rPr>
-          <w:lang w:val="fr-FR"/>
-        </w:rPr>
-      </w:pPr>
-      <w:r>
         <w:rPr>
           <w:rFonts w:ascii="Times New Roman" w:hAnsi="Times New Roman"/>
           <w:color w:val="2E74B5"/>
           <w:sz w:val="28"/>
           <w:lang w:val="fr-FR"/>
         </w:rPr>
-        <w:t xml:space="preserve">Annexe C — Extrait de code : Module de </w:t>
-      </w:r>
-      <w:proofErr w:type="spellStart"/>
+      </w:pPr>
       <w:r>
         <w:rPr>
           <w:rFonts w:ascii="Times New Roman" w:hAnsi="Times New Roman"/>
@@ -8171,378 +8415,877 @@
           <w:sz w:val="28"/>
           <w:lang w:val="fr-FR"/>
         </w:rPr>
-        <w:t>scraping</w:t>
+        <w:lastRenderedPageBreak/>
+        <w:t xml:space="preserve">Annexe C : </w:t>
+      </w:r>
+      <w:r>
+        <w:rPr>
+          <w:rFonts w:ascii="Times New Roman" w:hAnsi="Times New Roman"/>
+          <w:color w:val="2E74B5"/>
+          <w:sz w:val="28"/>
+          <w:lang w:val="fr-FR"/>
+        </w:rPr>
+        <w:t>Modélisation de la Base de données</w:t>
+      </w:r>
+    </w:p>
+    <w:p>
+      <w:pPr>
+        <w:rPr>
+          <w:lang w:val="fr-FR"/>
+        </w:rPr>
+      </w:pPr>
+    </w:p>
+    <w:p>
+      <w:pPr>
+        <w:spacing w:before="100" w:beforeAutospacing="1" w:after="100" w:afterAutospacing="1" w:line="240" w:lineRule="auto"/>
+        <w:rPr>
+          <w:rFonts w:eastAsia="Times New Roman" w:cs="Times New Roman"/>
+          <w:szCs w:val="24"/>
+          <w:lang w:val="fr-BF" w:eastAsia="fr-BF"/>
+        </w:rPr>
+      </w:pPr>
+      <w:r>
+        <w:rPr>
+          <w:rFonts w:eastAsia="Times New Roman" w:cs="Times New Roman"/>
+          <w:noProof/>
+          <w:szCs w:val="24"/>
+          <w:lang w:val="fr-BF" w:eastAsia="fr-BF"/>
+        </w:rPr>
+        <w:drawing>
+          <wp:inline distT="0" distB="0" distL="0" distR="0">
+            <wp:extent cx="5677582" cy="2320290"/>
+            <wp:effectExtent l="0" t="0" r="0" b="3810"/>
+            <wp:docPr id="7" name="Picture 7" descr="C:\Users\Ghisma\AppData\Local\Packages\Microsoft.Windows.Photos_8wekyb3d8bbwe\TempState\ShareServiceTempFolder\mcd.drawio.jpeg"/>
+            <wp:cNvGraphicFramePr>
+              <a:graphicFrameLocks xmlns:a="http://schemas.openxmlformats.org/drawingml/2006/main" noChangeAspect="1"/>
+            </wp:cNvGraphicFramePr>
+            <a:graphic xmlns:a="http://schemas.openxmlformats.org/drawingml/2006/main">
+              <a:graphicData uri="http://schemas.openxmlformats.org/drawingml/2006/picture">
+                <pic:pic xmlns:pic="http://schemas.openxmlformats.org/drawingml/2006/picture">
+                  <pic:nvPicPr>
+                    <pic:cNvPr id="0" name="Picture 1" descr="C:\Users\Ghisma\AppData\Local\Packages\Microsoft.Windows.Photos_8wekyb3d8bbwe\TempState\ShareServiceTempFolder\mcd.drawio.jpeg"/>
+                    <pic:cNvPicPr>
+                      <a:picLocks noChangeAspect="1" noChangeArrowheads="1"/>
+                    </pic:cNvPicPr>
+                  </pic:nvPicPr>
+                  <pic:blipFill>
+                    <a:blip r:embed="rId8">
+                      <a:extLst>
+                        <a:ext uri="{28A0092B-C50C-407E-A947-70E740481C1C}">
+                          <a14:useLocalDpi xmlns:a14="http://schemas.microsoft.com/office/drawing/2010/main" val="0"/>
+                        </a:ext>
+                      </a:extLst>
+                    </a:blip>
+                    <a:srcRect/>
+                    <a:stretch>
+                      <a:fillRect/>
+                    </a:stretch>
+                  </pic:blipFill>
+                  <pic:spPr bwMode="auto">
+                    <a:xfrm>
+                      <a:off x="0" y="0"/>
+                      <a:ext cx="5685891" cy="2323686"/>
+                    </a:xfrm>
+                    <a:prstGeom prst="rect">
+                      <a:avLst/>
+                    </a:prstGeom>
+                    <a:noFill/>
+                    <a:ln>
+                      <a:noFill/>
+                    </a:ln>
+                  </pic:spPr>
+                </pic:pic>
+              </a:graphicData>
+            </a:graphic>
+          </wp:inline>
+        </w:drawing>
+      </w:r>
+    </w:p>
+    <w:p>
+      <w:pPr>
+        <w:rPr>
+          <w:lang w:val="fr-FR"/>
+        </w:rPr>
+      </w:pPr>
+    </w:p>
+    <w:p>
+      <w:pPr>
+        <w:rPr>
+          <w:lang w:val="fr-FR"/>
+        </w:rPr>
+      </w:pPr>
+    </w:p>
+    <w:p>
+      <w:pPr>
+        <w:spacing w:before="100" w:beforeAutospacing="1" w:after="100" w:afterAutospacing="1" w:line="240" w:lineRule="auto"/>
+        <w:rPr>
+          <w:rFonts w:eastAsia="Times New Roman" w:cs="Times New Roman"/>
+          <w:szCs w:val="24"/>
+          <w:lang w:val="fr-BF" w:eastAsia="fr-BF"/>
+        </w:rPr>
+      </w:pPr>
+      <w:r>
+        <w:rPr>
+          <w:rFonts w:eastAsia="Times New Roman" w:cs="Times New Roman"/>
+          <w:noProof/>
+          <w:szCs w:val="24"/>
+          <w:lang w:val="fr-BF" w:eastAsia="fr-BF"/>
+        </w:rPr>
+        <w:drawing>
+          <wp:inline distT="0" distB="0" distL="0" distR="0">
+            <wp:extent cx="4394579" cy="4105504"/>
+            <wp:effectExtent l="0" t="0" r="6350" b="0"/>
+            <wp:docPr id="8" name="Picture 8" descr="C:\Users\Ghisma\AppData\Local\Packages\Microsoft.Windows.Photos_8wekyb3d8bbwe\TempState\ShareServiceTempFolder\mld.drawio.jpeg"/>
+            <wp:cNvGraphicFramePr>
+              <a:graphicFrameLocks xmlns:a="http://schemas.openxmlformats.org/drawingml/2006/main" noChangeAspect="1"/>
+            </wp:cNvGraphicFramePr>
+            <a:graphic xmlns:a="http://schemas.openxmlformats.org/drawingml/2006/main">
+              <a:graphicData uri="http://schemas.openxmlformats.org/drawingml/2006/picture">
+                <pic:pic xmlns:pic="http://schemas.openxmlformats.org/drawingml/2006/picture">
+                  <pic:nvPicPr>
+                    <pic:cNvPr id="0" name="Picture 3" descr="C:\Users\Ghisma\AppData\Local\Packages\Microsoft.Windows.Photos_8wekyb3d8bbwe\TempState\ShareServiceTempFolder\mld.drawio.jpeg"/>
+                    <pic:cNvPicPr>
+                      <a:picLocks noChangeAspect="1" noChangeArrowheads="1"/>
+                    </pic:cNvPicPr>
+                  </pic:nvPicPr>
+                  <pic:blipFill>
+                    <a:blip r:embed="rId9">
+                      <a:extLst>
+                        <a:ext uri="{28A0092B-C50C-407E-A947-70E740481C1C}">
+                          <a14:useLocalDpi xmlns:a14="http://schemas.microsoft.com/office/drawing/2010/main" val="0"/>
+                        </a:ext>
+                      </a:extLst>
+                    </a:blip>
+                    <a:srcRect/>
+                    <a:stretch>
+                      <a:fillRect/>
+                    </a:stretch>
+                  </pic:blipFill>
+                  <pic:spPr bwMode="auto">
+                    <a:xfrm>
+                      <a:off x="0" y="0"/>
+                      <a:ext cx="4429868" cy="4138472"/>
+                    </a:xfrm>
+                    <a:prstGeom prst="rect">
+                      <a:avLst/>
+                    </a:prstGeom>
+                    <a:noFill/>
+                    <a:ln>
+                      <a:noFill/>
+                    </a:ln>
+                  </pic:spPr>
+                </pic:pic>
+              </a:graphicData>
+            </a:graphic>
+          </wp:inline>
+        </w:drawing>
+      </w:r>
+    </w:p>
+    <w:p>
+      <w:pPr>
+        <w:spacing w:before="100" w:beforeAutospacing="1" w:after="100" w:afterAutospacing="1" w:line="240" w:lineRule="auto"/>
+        <w:rPr>
+          <w:rFonts w:eastAsia="Times New Roman" w:cs="Times New Roman"/>
+          <w:szCs w:val="24"/>
+          <w:lang w:val="fr-BF" w:eastAsia="fr-BF"/>
+        </w:rPr>
+      </w:pPr>
+      <w:r>
+        <w:rPr>
+          <w:rFonts w:eastAsia="Times New Roman" w:cs="Times New Roman"/>
+          <w:noProof/>
+          <w:szCs w:val="24"/>
+          <w:lang w:val="fr-BF" w:eastAsia="fr-BF"/>
+        </w:rPr>
+        <w:lastRenderedPageBreak/>
+        <w:drawing>
+          <wp:inline distT="0" distB="0" distL="0" distR="0">
+            <wp:extent cx="3704182" cy="7042349"/>
+            <wp:effectExtent l="0" t="0" r="0" b="6350"/>
+            <wp:docPr id="9" name="Picture 9" descr="C:\Users\Ghisma\AppData\Local\Packages\Microsoft.Windows.Photos_8wekyb3d8bbwe\TempState\ShareServiceTempFolder\mpd.drawio.jpeg"/>
+            <wp:cNvGraphicFramePr>
+              <a:graphicFrameLocks xmlns:a="http://schemas.openxmlformats.org/drawingml/2006/main" noChangeAspect="1"/>
+            </wp:cNvGraphicFramePr>
+            <a:graphic xmlns:a="http://schemas.openxmlformats.org/drawingml/2006/main">
+              <a:graphicData uri="http://schemas.openxmlformats.org/drawingml/2006/picture">
+                <pic:pic xmlns:pic="http://schemas.openxmlformats.org/drawingml/2006/picture">
+                  <pic:nvPicPr>
+                    <pic:cNvPr id="0" name="Picture 5" descr="C:\Users\Ghisma\AppData\Local\Packages\Microsoft.Windows.Photos_8wekyb3d8bbwe\TempState\ShareServiceTempFolder\mpd.drawio.jpeg"/>
+                    <pic:cNvPicPr>
+                      <a:picLocks noChangeAspect="1" noChangeArrowheads="1"/>
+                    </pic:cNvPicPr>
+                  </pic:nvPicPr>
+                  <pic:blipFill>
+                    <a:blip r:embed="rId10">
+                      <a:extLst>
+                        <a:ext uri="{28A0092B-C50C-407E-A947-70E740481C1C}">
+                          <a14:useLocalDpi xmlns:a14="http://schemas.microsoft.com/office/drawing/2010/main" val="0"/>
+                        </a:ext>
+                      </a:extLst>
+                    </a:blip>
+                    <a:srcRect/>
+                    <a:stretch>
+                      <a:fillRect/>
+                    </a:stretch>
+                  </pic:blipFill>
+                  <pic:spPr bwMode="auto">
+                    <a:xfrm>
+                      <a:off x="0" y="0"/>
+                      <a:ext cx="3720513" cy="7073397"/>
+                    </a:xfrm>
+                    <a:prstGeom prst="rect">
+                      <a:avLst/>
+                    </a:prstGeom>
+                    <a:noFill/>
+                    <a:ln>
+                      <a:noFill/>
+                    </a:ln>
+                  </pic:spPr>
+                </pic:pic>
+              </a:graphicData>
+            </a:graphic>
+          </wp:inline>
+        </w:drawing>
+      </w:r>
+    </w:p>
+    <w:p>
+      <w:pPr>
+        <w:rPr>
+          <w:lang w:val="fr-FR"/>
+        </w:rPr>
+      </w:pPr>
+      <w:r>
+        <w:rPr>
+          <w:lang w:val="fr-FR"/>
+        </w:rPr>
+        <w:br w:type="page"/>
+      </w:r>
+      <w:r>
+        <w:rPr>
+          <w:color w:val="2E74B5"/>
+          <w:sz w:val="28"/>
+          <w:lang w:val="fr-FR"/>
+        </w:rPr>
+        <w:lastRenderedPageBreak/>
+        <w:t xml:space="preserve">Annexe </w:t>
+      </w:r>
+      <w:r>
+        <w:rPr>
+          <w:color w:val="2E74B5"/>
+          <w:sz w:val="28"/>
+          <w:lang w:val="fr-FR"/>
+        </w:rPr>
+        <w:t>D</w:t>
+      </w:r>
+      <w:r>
+        <w:rPr>
+          <w:color w:val="2E74B5"/>
+          <w:sz w:val="28"/>
+          <w:lang w:val="fr-FR"/>
+        </w:rPr>
+        <w:t xml:space="preserve"> : </w:t>
+      </w:r>
+      <w:proofErr w:type="spellStart"/>
+      <w:r>
+        <w:rPr>
+          <w:color w:val="2E74B5"/>
+          <w:sz w:val="28"/>
+          <w:lang w:val="fr-FR"/>
+        </w:rPr>
+        <w:t>Démonstraion</w:t>
       </w:r>
       <w:proofErr w:type="spellEnd"/>
+      <w:r>
+        <w:rPr>
+          <w:color w:val="2E74B5"/>
+          <w:sz w:val="28"/>
+          <w:lang w:val="fr-FR"/>
+        </w:rPr>
+        <w:t xml:space="preserve"> visuelle </w:t>
+      </w:r>
+    </w:p>
+    <w:p>
+      <w:pPr>
+        <w:pStyle w:val="NormalWeb"/>
+      </w:pPr>
+      <w:r>
+        <w:rPr>
+          <w:noProof/>
+        </w:rPr>
+        <w:drawing>
+          <wp:anchor distT="0" distB="0" distL="114300" distR="114300" simplePos="0" relativeHeight="251659264" behindDoc="0" locked="0" layoutInCell="1" allowOverlap="1">
+            <wp:simplePos x="0" y="0"/>
+            <wp:positionH relativeFrom="column">
+              <wp:posOffset>3474085</wp:posOffset>
+            </wp:positionH>
+            <wp:positionV relativeFrom="paragraph">
+              <wp:posOffset>145043</wp:posOffset>
+            </wp:positionV>
+            <wp:extent cx="1846053" cy="3863813"/>
+            <wp:effectExtent l="0" t="0" r="1905" b="3810"/>
+            <wp:wrapNone/>
+            <wp:docPr id="3" name="Picture 3" descr="C:\Users\Ghisma\AppData\Local\Packages\Microsoft.Windows.Photos_8wekyb3d8bbwe\TempState\ShareServiceTempFolder\Capture d’écran du 2026-07-06 12-45-11.jpeg"/>
+            <wp:cNvGraphicFramePr>
+              <a:graphicFrameLocks xmlns:a="http://schemas.openxmlformats.org/drawingml/2006/main" noChangeAspect="1"/>
+            </wp:cNvGraphicFramePr>
+            <a:graphic xmlns:a="http://schemas.openxmlformats.org/drawingml/2006/main">
+              <a:graphicData uri="http://schemas.openxmlformats.org/drawingml/2006/picture">
+                <pic:pic xmlns:pic="http://schemas.openxmlformats.org/drawingml/2006/picture">
+                  <pic:nvPicPr>
+                    <pic:cNvPr id="0" name="Picture 5" descr="C:\Users\Ghisma\AppData\Local\Packages\Microsoft.Windows.Photos_8wekyb3d8bbwe\TempState\ShareServiceTempFolder\Capture d’écran du 2026-07-06 12-45-11.jpeg"/>
+                    <pic:cNvPicPr>
+                      <a:picLocks noChangeAspect="1" noChangeArrowheads="1"/>
+                    </pic:cNvPicPr>
+                  </pic:nvPicPr>
+                  <pic:blipFill>
+                    <a:blip r:embed="rId11">
+                      <a:extLst>
+                        <a:ext uri="{28A0092B-C50C-407E-A947-70E740481C1C}">
+                          <a14:useLocalDpi xmlns:a14="http://schemas.microsoft.com/office/drawing/2010/main" val="0"/>
+                        </a:ext>
+                      </a:extLst>
+                    </a:blip>
+                    <a:srcRect/>
+                    <a:stretch>
+                      <a:fillRect/>
+                    </a:stretch>
+                  </pic:blipFill>
+                  <pic:spPr bwMode="auto">
+                    <a:xfrm>
+                      <a:off x="0" y="0"/>
+                      <a:ext cx="1846053" cy="3863813"/>
+                    </a:xfrm>
+                    <a:prstGeom prst="rect">
+                      <a:avLst/>
+                    </a:prstGeom>
+                    <a:noFill/>
+                    <a:ln>
+                      <a:noFill/>
+                    </a:ln>
+                  </pic:spPr>
+                </pic:pic>
+              </a:graphicData>
+            </a:graphic>
+            <wp14:sizeRelH relativeFrom="margin">
+              <wp14:pctWidth>0</wp14:pctWidth>
+            </wp14:sizeRelH>
+            <wp14:sizeRelV relativeFrom="margin">
+              <wp14:pctHeight>0</wp14:pctHeight>
+            </wp14:sizeRelV>
+          </wp:anchor>
+        </w:drawing>
+      </w:r>
+      <w:r>
+        <w:rPr>
+          <w:noProof/>
+        </w:rPr>
+        <w:drawing>
+          <wp:anchor distT="0" distB="0" distL="114300" distR="114300" simplePos="0" relativeHeight="251648000" behindDoc="0" locked="0" layoutInCell="1" allowOverlap="1">
+            <wp:simplePos x="0" y="0"/>
+            <wp:positionH relativeFrom="column">
+              <wp:posOffset>1403985</wp:posOffset>
+            </wp:positionH>
+            <wp:positionV relativeFrom="paragraph">
+              <wp:posOffset>145043</wp:posOffset>
+            </wp:positionV>
+            <wp:extent cx="1854679" cy="3881868"/>
+            <wp:effectExtent l="0" t="0" r="0" b="4445"/>
+            <wp:wrapNone/>
+            <wp:docPr id="2" name="Picture 2" descr="C:\Users\Ghisma\AppData\Local\Packages\Microsoft.Windows.Photos_8wekyb3d8bbwe\TempState\ShareServiceTempFolder\Capture d’écran du 2026-07-06 12-43-48.jpeg"/>
+            <wp:cNvGraphicFramePr>
+              <a:graphicFrameLocks xmlns:a="http://schemas.openxmlformats.org/drawingml/2006/main" noChangeAspect="1"/>
+            </wp:cNvGraphicFramePr>
+            <a:graphic xmlns:a="http://schemas.openxmlformats.org/drawingml/2006/main">
+              <a:graphicData uri="http://schemas.openxmlformats.org/drawingml/2006/picture">
+                <pic:pic xmlns:pic="http://schemas.openxmlformats.org/drawingml/2006/picture">
+                  <pic:nvPicPr>
+                    <pic:cNvPr id="0" name="Picture 3" descr="C:\Users\Ghisma\AppData\Local\Packages\Microsoft.Windows.Photos_8wekyb3d8bbwe\TempState\ShareServiceTempFolder\Capture d’écran du 2026-07-06 12-43-48.jpeg"/>
+                    <pic:cNvPicPr>
+                      <a:picLocks noChangeAspect="1" noChangeArrowheads="1"/>
+                    </pic:cNvPicPr>
+                  </pic:nvPicPr>
+                  <pic:blipFill>
+                    <a:blip r:embed="rId12">
+                      <a:extLst>
+                        <a:ext uri="{28A0092B-C50C-407E-A947-70E740481C1C}">
+                          <a14:useLocalDpi xmlns:a14="http://schemas.microsoft.com/office/drawing/2010/main" val="0"/>
+                        </a:ext>
+                      </a:extLst>
+                    </a:blip>
+                    <a:srcRect/>
+                    <a:stretch>
+                      <a:fillRect/>
+                    </a:stretch>
+                  </pic:blipFill>
+                  <pic:spPr bwMode="auto">
+                    <a:xfrm>
+                      <a:off x="0" y="0"/>
+                      <a:ext cx="1854679" cy="3881868"/>
+                    </a:xfrm>
+                    <a:prstGeom prst="rect">
+                      <a:avLst/>
+                    </a:prstGeom>
+                    <a:noFill/>
+                    <a:ln>
+                      <a:noFill/>
+                    </a:ln>
+                  </pic:spPr>
+                </pic:pic>
+              </a:graphicData>
+            </a:graphic>
+            <wp14:sizeRelH relativeFrom="margin">
+              <wp14:pctWidth>0</wp14:pctWidth>
+            </wp14:sizeRelH>
+            <wp14:sizeRelV relativeFrom="margin">
+              <wp14:pctHeight>0</wp14:pctHeight>
+            </wp14:sizeRelV>
+          </wp:anchor>
+        </w:drawing>
+      </w:r>
+      <w:r>
+        <w:rPr>
+          <w:noProof/>
+        </w:rPr>
+        <w:drawing>
+          <wp:anchor distT="0" distB="0" distL="114300" distR="114300" simplePos="0" relativeHeight="251638784" behindDoc="0" locked="0" layoutInCell="1" allowOverlap="1">
+            <wp:simplePos x="0" y="0"/>
+            <wp:positionH relativeFrom="column">
+              <wp:posOffset>-648335</wp:posOffset>
+            </wp:positionH>
+            <wp:positionV relativeFrom="paragraph">
+              <wp:posOffset>140107</wp:posOffset>
+            </wp:positionV>
+            <wp:extent cx="1920625" cy="3863340"/>
+            <wp:effectExtent l="0" t="0" r="3810" b="3810"/>
+            <wp:wrapNone/>
+            <wp:docPr id="1" name="Picture 1" descr="C:\Users\Ghisma\AppData\Local\Packages\Microsoft.Windows.Photos_8wekyb3d8bbwe\TempState\ShareServiceTempFolder\Capture d’écran du 2026-07-06 12-43-39.jpeg"/>
+            <wp:cNvGraphicFramePr>
+              <a:graphicFrameLocks xmlns:a="http://schemas.openxmlformats.org/drawingml/2006/main" noChangeAspect="1"/>
+            </wp:cNvGraphicFramePr>
+            <a:graphic xmlns:a="http://schemas.openxmlformats.org/drawingml/2006/main">
+              <a:graphicData uri="http://schemas.openxmlformats.org/drawingml/2006/picture">
+                <pic:pic xmlns:pic="http://schemas.openxmlformats.org/drawingml/2006/picture">
+                  <pic:nvPicPr>
+                    <pic:cNvPr id="0" name="Picture 1" descr="C:\Users\Ghisma\AppData\Local\Packages\Microsoft.Windows.Photos_8wekyb3d8bbwe\TempState\ShareServiceTempFolder\Capture d’écran du 2026-07-06 12-43-39.jpeg"/>
+                    <pic:cNvPicPr>
+                      <a:picLocks noChangeAspect="1" noChangeArrowheads="1"/>
+                    </pic:cNvPicPr>
+                  </pic:nvPicPr>
+                  <pic:blipFill>
+                    <a:blip r:embed="rId13">
+                      <a:extLst>
+                        <a:ext uri="{28A0092B-C50C-407E-A947-70E740481C1C}">
+                          <a14:useLocalDpi xmlns:a14="http://schemas.microsoft.com/office/drawing/2010/main" val="0"/>
+                        </a:ext>
+                      </a:extLst>
+                    </a:blip>
+                    <a:srcRect/>
+                    <a:stretch>
+                      <a:fillRect/>
+                    </a:stretch>
+                  </pic:blipFill>
+                  <pic:spPr bwMode="auto">
+                    <a:xfrm>
+                      <a:off x="0" y="0"/>
+                      <a:ext cx="1920625" cy="3863340"/>
+                    </a:xfrm>
+                    <a:prstGeom prst="rect">
+                      <a:avLst/>
+                    </a:prstGeom>
+                    <a:noFill/>
+                    <a:ln>
+                      <a:noFill/>
+                    </a:ln>
+                  </pic:spPr>
+                </pic:pic>
+              </a:graphicData>
+            </a:graphic>
+            <wp14:sizeRelH relativeFrom="margin">
+              <wp14:pctWidth>0</wp14:pctWidth>
+            </wp14:sizeRelH>
+            <wp14:sizeRelV relativeFrom="margin">
+              <wp14:pctHeight>0</wp14:pctHeight>
+            </wp14:sizeRelV>
+          </wp:anchor>
+        </w:drawing>
+      </w:r>
+    </w:p>
+    <w:p>
+      <w:pPr>
+        <w:pStyle w:val="NormalWeb"/>
+      </w:pPr>
+      <w:r>
+        <w:rPr>
+          <w:noProof/>
+        </w:rPr>
+        <w:t xml:space="preserve"> </w:t>
+      </w:r>
+    </w:p>
+    <w:p>
+      <w:pPr>
+        <w:pStyle w:val="NormalWeb"/>
+      </w:pPr>
+    </w:p>
+    <w:p>
+      <w:pPr>
+        <w:pStyle w:val="NormalWeb"/>
+      </w:pPr>
+    </w:p>
+    <w:p>
+      <w:pPr>
+        <w:pStyle w:val="NormalWeb"/>
+      </w:pPr>
+    </w:p>
+    <w:p>
+      <w:pPr>
+        <w:pStyle w:val="NormalWeb"/>
+      </w:pPr>
+      <w:r>
+        <w:rPr>
+          <w:noProof/>
+        </w:rPr>
+        <w:drawing>
+          <wp:anchor distT="0" distB="0" distL="114300" distR="114300" simplePos="0" relativeHeight="251674624" behindDoc="0" locked="0" layoutInCell="1" allowOverlap="1">
+            <wp:simplePos x="0" y="0"/>
+            <wp:positionH relativeFrom="column">
+              <wp:posOffset>1404273</wp:posOffset>
+            </wp:positionH>
+            <wp:positionV relativeFrom="paragraph">
+              <wp:posOffset>2545451</wp:posOffset>
+            </wp:positionV>
+            <wp:extent cx="1923690" cy="4026308"/>
+            <wp:effectExtent l="0" t="0" r="635" b="0"/>
+            <wp:wrapNone/>
+            <wp:docPr id="5" name="Picture 5" descr="C:\Users\Ghisma\AppData\Local\Packages\Microsoft.Windows.Photos_8wekyb3d8bbwe\TempState\ShareServiceTempFolder\Capture d’écran du 2026-07-06 12-47-05.jpeg"/>
+            <wp:cNvGraphicFramePr>
+              <a:graphicFrameLocks xmlns:a="http://schemas.openxmlformats.org/drawingml/2006/main" noChangeAspect="1"/>
+            </wp:cNvGraphicFramePr>
+            <a:graphic xmlns:a="http://schemas.openxmlformats.org/drawingml/2006/main">
+              <a:graphicData uri="http://schemas.openxmlformats.org/drawingml/2006/picture">
+                <pic:pic xmlns:pic="http://schemas.openxmlformats.org/drawingml/2006/picture">
+                  <pic:nvPicPr>
+                    <pic:cNvPr id="0" name="Picture 9" descr="C:\Users\Ghisma\AppData\Local\Packages\Microsoft.Windows.Photos_8wekyb3d8bbwe\TempState\ShareServiceTempFolder\Capture d’écran du 2026-07-06 12-47-05.jpeg"/>
+                    <pic:cNvPicPr>
+                      <a:picLocks noChangeAspect="1" noChangeArrowheads="1"/>
+                    </pic:cNvPicPr>
+                  </pic:nvPicPr>
+                  <pic:blipFill>
+                    <a:blip r:embed="rId14">
+                      <a:extLst>
+                        <a:ext uri="{28A0092B-C50C-407E-A947-70E740481C1C}">
+                          <a14:useLocalDpi xmlns:a14="http://schemas.microsoft.com/office/drawing/2010/main" val="0"/>
+                        </a:ext>
+                      </a:extLst>
+                    </a:blip>
+                    <a:srcRect/>
+                    <a:stretch>
+                      <a:fillRect/>
+                    </a:stretch>
+                  </pic:blipFill>
+                  <pic:spPr bwMode="auto">
+                    <a:xfrm>
+                      <a:off x="0" y="0"/>
+                      <a:ext cx="1937987" cy="4056232"/>
+                    </a:xfrm>
+                    <a:prstGeom prst="rect">
+                      <a:avLst/>
+                    </a:prstGeom>
+                    <a:noFill/>
+                    <a:ln>
+                      <a:noFill/>
+                    </a:ln>
+                  </pic:spPr>
+                </pic:pic>
+              </a:graphicData>
+            </a:graphic>
+            <wp14:sizeRelH relativeFrom="margin">
+              <wp14:pctWidth>0</wp14:pctWidth>
+            </wp14:sizeRelH>
+            <wp14:sizeRelV relativeFrom="margin">
+              <wp14:pctHeight>0</wp14:pctHeight>
+            </wp14:sizeRelV>
+          </wp:anchor>
+        </w:drawing>
+      </w:r>
+      <w:r>
+        <w:rPr>
+          <w:noProof/>
+        </w:rPr>
+        <w:t xml:space="preserve"> </w:t>
+      </w:r>
     </w:p>
     <w:p>
       <w:pPr>
         <w:spacing w:after="120"/>
         <w:ind w:left="567"/>
-      </w:pPr>
-      <w:r>
-        <w:rPr>
-          <w:rFonts w:ascii="Courier New" w:hAnsi="Courier New"/>
-          <w:sz w:val="20"/>
-        </w:rPr>
-        <w:t xml:space="preserve">def </w:t>
-      </w:r>
-      <w:proofErr w:type="spellStart"/>
-      <w:r>
-        <w:rPr>
-          <w:rFonts w:ascii="Courier New" w:hAnsi="Courier New"/>
-          <w:sz w:val="20"/>
-        </w:rPr>
-        <w:t>scraper_site</w:t>
-      </w:r>
-      <w:proofErr w:type="spellEnd"/>
-      <w:r>
-        <w:rPr>
-          <w:rFonts w:ascii="Courier New" w:hAnsi="Courier New"/>
-          <w:sz w:val="20"/>
-        </w:rPr>
-        <w:t>(site):</w:t>
-      </w:r>
-      <w:r>
-        <w:rPr>
-          <w:rFonts w:ascii="Courier New" w:hAnsi="Courier New"/>
-          <w:sz w:val="20"/>
-        </w:rPr>
-        <w:br/>
-        <w:t xml:space="preserve">    soup = </w:t>
-      </w:r>
-      <w:proofErr w:type="spellStart"/>
-      <w:r>
-        <w:rPr>
-          <w:rFonts w:ascii="Courier New" w:hAnsi="Courier New"/>
-          <w:sz w:val="20"/>
-        </w:rPr>
-        <w:t>get_soup</w:t>
-      </w:r>
-      <w:proofErr w:type="spellEnd"/>
-      <w:r>
-        <w:rPr>
-          <w:rFonts w:ascii="Courier New" w:hAnsi="Courier New"/>
-          <w:sz w:val="20"/>
-        </w:rPr>
-        <w:t>(site.url)</w:t>
-      </w:r>
-      <w:r>
-        <w:rPr>
-          <w:rFonts w:ascii="Courier New" w:hAnsi="Courier New"/>
-          <w:sz w:val="20"/>
-        </w:rPr>
-        <w:br/>
-        <w:t xml:space="preserve">    if soup is None:</w:t>
-      </w:r>
-      <w:r>
-        <w:rPr>
-          <w:rFonts w:ascii="Courier New" w:hAnsi="Courier New"/>
-          <w:sz w:val="20"/>
-        </w:rPr>
-        <w:br/>
-        <w:t xml:space="preserve">        return 0</w:t>
-      </w:r>
-      <w:r>
-        <w:rPr>
-          <w:rFonts w:ascii="Courier New" w:hAnsi="Courier New"/>
-          <w:sz w:val="20"/>
-        </w:rPr>
-        <w:br/>
-        <w:t xml:space="preserve">    </w:t>
-      </w:r>
-      <w:proofErr w:type="spellStart"/>
-      <w:r>
-        <w:rPr>
-          <w:rFonts w:ascii="Courier New" w:hAnsi="Courier New"/>
-          <w:sz w:val="20"/>
-        </w:rPr>
-        <w:t>titres</w:t>
-      </w:r>
-      <w:proofErr w:type="spellEnd"/>
-      <w:r>
-        <w:rPr>
-          <w:rFonts w:ascii="Courier New" w:hAnsi="Courier New"/>
-          <w:sz w:val="20"/>
-        </w:rPr>
-        <w:t xml:space="preserve"> = </w:t>
-      </w:r>
-      <w:proofErr w:type="spellStart"/>
-      <w:r>
-        <w:rPr>
-          <w:rFonts w:ascii="Courier New" w:hAnsi="Courier New"/>
-          <w:sz w:val="20"/>
-        </w:rPr>
-        <w:t>soup.select</w:t>
-      </w:r>
-      <w:proofErr w:type="spellEnd"/>
-      <w:r>
-        <w:rPr>
-          <w:rFonts w:ascii="Courier New" w:hAnsi="Courier New"/>
-          <w:sz w:val="20"/>
-        </w:rPr>
-        <w:t>(</w:t>
-      </w:r>
-      <w:proofErr w:type="spellStart"/>
-      <w:r>
-        <w:rPr>
-          <w:rFonts w:ascii="Courier New" w:hAnsi="Courier New"/>
-          <w:sz w:val="20"/>
-        </w:rPr>
-        <w:t>site.title_selector</w:t>
-      </w:r>
-      <w:proofErr w:type="spellEnd"/>
-      <w:r>
-        <w:rPr>
-          <w:rFonts w:ascii="Courier New" w:hAnsi="Courier New"/>
-          <w:sz w:val="20"/>
-        </w:rPr>
-        <w:t>)</w:t>
-      </w:r>
-      <w:r>
-        <w:rPr>
-          <w:rFonts w:ascii="Courier New" w:hAnsi="Courier New"/>
-          <w:sz w:val="20"/>
-        </w:rPr>
-        <w:br/>
-        <w:t xml:space="preserve">    count = 0</w:t>
-      </w:r>
-      <w:r>
-        <w:rPr>
-          <w:rFonts w:ascii="Courier New" w:hAnsi="Courier New"/>
-          <w:sz w:val="20"/>
-        </w:rPr>
-        <w:br/>
-        <w:t xml:space="preserve">    for </w:t>
-      </w:r>
-      <w:proofErr w:type="spellStart"/>
-      <w:r>
-        <w:rPr>
-          <w:rFonts w:ascii="Courier New" w:hAnsi="Courier New"/>
-          <w:sz w:val="20"/>
-        </w:rPr>
-        <w:t>i</w:t>
-      </w:r>
-      <w:proofErr w:type="spellEnd"/>
-      <w:r>
-        <w:rPr>
-          <w:rFonts w:ascii="Courier New" w:hAnsi="Courier New"/>
-          <w:sz w:val="20"/>
-        </w:rPr>
-        <w:t>, el in enumerate(</w:t>
-      </w:r>
-      <w:proofErr w:type="spellStart"/>
-      <w:r>
-        <w:rPr>
-          <w:rFonts w:ascii="Courier New" w:hAnsi="Courier New"/>
-          <w:sz w:val="20"/>
-        </w:rPr>
-        <w:t>titres</w:t>
-      </w:r>
-      <w:proofErr w:type="spellEnd"/>
-      <w:r>
-        <w:rPr>
-          <w:rFonts w:ascii="Courier New" w:hAnsi="Courier New"/>
-          <w:sz w:val="20"/>
-        </w:rPr>
-        <w:t>):</w:t>
-      </w:r>
-      <w:r>
-        <w:rPr>
-          <w:rFonts w:ascii="Courier New" w:hAnsi="Courier New"/>
-          <w:sz w:val="20"/>
-        </w:rPr>
-        <w:br/>
-        <w:t xml:space="preserve">        nom = </w:t>
-      </w:r>
-      <w:proofErr w:type="spellStart"/>
-      <w:r>
-        <w:rPr>
-          <w:rFonts w:ascii="Courier New" w:hAnsi="Courier New"/>
-          <w:sz w:val="20"/>
-        </w:rPr>
-        <w:t>el.get_text</w:t>
-      </w:r>
-      <w:proofErr w:type="spellEnd"/>
-      <w:r>
-        <w:rPr>
-          <w:rFonts w:ascii="Courier New" w:hAnsi="Courier New"/>
-          <w:sz w:val="20"/>
-        </w:rPr>
-        <w:t>(strip=True)</w:t>
-      </w:r>
-      <w:r>
-        <w:rPr>
-          <w:rFonts w:ascii="Courier New" w:hAnsi="Courier New"/>
-          <w:sz w:val="20"/>
-        </w:rPr>
-        <w:br/>
-        <w:t xml:space="preserve">        </w:t>
-      </w:r>
-      <w:proofErr w:type="spellStart"/>
-      <w:r>
-        <w:rPr>
-          <w:rFonts w:ascii="Courier New" w:hAnsi="Courier New"/>
-          <w:sz w:val="20"/>
-        </w:rPr>
-        <w:t>existant</w:t>
-      </w:r>
-      <w:proofErr w:type="spellEnd"/>
-      <w:r>
-        <w:rPr>
-          <w:rFonts w:ascii="Courier New" w:hAnsi="Courier New"/>
-          <w:sz w:val="20"/>
-        </w:rPr>
-        <w:t xml:space="preserve"> = </w:t>
-      </w:r>
-      <w:proofErr w:type="spellStart"/>
-      <w:r>
-        <w:rPr>
-          <w:rFonts w:ascii="Courier New" w:hAnsi="Courier New"/>
-          <w:sz w:val="20"/>
-        </w:rPr>
-        <w:t>Bourse.query.fi</w:t>
-      </w:r>
-      <w:r>
-        <w:rPr>
-          <w:rFonts w:ascii="Courier New" w:hAnsi="Courier New"/>
-          <w:sz w:val="20"/>
-        </w:rPr>
-        <w:t>lter_by</w:t>
-      </w:r>
-      <w:proofErr w:type="spellEnd"/>
-      <w:r>
-        <w:rPr>
-          <w:rFonts w:ascii="Courier New" w:hAnsi="Courier New"/>
-          <w:sz w:val="20"/>
-        </w:rPr>
-        <w:t xml:space="preserve">(nom=nom, </w:t>
-      </w:r>
-      <w:proofErr w:type="spellStart"/>
-      <w:r>
-        <w:rPr>
-          <w:rFonts w:ascii="Courier New" w:hAnsi="Courier New"/>
-          <w:sz w:val="20"/>
-        </w:rPr>
-        <w:t>site_id</w:t>
-      </w:r>
-      <w:proofErr w:type="spellEnd"/>
-      <w:r>
-        <w:rPr>
-          <w:rFonts w:ascii="Courier New" w:hAnsi="Courier New"/>
-          <w:sz w:val="20"/>
-        </w:rPr>
-        <w:t>=site.id).first()</w:t>
-      </w:r>
-      <w:r>
-        <w:rPr>
-          <w:rFonts w:ascii="Courier New" w:hAnsi="Courier New"/>
-          <w:sz w:val="20"/>
-        </w:rPr>
-        <w:br/>
-        <w:t xml:space="preserve">        if </w:t>
-      </w:r>
-      <w:proofErr w:type="spellStart"/>
-      <w:r>
-        <w:rPr>
-          <w:rFonts w:ascii="Courier New" w:hAnsi="Courier New"/>
-          <w:sz w:val="20"/>
-        </w:rPr>
-        <w:t>existant</w:t>
-      </w:r>
-      <w:proofErr w:type="spellEnd"/>
-      <w:r>
-        <w:rPr>
-          <w:rFonts w:ascii="Courier New" w:hAnsi="Courier New"/>
-          <w:sz w:val="20"/>
-        </w:rPr>
-        <w:t>:</w:t>
-      </w:r>
-      <w:r>
-        <w:rPr>
-          <w:rFonts w:ascii="Courier New" w:hAnsi="Courier New"/>
-          <w:sz w:val="20"/>
-        </w:rPr>
-        <w:br/>
-      </w:r>
-      <w:r>
-        <w:rPr>
-          <w:rFonts w:ascii="Courier New" w:hAnsi="Courier New"/>
-          <w:sz w:val="20"/>
+        <w:rPr>
+          <w:noProof/>
+          <w:lang w:val="fr-FR"/>
+        </w:rPr>
+      </w:pPr>
+      <w:r>
+        <w:rPr>
+          <w:noProof/>
+        </w:rPr>
+        <w:drawing>
+          <wp:anchor distT="0" distB="0" distL="114300" distR="114300" simplePos="0" relativeHeight="251682816" behindDoc="0" locked="0" layoutInCell="1" allowOverlap="1">
+            <wp:simplePos x="0" y="0"/>
+            <wp:positionH relativeFrom="column">
+              <wp:posOffset>3526371</wp:posOffset>
+            </wp:positionH>
+            <wp:positionV relativeFrom="paragraph">
+              <wp:posOffset>2097501</wp:posOffset>
+            </wp:positionV>
+            <wp:extent cx="1968831" cy="4120790"/>
+            <wp:effectExtent l="0" t="0" r="0" b="0"/>
+            <wp:wrapNone/>
+            <wp:docPr id="6" name="Picture 6" descr="C:\Users\Ghisma\AppData\Local\Packages\Microsoft.Windows.Photos_8wekyb3d8bbwe\TempState\ShareServiceTempFolder\Capture d’écran du 2026-07-06 12-47-26.jpeg"/>
+            <wp:cNvGraphicFramePr>
+              <a:graphicFrameLocks xmlns:a="http://schemas.openxmlformats.org/drawingml/2006/main" noChangeAspect="1"/>
+            </wp:cNvGraphicFramePr>
+            <a:graphic xmlns:a="http://schemas.openxmlformats.org/drawingml/2006/main">
+              <a:graphicData uri="http://schemas.openxmlformats.org/drawingml/2006/picture">
+                <pic:pic xmlns:pic="http://schemas.openxmlformats.org/drawingml/2006/picture">
+                  <pic:nvPicPr>
+                    <pic:cNvPr id="0" name="Picture 11" descr="C:\Users\Ghisma\AppData\Local\Packages\Microsoft.Windows.Photos_8wekyb3d8bbwe\TempState\ShareServiceTempFolder\Capture d’écran du 2026-07-06 12-47-26.jpeg"/>
+                    <pic:cNvPicPr>
+                      <a:picLocks noChangeAspect="1" noChangeArrowheads="1"/>
+                    </pic:cNvPicPr>
+                  </pic:nvPicPr>
+                  <pic:blipFill>
+                    <a:blip r:embed="rId15">
+                      <a:extLst>
+                        <a:ext uri="{28A0092B-C50C-407E-A947-70E740481C1C}">
+                          <a14:useLocalDpi xmlns:a14="http://schemas.microsoft.com/office/drawing/2010/main" val="0"/>
+                        </a:ext>
+                      </a:extLst>
+                    </a:blip>
+                    <a:srcRect/>
+                    <a:stretch>
+                      <a:fillRect/>
+                    </a:stretch>
+                  </pic:blipFill>
+                  <pic:spPr bwMode="auto">
+                    <a:xfrm>
+                      <a:off x="0" y="0"/>
+                      <a:ext cx="1972820" cy="4129138"/>
+                    </a:xfrm>
+                    <a:prstGeom prst="rect">
+                      <a:avLst/>
+                    </a:prstGeom>
+                    <a:noFill/>
+                    <a:ln>
+                      <a:noFill/>
+                    </a:ln>
+                  </pic:spPr>
+                </pic:pic>
+              </a:graphicData>
+            </a:graphic>
+            <wp14:sizeRelH relativeFrom="margin">
+              <wp14:pctWidth>0</wp14:pctWidth>
+            </wp14:sizeRelH>
+            <wp14:sizeRelV relativeFrom="margin">
+              <wp14:pctHeight>0</wp14:pctHeight>
+            </wp14:sizeRelV>
+          </wp:anchor>
+        </w:drawing>
+      </w:r>
+      <w:r>
+        <w:rPr>
+          <w:noProof/>
+        </w:rPr>
+        <w:drawing>
+          <wp:anchor distT="0" distB="0" distL="114300" distR="114300" simplePos="0" relativeHeight="251667456" behindDoc="0" locked="0" layoutInCell="1" allowOverlap="1">
+            <wp:simplePos x="0" y="0"/>
+            <wp:positionH relativeFrom="column">
+              <wp:posOffset>-708085</wp:posOffset>
+            </wp:positionH>
+            <wp:positionV relativeFrom="paragraph">
+              <wp:posOffset>2146995</wp:posOffset>
+            </wp:positionV>
+            <wp:extent cx="1921066" cy="4020816"/>
+            <wp:effectExtent l="0" t="0" r="3175" b="0"/>
+            <wp:wrapNone/>
+            <wp:docPr id="4" name="Picture 4" descr="C:\Users\Ghisma\AppData\Local\Packages\Microsoft.Windows.Photos_8wekyb3d8bbwe\TempState\ShareServiceTempFolder\Capture d’écran du 2026-07-06 12-45-25.jpeg"/>
+            <wp:cNvGraphicFramePr>
+              <a:graphicFrameLocks xmlns:a="http://schemas.openxmlformats.org/drawingml/2006/main" noChangeAspect="1"/>
+            </wp:cNvGraphicFramePr>
+            <a:graphic xmlns:a="http://schemas.openxmlformats.org/drawingml/2006/main">
+              <a:graphicData uri="http://schemas.openxmlformats.org/drawingml/2006/picture">
+                <pic:pic xmlns:pic="http://schemas.openxmlformats.org/drawingml/2006/picture">
+                  <pic:nvPicPr>
+                    <pic:cNvPr id="0" name="Picture 7" descr="C:\Users\Ghisma\AppData\Local\Packages\Microsoft.Windows.Photos_8wekyb3d8bbwe\TempState\ShareServiceTempFolder\Capture d’écran du 2026-07-06 12-45-25.jpeg"/>
+                    <pic:cNvPicPr>
+                      <a:picLocks noChangeAspect="1" noChangeArrowheads="1"/>
+                    </pic:cNvPicPr>
+                  </pic:nvPicPr>
+                  <pic:blipFill>
+                    <a:blip r:embed="rId16">
+                      <a:extLst>
+                        <a:ext uri="{28A0092B-C50C-407E-A947-70E740481C1C}">
+                          <a14:useLocalDpi xmlns:a14="http://schemas.microsoft.com/office/drawing/2010/main" val="0"/>
+                        </a:ext>
+                      </a:extLst>
+                    </a:blip>
+                    <a:srcRect/>
+                    <a:stretch>
+                      <a:fillRect/>
+                    </a:stretch>
+                  </pic:blipFill>
+                  <pic:spPr bwMode="auto">
+                    <a:xfrm>
+                      <a:off x="0" y="0"/>
+                      <a:ext cx="1921066" cy="4020816"/>
+                    </a:xfrm>
+                    <a:prstGeom prst="rect">
+                      <a:avLst/>
+                    </a:prstGeom>
+                    <a:noFill/>
+                    <a:ln>
+                      <a:noFill/>
+                    </a:ln>
+                  </pic:spPr>
+                </pic:pic>
+              </a:graphicData>
+            </a:graphic>
+            <wp14:sizeRelH relativeFrom="margin">
+              <wp14:pctWidth>0</wp14:pctWidth>
+            </wp14:sizeRelH>
+            <wp14:sizeRelV relativeFrom="margin">
+              <wp14:pctHeight>0</wp14:pctHeight>
+            </wp14:sizeRelV>
+          </wp:anchor>
+        </w:drawing>
+      </w:r>
+      <w:r>
+        <w:rPr>
+          <w:noProof/>
+          <w:lang w:val="fr-FR"/>
+        </w:rPr>
+        <w:t xml:space="preserve"> </w:t>
+      </w:r>
+    </w:p>
+    <w:p>
+      <w:pPr>
+        <w:rPr>
+          <w:noProof/>
+          <w:lang w:val="fr-FR"/>
+        </w:rPr>
+      </w:pPr>
+      <w:r>
+        <w:rPr>
+          <w:noProof/>
+          <w:lang w:val="fr-FR"/>
+        </w:rPr>
+        <w:br w:type="page"/>
+      </w:r>
+    </w:p>
+    <w:p>
+      <w:pPr>
+        <w:spacing w:after="120"/>
+        <w:ind w:left="567"/>
+        <w:rPr>
+          <w:color w:val="2E74B5"/>
+          <w:sz w:val="28"/>
+          <w:u w:val="single"/>
+          <w:lang w:val="fr-FR"/>
+        </w:rPr>
+      </w:pPr>
+      <w:r>
+        <w:rPr>
+          <w:color w:val="2E74B5"/>
+          <w:sz w:val="28"/>
+          <w:u w:val="single"/>
+          <w:lang w:val="fr-FR"/>
         </w:rPr>
         <w:lastRenderedPageBreak/>
-        <w:t xml:space="preserve">            </w:t>
-      </w:r>
-      <w:proofErr w:type="spellStart"/>
-      <w:r>
-        <w:rPr>
-          <w:rFonts w:ascii="Courier New" w:hAnsi="Courier New"/>
-          <w:sz w:val="20"/>
-        </w:rPr>
-        <w:t>contind</w:t>
-      </w:r>
-      <w:r>
-        <w:rPr>
-          <w:rFonts w:ascii="Courier New" w:hAnsi="Courier New"/>
-          <w:sz w:val="20"/>
-        </w:rPr>
-        <w:t>ue</w:t>
-      </w:r>
-      <w:proofErr w:type="spellEnd"/>
-      <w:r>
-        <w:rPr>
-          <w:rFonts w:ascii="Courier New" w:hAnsi="Courier New"/>
-          <w:sz w:val="20"/>
-        </w:rPr>
-        <w:br/>
-        <w:t xml:space="preserve">        bourse = Bourse(nom=nom, site_id=site.id, organisme=site.nom)</w:t>
-      </w:r>
-      <w:r>
-        <w:rPr>
-          <w:rFonts w:ascii="Courier New" w:hAnsi="Courier New"/>
-          <w:sz w:val="20"/>
-        </w:rPr>
-        <w:br/>
-        <w:t xml:space="preserve">        db.session.add(bourse)</w:t>
-      </w:r>
-      <w:r>
-        <w:rPr>
-          <w:rFonts w:ascii="Courier New" w:hAnsi="Courier New"/>
-          <w:sz w:val="20"/>
-        </w:rPr>
-        <w:br/>
-        <w:t xml:space="preserve">        count += 1</w:t>
-      </w:r>
-      <w:r>
-        <w:rPr>
-          <w:rFonts w:ascii="Courier New" w:hAnsi="Courier New"/>
-          <w:sz w:val="20"/>
-        </w:rPr>
-        <w:br/>
-        <w:t xml:space="preserve">    site.derniere_execution = datetime.now(timezone.</w:t>
-      </w:r>
-      <w:r>
-        <w:rPr>
-          <w:rFonts w:ascii="Courier New" w:hAnsi="Courier New"/>
-          <w:sz w:val="20"/>
-        </w:rPr>
-        <w:t>utc)</w:t>
-      </w:r>
-      <w:r>
-        <w:rPr>
-          <w:rFonts w:ascii="Courier New" w:hAnsi="Courier New"/>
-          <w:sz w:val="20"/>
-        </w:rPr>
-        <w:br/>
-        <w:t xml:space="preserve">    db.session.commit()</w:t>
-      </w:r>
-      <w:r>
-        <w:rPr>
-          <w:rFonts w:ascii="Courier New" w:hAnsi="Courier New"/>
-          <w:sz w:val="20"/>
-        </w:rPr>
-        <w:br/>
-        <w:t xml:space="preserve">    return count</w:t>
+        <w:t xml:space="preserve">Annexe </w:t>
+      </w:r>
+      <w:r>
+        <w:rPr>
+          <w:color w:val="2E74B5"/>
+          <w:sz w:val="28"/>
+          <w:u w:val="single"/>
+          <w:lang w:val="fr-FR"/>
+        </w:rPr>
+        <w:t>E</w:t>
+      </w:r>
+      <w:r>
+        <w:rPr>
+          <w:color w:val="2E74B5"/>
+          <w:sz w:val="28"/>
+          <w:u w:val="single"/>
+          <w:lang w:val="fr-FR"/>
+        </w:rPr>
+        <w:t xml:space="preserve"> : </w:t>
+      </w:r>
+      <w:r>
+        <w:rPr>
+          <w:color w:val="2E74B5"/>
+          <w:sz w:val="28"/>
+          <w:u w:val="single"/>
+          <w:lang w:val="fr-FR"/>
+        </w:rPr>
+        <w:t>Lien GitHub</w:t>
+      </w:r>
+    </w:p>
+    <w:p>
+      <w:pPr>
+        <w:spacing w:after="120"/>
+        <w:ind w:left="567"/>
+        <w:rPr>
+          <w:color w:val="2E74B5"/>
+          <w:sz w:val="28"/>
+          <w:lang w:val="fr-FR"/>
+        </w:rPr>
+      </w:pPr>
+      <w:r>
+        <w:rPr>
+          <w:color w:val="2E74B5"/>
+          <w:sz w:val="28"/>
+          <w:lang w:val="fr-FR"/>
+        </w:rPr>
+        <w:t xml:space="preserve"> </w:t>
+      </w:r>
+      <w:bookmarkStart w:id="0" w:name="_GoBack"/>
+      <w:bookmarkEnd w:id="0"/>
+    </w:p>
+    <w:p>
+      <w:pPr>
+        <w:spacing w:after="120"/>
+        <w:ind w:left="567"/>
+        <w:rPr>
+          <w:lang w:val="fr-FR"/>
+        </w:rPr>
+      </w:pPr>
+      <w:hyperlink r:id="rId17" w:history="1">
+        <w:r>
+          <w:rPr>
+            <w:rStyle w:val="Hyperlink"/>
+            <w:lang w:val="fr-FR"/>
+          </w:rPr>
+          <w:t>https://github.com/Ghislain-KIMA/SongT</w:t>
+        </w:r>
+        <w:r>
+          <w:rPr>
+            <w:rStyle w:val="Hyperlink"/>
+            <w:lang w:val="fr-FR"/>
+          </w:rPr>
+          <w:t>a</w:t>
+        </w:r>
+        <w:r>
+          <w:rPr>
+            <w:rStyle w:val="Hyperlink"/>
+            <w:lang w:val="fr-FR"/>
+          </w:rPr>
+          <w:t>aba.git</w:t>
+        </w:r>
+      </w:hyperlink>
+      <w:r>
+        <w:rPr>
+          <w:lang w:val="fr-FR"/>
+        </w:rPr>
+        <w:t xml:space="preserve"> </w:t>
       </w:r>
     </w:p>
     <w:sectPr>
@@ -8553,6 +9296,56 @@
     </w:sectPr>
   </w:body>
 </w:document>
+</file>
+
+<file path=word/endnotes.xml><?xml version="1.0" encoding="utf-8"?>
+<w:endnotes xmlns:wpc="http://schemas.microsoft.com/office/word/2010/wordprocessingCanvas" xmlns:cx="http://schemas.microsoft.com/office/drawing/2014/chartex" xmlns:cx1="http://schemas.microsoft.com/office/drawing/2015/9/8/chartex" xmlns:cx2="http://schemas.microsoft.com/office/drawing/2015/10/21/chartex" xmlns:cx3="http://schemas.microsoft.com/office/drawing/2016/5/9/chartex" xmlns:cx4="http://schemas.microsoft.com/office/drawing/2016/5/10/chartex" xmlns:cx5="http://schemas.microsoft.com/office/drawing/2016/5/11/chartex" xmlns:cx6="http://schemas.microsoft.com/office/drawing/2016/5/12/chartex" xmlns:cx7="http://schemas.microsoft.com/office/drawing/2016/5/13/chartex" xmlns:cx8="http://schemas.microsoft.com/office/drawing/2016/5/14/chartex" xmlns:mc="http://schemas.openxmlformats.org/markup-compatibility/2006" xmlns:aink="http://schemas.microsoft.com/office/drawing/2016/ink" xmlns:am3d="http://schemas.microsoft.com/office/drawing/2017/model3d" xmlns:o="urn:schemas-microsoft-com:office:office" xmlns:r="http://schemas.openxmlformats.org/officeDocument/2006/relationships" xmlns:m="http://schemas.openxmlformats.org/officeDocument/2006/math" xmlns:v="urn:schemas-microsoft-com:vml" xmlns:wp14="http://schemas.microsoft.com/office/word/2010/wordprocessingDrawing" xmlns:wp="http://schemas.openxmlformats.org/drawingml/2006/wordprocessingDrawing" xmlns:w10="urn:schemas-microsoft-com:office:word" xmlns:w="http://schemas.openxmlformats.org/wordprocessingml/2006/main" xmlns:w14="http://schemas.microsoft.com/office/word/2010/wordml" xmlns:w15="http://schemas.microsoft.com/office/word/2012/wordml" xmlns:w16cid="http://schemas.microsoft.com/office/word/2016/wordml/cid" xmlns:w16se="http://schemas.microsoft.com/office/word/2015/wordml/symex" xmlns:wpg="http://schemas.microsoft.com/office/word/2010/wordprocessingGroup" xmlns:wpi="http://schemas.microsoft.com/office/word/2010/wordprocessingInk" xmlns:wne="http://schemas.microsoft.com/office/word/2006/wordml" xmlns:wps="http://schemas.microsoft.com/office/word/2010/wordprocessingShape" mc:Ignorable="w14 w15 w16se w16cid wp14">
+  <w:endnote w:type="separator" w:id="-1">
+    <w:p>
+      <w:pPr>
+        <w:spacing w:after="0" w:line="240" w:lineRule="auto"/>
+      </w:pPr>
+      <w:r>
+        <w:separator/>
+      </w:r>
+    </w:p>
+  </w:endnote>
+  <w:endnote w:type="continuationSeparator" w:id="0">
+    <w:p>
+      <w:pPr>
+        <w:spacing w:after="0" w:line="240" w:lineRule="auto"/>
+      </w:pPr>
+      <w:r>
+        <w:continuationSeparator/>
+      </w:r>
+    </w:p>
+  </w:endnote>
+</w:endnotes>
+</file>
+
+<file path=word/footnotes.xml><?xml version="1.0" encoding="utf-8"?>
+<w:footnotes xmlns:wpc="http://schemas.microsoft.com/office/word/2010/wordprocessingCanvas" xmlns:cx="http://schemas.microsoft.com/office/drawing/2014/chartex" xmlns:cx1="http://schemas.microsoft.com/office/drawing/2015/9/8/chartex" xmlns:cx2="http://schemas.microsoft.com/office/drawing/2015/10/21/chartex" xmlns:cx3="http://schemas.microsoft.com/office/drawing/2016/5/9/chartex" xmlns:cx4="http://schemas.microsoft.com/office/drawing/2016/5/10/chartex" xmlns:cx5="http://schemas.microsoft.com/office/drawing/2016/5/11/chartex" xmlns:cx6="http://schemas.microsoft.com/office/drawing/2016/5/12/chartex" xmlns:cx7="http://schemas.microsoft.com/office/drawing/2016/5/13/chartex" xmlns:cx8="http://schemas.microsoft.com/office/drawing/2016/5/14/chartex" xmlns:mc="http://schemas.openxmlformats.org/markup-compatibility/2006" xmlns:aink="http://schemas.microsoft.com/office/drawing/2016/ink" xmlns:am3d="http://schemas.microsoft.com/office/drawing/2017/model3d" xmlns:o="urn:schemas-microsoft-com:office:office" xmlns:r="http://schemas.openxmlformats.org/officeDocument/2006/relationships" xmlns:m="http://schemas.openxmlformats.org/officeDocument/2006/math" xmlns:v="urn:schemas-microsoft-com:vml" xmlns:wp14="http://schemas.microsoft.com/office/word/2010/wordprocessingDrawing" xmlns:wp="http://schemas.openxmlformats.org/drawingml/2006/wordprocessingDrawing" xmlns:w10="urn:schemas-microsoft-com:office:word" xmlns:w="http://schemas.openxmlformats.org/wordprocessingml/2006/main" xmlns:w14="http://schemas.microsoft.com/office/word/2010/wordml" xmlns:w15="http://schemas.microsoft.com/office/word/2012/wordml" xmlns:w16cid="http://schemas.microsoft.com/office/word/2016/wordml/cid" xmlns:w16se="http://schemas.microsoft.com/office/word/2015/wordml/symex" xmlns:wpg="http://schemas.microsoft.com/office/word/2010/wordprocessingGroup" xmlns:wpi="http://schemas.microsoft.com/office/word/2010/wordprocessingInk" xmlns:wne="http://schemas.microsoft.com/office/word/2006/wordml" xmlns:wps="http://schemas.microsoft.com/office/word/2010/wordprocessingShape" mc:Ignorable="w14 w15 w16se w16cid wp14">
+  <w:footnote w:type="separator" w:id="-1">
+    <w:p>
+      <w:pPr>
+        <w:spacing w:after="0" w:line="240" w:lineRule="auto"/>
+      </w:pPr>
+      <w:r>
+        <w:separator/>
+      </w:r>
+    </w:p>
+  </w:footnote>
+  <w:footnote w:type="continuationSeparator" w:id="0">
+    <w:p>
+      <w:pPr>
+        <w:spacing w:after="0" w:line="240" w:lineRule="auto"/>
+      </w:pPr>
+      <w:r>
+        <w:continuationSeparator/>
+      </w:r>
+    </w:p>
+  </w:footnote>
+</w:footnotes>
 </file>
 
 <file path=word/numbering.xml><?xml version="1.0" encoding="utf-8"?>
@@ -9043,10 +9836,6 @@
     <w:lsdException w:name="Book Title" w:uiPriority="33" w:qFormat="1"/>
     <w:lsdException w:name="Bibliography" w:semiHidden="1" w:uiPriority="37" w:unhideWhenUsed="1"/>
     <w:lsdException w:name="TOC Heading" w:semiHidden="1" w:uiPriority="39" w:unhideWhenUsed="1" w:qFormat="1"/>
-    <w:lsdException w:name="Grid Table Light" w:semiHidden="1" w:unhideWhenUsed="1"/>
-    <w:lsdException w:name="Grid Table 1 Light" w:semiHidden="1" w:unhideWhenUsed="1"/>
-    <w:lsdException w:name="Grid Table 2" w:semiHidden="1" w:unhideWhenUsed="1"/>
-    <w:lsdException w:name="Grid Table 3" w:semiHidden="1" w:unhideWhenUsed="1"/>
     <w:lsdException w:name="Grid Table 4" w:uiPriority="49"/>
     <w:lsdException w:name="Grid Table 5 Dark" w:uiPriority="50"/>
     <w:lsdException w:name="Grid Table 6 Colorful" w:uiPriority="51"/>
@@ -20144,6 +20933,57 @@
       </w:tcPr>
     </w:tblStylePr>
   </w:style>
+  <w:style w:type="paragraph" w:styleId="NormalWeb">
+    <w:name w:val="Normal (Web)"/>
+    <w:basedOn w:val="Normal"/>
+    <w:uiPriority w:val="99"/>
+    <w:semiHidden/>
+    <w:unhideWhenUsed/>
+    <w:rsid w:val="000901F2"/>
+    <w:pPr>
+      <w:spacing w:before="100" w:beforeAutospacing="1" w:after="100" w:afterAutospacing="1" w:line="240" w:lineRule="auto"/>
+    </w:pPr>
+    <w:rPr>
+      <w:rFonts w:eastAsia="Times New Roman" w:cs="Times New Roman"/>
+      <w:szCs w:val="24"/>
+      <w:lang w:val="fr-BF" w:eastAsia="fr-BF"/>
+    </w:rPr>
+  </w:style>
+  <w:style w:type="character" w:styleId="Hyperlink">
+    <w:name w:val="Hyperlink"/>
+    <w:basedOn w:val="DefaultParagraphFont"/>
+    <w:uiPriority w:val="99"/>
+    <w:unhideWhenUsed/>
+    <w:rsid w:val="00674F26"/>
+    <w:rPr>
+      <w:color w:val="0000FF" w:themeColor="hyperlink"/>
+      <w:u w:val="single"/>
+    </w:rPr>
+  </w:style>
+  <w:style w:type="character" w:styleId="UnresolvedMention">
+    <w:name w:val="Unresolved Mention"/>
+    <w:basedOn w:val="DefaultParagraphFont"/>
+    <w:uiPriority w:val="99"/>
+    <w:semiHidden/>
+    <w:unhideWhenUsed/>
+    <w:rsid w:val="00674F26"/>
+    <w:rPr>
+      <w:color w:val="605E5C"/>
+      <w:shd w:val="clear" w:color="auto" w:fill="E1DFDD"/>
+    </w:rPr>
+  </w:style>
+  <w:style w:type="character" w:styleId="FollowedHyperlink">
+    <w:name w:val="FollowedHyperlink"/>
+    <w:basedOn w:val="DefaultParagraphFont"/>
+    <w:uiPriority w:val="99"/>
+    <w:semiHidden/>
+    <w:unhideWhenUsed/>
+    <w:rsid w:val="00674F26"/>
+    <w:rPr>
+      <w:color w:val="800080" w:themeColor="followedHyperlink"/>
+      <w:u w:val="single"/>
+    </w:rPr>
+  </w:style>
 </w:styles>
 </file>
 
@@ -20472,7 +21312,7 @@
 </file>
 
 <file path=customXml/itemProps1.xml><?xml version="1.0" encoding="utf-8"?>
-<ds:datastoreItem xmlns:ds="http://schemas.openxmlformats.org/officeDocument/2006/customXml" ds:itemID="{FE3128E7-7805-45F6-8E59-E2233C24B01C}">
+<ds:datastoreItem xmlns:ds="http://schemas.openxmlformats.org/officeDocument/2006/customXml" ds:itemID="{402C20D5-2D5B-4694-B43B-4D7FEC0FD3E4}">
   <ds:schemaRefs>
     <ds:schemaRef ds:uri="http://schemas.openxmlformats.org/officeDocument/2006/bibliography"/>
   </ds:schemaRefs>
